--- a/documentation/Техническое задание.docx
+++ b/documentation/Техническое задание.docx
@@ -900,9 +900,11 @@
     <w:sdt>
       <w:sdtPr>
         <w:rPr>
-          <w:rFonts w:ascii="Times New Roman" w:hAnsi="Times New Roman" w:cs="Times New Roman"/>
-          <w:sz w:val="28"/>
-          <w:szCs w:val="28"/>
+          <w:rFonts w:ascii="Times New Roman" w:eastAsiaTheme="minorHAnsi" w:hAnsi="Times New Roman" w:cs="Times New Roman"/>
+          <w:color w:val="auto"/>
+          <w:sz w:val="28"/>
+          <w:szCs w:val="28"/>
+          <w:lang w:eastAsia="en-US"/>
         </w:rPr>
         <w:id w:val="-442380524"/>
         <w:docPartObj>
@@ -912,13 +914,11 @@
       </w:sdtPr>
       <w:sdtEndPr>
         <w:rPr>
-          <w:rFonts w:asciiTheme="minorHAnsi" w:eastAsiaTheme="minorHAnsi" w:hAnsiTheme="minorHAnsi" w:cstheme="minorBidi"/>
+          <w:rFonts w:asciiTheme="minorHAnsi" w:hAnsiTheme="minorHAnsi" w:cstheme="minorBidi"/>
           <w:b/>
           <w:bCs/>
-          <w:color w:val="auto"/>
           <w:sz w:val="22"/>
           <w:szCs w:val="22"/>
-          <w:lang w:eastAsia="en-US"/>
         </w:rPr>
       </w:sdtEndPr>
       <w:sdtContent>
@@ -985,7 +985,7 @@
             </w:rPr>
             <w:fldChar w:fldCharType="separate"/>
           </w:r>
-          <w:hyperlink w:anchor="_Toc194206921" w:history="1">
+          <w:hyperlink w:anchor="_Toc199108460" w:history="1">
             <w:r>
               <w:rPr>
                 <w:rStyle w:val="af3"/>
@@ -1024,7 +1024,7 @@
                 <w:sz w:val="28"/>
                 <w:szCs w:val="28"/>
               </w:rPr>
-              <w:instrText xml:space="preserve"> PAGEREF _Toc194206921 \h </w:instrText>
+              <w:instrText xml:space="preserve"> PAGEREF _Toc199108460 \h </w:instrText>
             </w:r>
             <w:r>
               <w:rPr>
@@ -1083,7 +1083,7 @@
               <w:lang w:eastAsia="ru-RU"/>
             </w:rPr>
           </w:pPr>
-          <w:hyperlink w:anchor="_Toc194206922" w:history="1">
+          <w:hyperlink w:anchor="_Toc199108461" w:history="1">
             <w:r>
               <w:rPr>
                 <w:rStyle w:val="af3"/>
@@ -1122,7 +1122,7 @@
                 <w:sz w:val="28"/>
                 <w:szCs w:val="28"/>
               </w:rPr>
-              <w:instrText xml:space="preserve"> PAGEREF _Toc194206922 \h </w:instrText>
+              <w:instrText xml:space="preserve"> PAGEREF _Toc199108461 \h </w:instrText>
             </w:r>
             <w:r>
               <w:rPr>
@@ -1181,7 +1181,7 @@
               <w:lang w:eastAsia="ru-RU"/>
             </w:rPr>
           </w:pPr>
-          <w:hyperlink w:anchor="_Toc194206923" w:history="1">
+          <w:hyperlink w:anchor="_Toc199108462" w:history="1">
             <w:r>
               <w:rPr>
                 <w:rStyle w:val="af3"/>
@@ -1220,7 +1220,7 @@
                 <w:sz w:val="28"/>
                 <w:szCs w:val="28"/>
               </w:rPr>
-              <w:instrText xml:space="preserve"> PAGEREF _Toc194206923 \h </w:instrText>
+              <w:instrText xml:space="preserve"> PAGEREF _Toc199108462 \h </w:instrText>
             </w:r>
             <w:r>
               <w:rPr>
@@ -1279,7 +1279,7 @@
               <w:lang w:eastAsia="ru-RU"/>
             </w:rPr>
           </w:pPr>
-          <w:hyperlink w:anchor="_Toc194206924" w:history="1">
+          <w:hyperlink w:anchor="_Toc199108463" w:history="1">
             <w:r>
               <w:rPr>
                 <w:rStyle w:val="af3"/>
@@ -1318,7 +1318,7 @@
                 <w:sz w:val="28"/>
                 <w:szCs w:val="28"/>
               </w:rPr>
-              <w:instrText xml:space="preserve"> PAGEREF _Toc194206924 \h </w:instrText>
+              <w:instrText xml:space="preserve"> PAGEREF _Toc199108463 \h </w:instrText>
             </w:r>
             <w:r>
               <w:rPr>
@@ -1377,7 +1377,7 @@
               <w:lang w:eastAsia="ru-RU"/>
             </w:rPr>
           </w:pPr>
-          <w:hyperlink w:anchor="_Toc194206925" w:history="1">
+          <w:hyperlink w:anchor="_Toc199108464" w:history="1">
             <w:r>
               <w:rPr>
                 <w:rStyle w:val="af3"/>
@@ -1416,7 +1416,7 @@
                 <w:sz w:val="28"/>
                 <w:szCs w:val="28"/>
               </w:rPr>
-              <w:instrText xml:space="preserve"> PAGEREF _Toc194206925 \h </w:instrText>
+              <w:instrText xml:space="preserve"> PAGEREF _Toc199108464 \h </w:instrText>
             </w:r>
             <w:r>
               <w:rPr>
@@ -1475,7 +1475,7 @@
               <w:lang w:eastAsia="ru-RU"/>
             </w:rPr>
           </w:pPr>
-          <w:hyperlink w:anchor="_Toc194206926" w:history="1">
+          <w:hyperlink w:anchor="_Toc199108465" w:history="1">
             <w:r>
               <w:rPr>
                 <w:rStyle w:val="af3"/>
@@ -1514,7 +1514,7 @@
                 <w:sz w:val="28"/>
                 <w:szCs w:val="28"/>
               </w:rPr>
-              <w:instrText xml:space="preserve"> PAGEREF _Toc194206926 \h </w:instrText>
+              <w:instrText xml:space="preserve"> PAGEREF _Toc199108465 \h </w:instrText>
             </w:r>
             <w:r>
               <w:rPr>
@@ -1573,7 +1573,7 @@
               <w:lang w:eastAsia="ru-RU"/>
             </w:rPr>
           </w:pPr>
-          <w:hyperlink w:anchor="_Toc194206927" w:history="1">
+          <w:hyperlink w:anchor="_Toc199108466" w:history="1">
             <w:r>
               <w:rPr>
                 <w:rStyle w:val="af3"/>
@@ -1612,7 +1612,7 @@
                 <w:sz w:val="28"/>
                 <w:szCs w:val="28"/>
               </w:rPr>
-              <w:instrText xml:space="preserve"> PAGEREF _Toc194206927 \h </w:instrText>
+              <w:instrText xml:space="preserve"> PAGEREF _Toc199108466 \h </w:instrText>
             </w:r>
             <w:r>
               <w:rPr>
@@ -1671,7 +1671,7 @@
               <w:lang w:eastAsia="ru-RU"/>
             </w:rPr>
           </w:pPr>
-          <w:hyperlink w:anchor="_Toc194206928" w:history="1">
+          <w:hyperlink w:anchor="_Toc199108467" w:history="1">
             <w:r>
               <w:rPr>
                 <w:rStyle w:val="af3"/>
@@ -1710,7 +1710,7 @@
                 <w:sz w:val="28"/>
                 <w:szCs w:val="28"/>
               </w:rPr>
-              <w:instrText xml:space="preserve"> PAGEREF _Toc194206928 \h </w:instrText>
+              <w:instrText xml:space="preserve"> PAGEREF _Toc199108467 \h </w:instrText>
             </w:r>
             <w:r>
               <w:rPr>
@@ -1769,7 +1769,7 @@
               <w:lang w:eastAsia="ru-RU"/>
             </w:rPr>
           </w:pPr>
-          <w:hyperlink w:anchor="_Toc194206929" w:history="1">
+          <w:hyperlink w:anchor="_Toc199108468" w:history="1">
             <w:r>
               <w:rPr>
                 <w:rStyle w:val="af3"/>
@@ -1808,7 +1808,7 @@
                 <w:sz w:val="28"/>
                 <w:szCs w:val="28"/>
               </w:rPr>
-              <w:instrText xml:space="preserve"> PAGEREF _Toc194206929 \h </w:instrText>
+              <w:instrText xml:space="preserve"> PAGEREF _Toc199108468 \h </w:instrText>
             </w:r>
             <w:r>
               <w:rPr>
@@ -1867,7 +1867,7 @@
               <w:lang w:eastAsia="ru-RU"/>
             </w:rPr>
           </w:pPr>
-          <w:hyperlink w:anchor="_Toc194206930" w:history="1">
+          <w:hyperlink w:anchor="_Toc199108469" w:history="1">
             <w:r>
               <w:rPr>
                 <w:rStyle w:val="af3"/>
@@ -1906,7 +1906,7 @@
                 <w:sz w:val="28"/>
                 <w:szCs w:val="28"/>
               </w:rPr>
-              <w:instrText xml:space="preserve"> PAGEREF _Toc194206930 \h </w:instrText>
+              <w:instrText xml:space="preserve"> PAGEREF _Toc199108469 \h </w:instrText>
             </w:r>
             <w:r>
               <w:rPr>
@@ -1965,7 +1965,7 @@
               <w:lang w:eastAsia="ru-RU"/>
             </w:rPr>
           </w:pPr>
-          <w:hyperlink w:anchor="_Toc194206931" w:history="1">
+          <w:hyperlink w:anchor="_Toc199108470" w:history="1">
             <w:r>
               <w:rPr>
                 <w:rStyle w:val="af3"/>
@@ -2004,7 +2004,7 @@
                 <w:sz w:val="28"/>
                 <w:szCs w:val="28"/>
               </w:rPr>
-              <w:instrText xml:space="preserve"> PAGEREF _Toc194206931 \h </w:instrText>
+              <w:instrText xml:space="preserve"> PAGEREF _Toc199108470 \h </w:instrText>
             </w:r>
             <w:r>
               <w:rPr>
@@ -2064,7 +2064,7 @@
               <w:lang w:eastAsia="ru-RU"/>
             </w:rPr>
           </w:pPr>
-          <w:hyperlink w:anchor="_Toc194206932" w:history="1">
+          <w:hyperlink w:anchor="_Toc199108471" w:history="1">
             <w:r>
               <w:rPr>
                 <w:rStyle w:val="af3"/>
@@ -2123,7 +2123,7 @@
                 <w:sz w:val="28"/>
                 <w:szCs w:val="28"/>
               </w:rPr>
-              <w:instrText xml:space="preserve"> PAGEREF _Toc194206932 \h </w:instrText>
+              <w:instrText xml:space="preserve"> PAGEREF _Toc199108471 \h </w:instrText>
             </w:r>
             <w:r>
               <w:rPr>
@@ -2183,7 +2183,7 @@
               <w:lang w:eastAsia="ru-RU"/>
             </w:rPr>
           </w:pPr>
-          <w:hyperlink w:anchor="_Toc194206933" w:history="1">
+          <w:hyperlink w:anchor="_Toc199108472" w:history="1">
             <w:r>
               <w:rPr>
                 <w:rStyle w:val="af3"/>
@@ -2242,7 +2242,7 @@
                 <w:sz w:val="28"/>
                 <w:szCs w:val="28"/>
               </w:rPr>
-              <w:instrText xml:space="preserve"> PAGEREF _Toc194206933 \h </w:instrText>
+              <w:instrText xml:space="preserve"> PAGEREF _Toc199108472 \h </w:instrText>
             </w:r>
             <w:r>
               <w:rPr>
@@ -2301,7 +2301,7 @@
               <w:lang w:eastAsia="ru-RU"/>
             </w:rPr>
           </w:pPr>
-          <w:hyperlink w:anchor="_Toc194206934" w:history="1">
+          <w:hyperlink w:anchor="_Toc199108473" w:history="1">
             <w:r>
               <w:rPr>
                 <w:rStyle w:val="af3"/>
@@ -2340,7 +2340,7 @@
                 <w:sz w:val="28"/>
                 <w:szCs w:val="28"/>
               </w:rPr>
-              <w:instrText xml:space="preserve"> PAGEREF _Toc194206934 \h </w:instrText>
+              <w:instrText xml:space="preserve"> PAGEREF _Toc199108473 \h </w:instrText>
             </w:r>
             <w:r>
               <w:rPr>
@@ -2400,7 +2400,7 @@
               <w:lang w:eastAsia="ru-RU"/>
             </w:rPr>
           </w:pPr>
-          <w:hyperlink w:anchor="_Toc194206935" w:history="1">
+          <w:hyperlink w:anchor="_Toc199108474" w:history="1">
             <w:r>
               <w:rPr>
                 <w:rStyle w:val="af3"/>
@@ -2459,7 +2459,7 @@
                 <w:sz w:val="28"/>
                 <w:szCs w:val="28"/>
               </w:rPr>
-              <w:instrText xml:space="preserve"> PAGEREF _Toc194206935 \h </w:instrText>
+              <w:instrText xml:space="preserve"> PAGEREF _Toc199108474 \h </w:instrText>
             </w:r>
             <w:r>
               <w:rPr>
@@ -2519,7 +2519,7 @@
               <w:lang w:eastAsia="ru-RU"/>
             </w:rPr>
           </w:pPr>
-          <w:hyperlink w:anchor="_Toc194206936" w:history="1">
+          <w:hyperlink w:anchor="_Toc199108475" w:history="1">
             <w:r>
               <w:rPr>
                 <w:rStyle w:val="af3"/>
@@ -2578,7 +2578,7 @@
                 <w:sz w:val="28"/>
                 <w:szCs w:val="28"/>
               </w:rPr>
-              <w:instrText xml:space="preserve"> PAGEREF _Toc194206936 \h </w:instrText>
+              <w:instrText xml:space="preserve"> PAGEREF _Toc199108475 \h </w:instrText>
             </w:r>
             <w:r>
               <w:rPr>
@@ -2638,7 +2638,7 @@
               <w:lang w:eastAsia="ru-RU"/>
             </w:rPr>
           </w:pPr>
-          <w:hyperlink w:anchor="_Toc194206937" w:history="1">
+          <w:hyperlink w:anchor="_Toc199108476" w:history="1">
             <w:r>
               <w:rPr>
                 <w:rStyle w:val="af3"/>
@@ -2697,7 +2697,7 @@
                 <w:sz w:val="28"/>
                 <w:szCs w:val="28"/>
               </w:rPr>
-              <w:instrText xml:space="preserve"> PAGEREF _Toc194206937 \h </w:instrText>
+              <w:instrText xml:space="preserve"> PAGEREF _Toc199108476 \h </w:instrText>
             </w:r>
             <w:r>
               <w:rPr>
@@ -2756,7 +2756,7 @@
               <w:lang w:eastAsia="ru-RU"/>
             </w:rPr>
           </w:pPr>
-          <w:hyperlink w:anchor="_Toc194206938" w:history="1">
+          <w:hyperlink w:anchor="_Toc199108477" w:history="1">
             <w:r>
               <w:rPr>
                 <w:rStyle w:val="af3"/>
@@ -2795,7 +2795,7 @@
                 <w:sz w:val="28"/>
                 <w:szCs w:val="28"/>
               </w:rPr>
-              <w:instrText xml:space="preserve"> PAGEREF _Toc194206938 \h </w:instrText>
+              <w:instrText xml:space="preserve"> PAGEREF _Toc199108477 \h </w:instrText>
             </w:r>
             <w:r>
               <w:rPr>
@@ -2855,7 +2855,7 @@
               <w:lang w:eastAsia="ru-RU"/>
             </w:rPr>
           </w:pPr>
-          <w:hyperlink w:anchor="_Toc194206939" w:history="1">
+          <w:hyperlink w:anchor="_Toc199108478" w:history="1">
             <w:r>
               <w:rPr>
                 <w:rStyle w:val="af3"/>
@@ -2914,7 +2914,7 @@
                 <w:sz w:val="28"/>
                 <w:szCs w:val="28"/>
               </w:rPr>
-              <w:instrText xml:space="preserve"> PAGEREF _Toc194206939 \h </w:instrText>
+              <w:instrText xml:space="preserve"> PAGEREF _Toc199108478 \h </w:instrText>
             </w:r>
             <w:r>
               <w:rPr>
@@ -2974,7 +2974,7 @@
               <w:lang w:eastAsia="ru-RU"/>
             </w:rPr>
           </w:pPr>
-          <w:hyperlink w:anchor="_Toc194206940" w:history="1">
+          <w:hyperlink w:anchor="_Toc199108479" w:history="1">
             <w:r>
               <w:rPr>
                 <w:rStyle w:val="af3"/>
@@ -3033,7 +3033,7 @@
                 <w:sz w:val="28"/>
                 <w:szCs w:val="28"/>
               </w:rPr>
-              <w:instrText xml:space="preserve"> PAGEREF _Toc194206940 \h </w:instrText>
+              <w:instrText xml:space="preserve"> PAGEREF _Toc199108479 \h </w:instrText>
             </w:r>
             <w:r>
               <w:rPr>
@@ -3092,7 +3092,7 @@
               <w:lang w:eastAsia="ru-RU"/>
             </w:rPr>
           </w:pPr>
-          <w:hyperlink w:anchor="_Toc194206941" w:history="1">
+          <w:hyperlink w:anchor="_Toc199108480" w:history="1">
             <w:r>
               <w:rPr>
                 <w:rStyle w:val="af3"/>
@@ -3131,7 +3131,7 @@
                 <w:sz w:val="28"/>
                 <w:szCs w:val="28"/>
               </w:rPr>
-              <w:instrText xml:space="preserve"> PAGEREF _Toc194206941 \h </w:instrText>
+              <w:instrText xml:space="preserve"> PAGEREF _Toc199108480 \h </w:instrText>
             </w:r>
             <w:r>
               <w:rPr>
@@ -3191,7 +3191,7 @@
               <w:lang w:eastAsia="ru-RU"/>
             </w:rPr>
           </w:pPr>
-          <w:hyperlink w:anchor="_Toc194206942" w:history="1">
+          <w:hyperlink w:anchor="_Toc199108481" w:history="1">
             <w:r>
               <w:rPr>
                 <w:rStyle w:val="af3"/>
@@ -3250,7 +3250,7 @@
                 <w:sz w:val="28"/>
                 <w:szCs w:val="28"/>
               </w:rPr>
-              <w:instrText xml:space="preserve"> PAGEREF _Toc194206942 \h </w:instrText>
+              <w:instrText xml:space="preserve"> PAGEREF _Toc199108481 \h </w:instrText>
             </w:r>
             <w:r>
               <w:rPr>
@@ -3310,7 +3310,7 @@
               <w:lang w:eastAsia="ru-RU"/>
             </w:rPr>
           </w:pPr>
-          <w:hyperlink w:anchor="_Toc194206943" w:history="1">
+          <w:hyperlink w:anchor="_Toc199108482" w:history="1">
             <w:r>
               <w:rPr>
                 <w:rStyle w:val="af3"/>
@@ -3339,7 +3339,7 @@
                 <w:sz w:val="28"/>
                 <w:szCs w:val="28"/>
               </w:rPr>
-              <w:t>Требования к надежности</w:t>
+              <w:t>Требования к эргономике и технической эстетике</w:t>
             </w:r>
             <w:r>
               <w:rPr>
@@ -3369,7 +3369,7 @@
                 <w:sz w:val="28"/>
                 <w:szCs w:val="28"/>
               </w:rPr>
-              <w:instrText xml:space="preserve"> PAGEREF _Toc194206943 \h </w:instrText>
+              <w:instrText xml:space="preserve"> PAGEREF _Toc199108482 \h </w:instrText>
             </w:r>
             <w:r>
               <w:rPr>
@@ -3429,7 +3429,7 @@
               <w:lang w:eastAsia="ru-RU"/>
             </w:rPr>
           </w:pPr>
-          <w:hyperlink w:anchor="_Toc194206944" w:history="1">
+          <w:hyperlink w:anchor="_Toc199108483" w:history="1">
             <w:r>
               <w:rPr>
                 <w:rStyle w:val="af3"/>
@@ -3458,7 +3458,7 @@
                 <w:sz w:val="28"/>
                 <w:szCs w:val="28"/>
               </w:rPr>
-              <w:t>Требования к эргономике и технической эстетике</w:t>
+              <w:t>Требования к защите информации от несанкционированного доступа</w:t>
             </w:r>
             <w:r>
               <w:rPr>
@@ -3488,7 +3488,7 @@
                 <w:sz w:val="28"/>
                 <w:szCs w:val="28"/>
               </w:rPr>
-              <w:instrText xml:space="preserve"> PAGEREF _Toc194206944 \h </w:instrText>
+              <w:instrText xml:space="preserve"> PAGEREF _Toc199108483 \h </w:instrText>
             </w:r>
             <w:r>
               <w:rPr>
@@ -3518,6 +3518,202 @@
                 <w:szCs w:val="28"/>
               </w:rPr>
               <w:t>13</w:t>
+            </w:r>
+            <w:r>
+              <w:rPr>
+                <w:rFonts w:ascii="Times New Roman" w:hAnsi="Times New Roman" w:cs="Times New Roman"/>
+                <w:noProof/>
+                <w:webHidden/>
+                <w:sz w:val="28"/>
+                <w:szCs w:val="28"/>
+              </w:rPr>
+              <w:fldChar w:fldCharType="end"/>
+            </w:r>
+          </w:hyperlink>
+        </w:p>
+        <w:p>
+          <w:pPr>
+            <w:pStyle w:val="12"/>
+            <w:tabs>
+              <w:tab w:val="right" w:leader="dot" w:pos="9345"/>
+            </w:tabs>
+            <w:spacing w:line="360" w:lineRule="auto"/>
+            <w:jc w:val="both"/>
+            <w:rPr>
+              <w:rFonts w:ascii="Times New Roman" w:eastAsiaTheme="minorEastAsia" w:hAnsi="Times New Roman" w:cs="Times New Roman"/>
+              <w:noProof/>
+              <w:sz w:val="28"/>
+              <w:szCs w:val="28"/>
+              <w:lang w:eastAsia="ru-RU"/>
+            </w:rPr>
+          </w:pPr>
+          <w:hyperlink w:anchor="_Toc199108484" w:history="1">
+            <w:r>
+              <w:rPr>
+                <w:rStyle w:val="af3"/>
+                <w:rFonts w:ascii="Times New Roman" w:hAnsi="Times New Roman" w:cs="Times New Roman"/>
+                <w:noProof/>
+                <w:sz w:val="28"/>
+                <w:szCs w:val="28"/>
+              </w:rPr>
+              <w:t>5 Описание приложения</w:t>
+            </w:r>
+            <w:r>
+              <w:rPr>
+                <w:rFonts w:ascii="Times New Roman" w:hAnsi="Times New Roman" w:cs="Times New Roman"/>
+                <w:noProof/>
+                <w:webHidden/>
+                <w:sz w:val="28"/>
+                <w:szCs w:val="28"/>
+              </w:rPr>
+              <w:tab/>
+            </w:r>
+            <w:r>
+              <w:rPr>
+                <w:rFonts w:ascii="Times New Roman" w:hAnsi="Times New Roman" w:cs="Times New Roman"/>
+                <w:noProof/>
+                <w:webHidden/>
+                <w:sz w:val="28"/>
+                <w:szCs w:val="28"/>
+              </w:rPr>
+              <w:fldChar w:fldCharType="begin"/>
+            </w:r>
+            <w:r>
+              <w:rPr>
+                <w:rFonts w:ascii="Times New Roman" w:hAnsi="Times New Roman" w:cs="Times New Roman"/>
+                <w:noProof/>
+                <w:webHidden/>
+                <w:sz w:val="28"/>
+                <w:szCs w:val="28"/>
+              </w:rPr>
+              <w:instrText xml:space="preserve"> PAGEREF _Toc199108484 \h </w:instrText>
+            </w:r>
+            <w:r>
+              <w:rPr>
+                <w:rFonts w:ascii="Times New Roman" w:hAnsi="Times New Roman" w:cs="Times New Roman"/>
+                <w:noProof/>
+                <w:webHidden/>
+                <w:sz w:val="28"/>
+                <w:szCs w:val="28"/>
+              </w:rPr>
+            </w:r>
+            <w:r>
+              <w:rPr>
+                <w:rFonts w:ascii="Times New Roman" w:hAnsi="Times New Roman" w:cs="Times New Roman"/>
+                <w:noProof/>
+                <w:webHidden/>
+                <w:sz w:val="28"/>
+                <w:szCs w:val="28"/>
+              </w:rPr>
+              <w:fldChar w:fldCharType="separate"/>
+            </w:r>
+            <w:r>
+              <w:rPr>
+                <w:rFonts w:ascii="Times New Roman" w:hAnsi="Times New Roman" w:cs="Times New Roman"/>
+                <w:noProof/>
+                <w:webHidden/>
+                <w:sz w:val="28"/>
+                <w:szCs w:val="28"/>
+              </w:rPr>
+              <w:t>15</w:t>
+            </w:r>
+            <w:r>
+              <w:rPr>
+                <w:rFonts w:ascii="Times New Roman" w:hAnsi="Times New Roman" w:cs="Times New Roman"/>
+                <w:noProof/>
+                <w:webHidden/>
+                <w:sz w:val="28"/>
+                <w:szCs w:val="28"/>
+              </w:rPr>
+              <w:fldChar w:fldCharType="end"/>
+            </w:r>
+          </w:hyperlink>
+        </w:p>
+        <w:p>
+          <w:pPr>
+            <w:pStyle w:val="21"/>
+            <w:tabs>
+              <w:tab w:val="right" w:leader="dot" w:pos="9345"/>
+            </w:tabs>
+            <w:spacing w:line="360" w:lineRule="auto"/>
+            <w:jc w:val="both"/>
+            <w:rPr>
+              <w:rFonts w:ascii="Times New Roman" w:eastAsiaTheme="minorEastAsia" w:hAnsi="Times New Roman" w:cs="Times New Roman"/>
+              <w:noProof/>
+              <w:sz w:val="28"/>
+              <w:szCs w:val="28"/>
+              <w:lang w:eastAsia="ru-RU"/>
+            </w:rPr>
+          </w:pPr>
+          <w:hyperlink w:anchor="_Toc199108485" w:history="1">
+            <w:r>
+              <w:rPr>
+                <w:rStyle w:val="af3"/>
+                <w:rFonts w:ascii="Times New Roman" w:hAnsi="Times New Roman" w:cs="Times New Roman"/>
+                <w:noProof/>
+                <w:sz w:val="28"/>
+                <w:szCs w:val="28"/>
+              </w:rPr>
+              <w:t>5.1 Описание экранов приложения</w:t>
+            </w:r>
+            <w:r>
+              <w:rPr>
+                <w:rFonts w:ascii="Times New Roman" w:hAnsi="Times New Roman" w:cs="Times New Roman"/>
+                <w:noProof/>
+                <w:webHidden/>
+                <w:sz w:val="28"/>
+                <w:szCs w:val="28"/>
+              </w:rPr>
+              <w:tab/>
+            </w:r>
+            <w:r>
+              <w:rPr>
+                <w:rFonts w:ascii="Times New Roman" w:hAnsi="Times New Roman" w:cs="Times New Roman"/>
+                <w:noProof/>
+                <w:webHidden/>
+                <w:sz w:val="28"/>
+                <w:szCs w:val="28"/>
+              </w:rPr>
+              <w:fldChar w:fldCharType="begin"/>
+            </w:r>
+            <w:r>
+              <w:rPr>
+                <w:rFonts w:ascii="Times New Roman" w:hAnsi="Times New Roman" w:cs="Times New Roman"/>
+                <w:noProof/>
+                <w:webHidden/>
+                <w:sz w:val="28"/>
+                <w:szCs w:val="28"/>
+              </w:rPr>
+              <w:instrText xml:space="preserve"> PAGEREF _Toc199108485 \h </w:instrText>
+            </w:r>
+            <w:r>
+              <w:rPr>
+                <w:rFonts w:ascii="Times New Roman" w:hAnsi="Times New Roman" w:cs="Times New Roman"/>
+                <w:noProof/>
+                <w:webHidden/>
+                <w:sz w:val="28"/>
+                <w:szCs w:val="28"/>
+              </w:rPr>
+            </w:r>
+            <w:r>
+              <w:rPr>
+                <w:rFonts w:ascii="Times New Roman" w:hAnsi="Times New Roman" w:cs="Times New Roman"/>
+                <w:noProof/>
+                <w:webHidden/>
+                <w:sz w:val="28"/>
+                <w:szCs w:val="28"/>
+              </w:rPr>
+              <w:fldChar w:fldCharType="separate"/>
+            </w:r>
+            <w:r>
+              <w:rPr>
+                <w:rFonts w:ascii="Times New Roman" w:hAnsi="Times New Roman" w:cs="Times New Roman"/>
+                <w:noProof/>
+                <w:webHidden/>
+                <w:sz w:val="28"/>
+                <w:szCs w:val="28"/>
+              </w:rPr>
+              <w:t>15</w:t>
             </w:r>
             <w:r>
               <w:rPr>
@@ -3548,7 +3744,7 @@
               <w:lang w:eastAsia="ru-RU"/>
             </w:rPr>
           </w:pPr>
-          <w:hyperlink w:anchor="_Toc194206945" w:history="1">
+          <w:hyperlink w:anchor="_Toc199108486" w:history="1">
             <w:r>
               <w:rPr>
                 <w:rStyle w:val="af3"/>
@@ -3557,7 +3753,7 @@
                 <w:sz w:val="28"/>
                 <w:szCs w:val="28"/>
               </w:rPr>
-              <w:t>4.4.4</w:t>
+              <w:t>5.1.1</w:t>
             </w:r>
             <w:r>
               <w:rPr>
@@ -3577,7 +3773,7 @@
                 <w:sz w:val="28"/>
                 <w:szCs w:val="28"/>
               </w:rPr>
-              <w:t>Требования к защите информации от несанкционированного доступа</w:t>
+              <w:t>Загрузочный экран</w:t>
             </w:r>
             <w:r>
               <w:rPr>
@@ -3607,203 +3803,7 @@
                 <w:sz w:val="28"/>
                 <w:szCs w:val="28"/>
               </w:rPr>
-              <w:instrText xml:space="preserve"> PAGEREF _Toc194206945 \h </w:instrText>
-            </w:r>
-            <w:r>
-              <w:rPr>
-                <w:rFonts w:ascii="Times New Roman" w:hAnsi="Times New Roman" w:cs="Times New Roman"/>
-                <w:noProof/>
-                <w:webHidden/>
-                <w:sz w:val="28"/>
-                <w:szCs w:val="28"/>
-              </w:rPr>
-            </w:r>
-            <w:r>
-              <w:rPr>
-                <w:rFonts w:ascii="Times New Roman" w:hAnsi="Times New Roman" w:cs="Times New Roman"/>
-                <w:noProof/>
-                <w:webHidden/>
-                <w:sz w:val="28"/>
-                <w:szCs w:val="28"/>
-              </w:rPr>
-              <w:fldChar w:fldCharType="separate"/>
-            </w:r>
-            <w:r>
-              <w:rPr>
-                <w:rFonts w:ascii="Times New Roman" w:hAnsi="Times New Roman" w:cs="Times New Roman"/>
-                <w:noProof/>
-                <w:webHidden/>
-                <w:sz w:val="28"/>
-                <w:szCs w:val="28"/>
-              </w:rPr>
-              <w:t>14</w:t>
-            </w:r>
-            <w:r>
-              <w:rPr>
-                <w:rFonts w:ascii="Times New Roman" w:hAnsi="Times New Roman" w:cs="Times New Roman"/>
-                <w:noProof/>
-                <w:webHidden/>
-                <w:sz w:val="28"/>
-                <w:szCs w:val="28"/>
-              </w:rPr>
-              <w:fldChar w:fldCharType="end"/>
-            </w:r>
-          </w:hyperlink>
-        </w:p>
-        <w:p>
-          <w:pPr>
-            <w:pStyle w:val="12"/>
-            <w:tabs>
-              <w:tab w:val="right" w:leader="dot" w:pos="9345"/>
-            </w:tabs>
-            <w:spacing w:line="360" w:lineRule="auto"/>
-            <w:jc w:val="both"/>
-            <w:rPr>
-              <w:rFonts w:ascii="Times New Roman" w:eastAsiaTheme="minorEastAsia" w:hAnsi="Times New Roman" w:cs="Times New Roman"/>
-              <w:noProof/>
-              <w:sz w:val="28"/>
-              <w:szCs w:val="28"/>
-              <w:lang w:eastAsia="ru-RU"/>
-            </w:rPr>
-          </w:pPr>
-          <w:hyperlink w:anchor="_Toc194206946" w:history="1">
-            <w:r>
-              <w:rPr>
-                <w:rStyle w:val="af3"/>
-                <w:rFonts w:ascii="Times New Roman" w:hAnsi="Times New Roman" w:cs="Times New Roman"/>
-                <w:noProof/>
-                <w:sz w:val="28"/>
-                <w:szCs w:val="28"/>
-              </w:rPr>
-              <w:t>5 Описание приложения</w:t>
-            </w:r>
-            <w:r>
-              <w:rPr>
-                <w:rFonts w:ascii="Times New Roman" w:hAnsi="Times New Roman" w:cs="Times New Roman"/>
-                <w:noProof/>
-                <w:webHidden/>
-                <w:sz w:val="28"/>
-                <w:szCs w:val="28"/>
-              </w:rPr>
-              <w:tab/>
-            </w:r>
-            <w:r>
-              <w:rPr>
-                <w:rFonts w:ascii="Times New Roman" w:hAnsi="Times New Roman" w:cs="Times New Roman"/>
-                <w:noProof/>
-                <w:webHidden/>
-                <w:sz w:val="28"/>
-                <w:szCs w:val="28"/>
-              </w:rPr>
-              <w:fldChar w:fldCharType="begin"/>
-            </w:r>
-            <w:r>
-              <w:rPr>
-                <w:rFonts w:ascii="Times New Roman" w:hAnsi="Times New Roman" w:cs="Times New Roman"/>
-                <w:noProof/>
-                <w:webHidden/>
-                <w:sz w:val="28"/>
-                <w:szCs w:val="28"/>
-              </w:rPr>
-              <w:instrText xml:space="preserve"> PAGEREF _Toc194206946 \h </w:instrText>
-            </w:r>
-            <w:r>
-              <w:rPr>
-                <w:rFonts w:ascii="Times New Roman" w:hAnsi="Times New Roman" w:cs="Times New Roman"/>
-                <w:noProof/>
-                <w:webHidden/>
-                <w:sz w:val="28"/>
-                <w:szCs w:val="28"/>
-              </w:rPr>
-            </w:r>
-            <w:r>
-              <w:rPr>
-                <w:rFonts w:ascii="Times New Roman" w:hAnsi="Times New Roman" w:cs="Times New Roman"/>
-                <w:noProof/>
-                <w:webHidden/>
-                <w:sz w:val="28"/>
-                <w:szCs w:val="28"/>
-              </w:rPr>
-              <w:fldChar w:fldCharType="separate"/>
-            </w:r>
-            <w:r>
-              <w:rPr>
-                <w:rFonts w:ascii="Times New Roman" w:hAnsi="Times New Roman" w:cs="Times New Roman"/>
-                <w:noProof/>
-                <w:webHidden/>
-                <w:sz w:val="28"/>
-                <w:szCs w:val="28"/>
-              </w:rPr>
-              <w:t>15</w:t>
-            </w:r>
-            <w:r>
-              <w:rPr>
-                <w:rFonts w:ascii="Times New Roman" w:hAnsi="Times New Roman" w:cs="Times New Roman"/>
-                <w:noProof/>
-                <w:webHidden/>
-                <w:sz w:val="28"/>
-                <w:szCs w:val="28"/>
-              </w:rPr>
-              <w:fldChar w:fldCharType="end"/>
-            </w:r>
-          </w:hyperlink>
-        </w:p>
-        <w:p>
-          <w:pPr>
-            <w:pStyle w:val="21"/>
-            <w:tabs>
-              <w:tab w:val="right" w:leader="dot" w:pos="9345"/>
-            </w:tabs>
-            <w:spacing w:line="360" w:lineRule="auto"/>
-            <w:jc w:val="both"/>
-            <w:rPr>
-              <w:rFonts w:ascii="Times New Roman" w:eastAsiaTheme="minorEastAsia" w:hAnsi="Times New Roman" w:cs="Times New Roman"/>
-              <w:noProof/>
-              <w:sz w:val="28"/>
-              <w:szCs w:val="28"/>
-              <w:lang w:eastAsia="ru-RU"/>
-            </w:rPr>
-          </w:pPr>
-          <w:hyperlink w:anchor="_Toc194206947" w:history="1">
-            <w:r>
-              <w:rPr>
-                <w:rStyle w:val="af3"/>
-                <w:rFonts w:ascii="Times New Roman" w:hAnsi="Times New Roman" w:cs="Times New Roman"/>
-                <w:noProof/>
-                <w:sz w:val="28"/>
-                <w:szCs w:val="28"/>
-              </w:rPr>
-              <w:t>5.1 Описание экранов приложения</w:t>
-            </w:r>
-            <w:r>
-              <w:rPr>
-                <w:rFonts w:ascii="Times New Roman" w:hAnsi="Times New Roman" w:cs="Times New Roman"/>
-                <w:noProof/>
-                <w:webHidden/>
-                <w:sz w:val="28"/>
-                <w:szCs w:val="28"/>
-              </w:rPr>
-              <w:tab/>
-            </w:r>
-            <w:r>
-              <w:rPr>
-                <w:rFonts w:ascii="Times New Roman" w:hAnsi="Times New Roman" w:cs="Times New Roman"/>
-                <w:noProof/>
-                <w:webHidden/>
-                <w:sz w:val="28"/>
-                <w:szCs w:val="28"/>
-              </w:rPr>
-              <w:fldChar w:fldCharType="begin"/>
-            </w:r>
-            <w:r>
-              <w:rPr>
-                <w:rFonts w:ascii="Times New Roman" w:hAnsi="Times New Roman" w:cs="Times New Roman"/>
-                <w:noProof/>
-                <w:webHidden/>
-                <w:sz w:val="28"/>
-                <w:szCs w:val="28"/>
-              </w:rPr>
-              <w:instrText xml:space="preserve"> PAGEREF _Toc194206947 \h </w:instrText>
+              <w:instrText xml:space="preserve"> PAGEREF _Toc199108486 \h </w:instrText>
             </w:r>
             <w:r>
               <w:rPr>
@@ -3863,7 +3863,7 @@
               <w:lang w:eastAsia="ru-RU"/>
             </w:rPr>
           </w:pPr>
-          <w:hyperlink w:anchor="_Toc194206948" w:history="1">
+          <w:hyperlink w:anchor="_Toc199108487" w:history="1">
             <w:r>
               <w:rPr>
                 <w:rStyle w:val="af3"/>
@@ -3872,7 +3872,7 @@
                 <w:sz w:val="28"/>
                 <w:szCs w:val="28"/>
               </w:rPr>
-              <w:t>5.1.1</w:t>
+              <w:t>5.1.2</w:t>
             </w:r>
             <w:r>
               <w:rPr>
@@ -3892,7 +3892,7 @@
                 <w:sz w:val="28"/>
                 <w:szCs w:val="28"/>
               </w:rPr>
-              <w:t>Загрузочный экран</w:t>
+              <w:t>Приветственный экран</w:t>
             </w:r>
             <w:r>
               <w:rPr>
@@ -3922,7 +3922,7 @@
                 <w:sz w:val="28"/>
                 <w:szCs w:val="28"/>
               </w:rPr>
-              <w:instrText xml:space="preserve"> PAGEREF _Toc194206948 \h </w:instrText>
+              <w:instrText xml:space="preserve"> PAGEREF _Toc199108487 \h </w:instrText>
             </w:r>
             <w:r>
               <w:rPr>
@@ -3982,7 +3982,7 @@
               <w:lang w:eastAsia="ru-RU"/>
             </w:rPr>
           </w:pPr>
-          <w:hyperlink w:anchor="_Toc194206949" w:history="1">
+          <w:hyperlink w:anchor="_Toc199108488" w:history="1">
             <w:r>
               <w:rPr>
                 <w:rStyle w:val="af3"/>
@@ -3991,7 +3991,7 @@
                 <w:sz w:val="28"/>
                 <w:szCs w:val="28"/>
               </w:rPr>
-              <w:t>5.1.2</w:t>
+              <w:t>5.1.3</w:t>
             </w:r>
             <w:r>
               <w:rPr>
@@ -4011,7 +4011,7 @@
                 <w:sz w:val="28"/>
                 <w:szCs w:val="28"/>
               </w:rPr>
-              <w:t>Приветственный экран</w:t>
+              <w:t>Экран регистрации</w:t>
             </w:r>
             <w:r>
               <w:rPr>
@@ -4041,7 +4041,7 @@
                 <w:sz w:val="28"/>
                 <w:szCs w:val="28"/>
               </w:rPr>
-              <w:instrText xml:space="preserve"> PAGEREF _Toc194206949 \h </w:instrText>
+              <w:instrText xml:space="preserve"> PAGEREF _Toc199108488 \h </w:instrText>
             </w:r>
             <w:r>
               <w:rPr>
@@ -4070,7 +4070,7 @@
                 <w:sz w:val="28"/>
                 <w:szCs w:val="28"/>
               </w:rPr>
-              <w:t>15</w:t>
+              <w:t>16</w:t>
             </w:r>
             <w:r>
               <w:rPr>
@@ -4101,7 +4101,7 @@
               <w:lang w:eastAsia="ru-RU"/>
             </w:rPr>
           </w:pPr>
-          <w:hyperlink w:anchor="_Toc194206950" w:history="1">
+          <w:hyperlink w:anchor="_Toc199108489" w:history="1">
             <w:r>
               <w:rPr>
                 <w:rStyle w:val="af3"/>
@@ -4110,7 +4110,7 @@
                 <w:sz w:val="28"/>
                 <w:szCs w:val="28"/>
               </w:rPr>
-              <w:t>5.1.3</w:t>
+              <w:t>5.1.4</w:t>
             </w:r>
             <w:r>
               <w:rPr>
@@ -4130,7 +4130,7 @@
                 <w:sz w:val="28"/>
                 <w:szCs w:val="28"/>
               </w:rPr>
-              <w:t>Экран регистрации</w:t>
+              <w:t>Экран ввода кода подтверждения</w:t>
             </w:r>
             <w:r>
               <w:rPr>
@@ -4160,7 +4160,7 @@
                 <w:sz w:val="28"/>
                 <w:szCs w:val="28"/>
               </w:rPr>
-              <w:instrText xml:space="preserve"> PAGEREF _Toc194206950 \h </w:instrText>
+              <w:instrText xml:space="preserve"> PAGEREF _Toc199108489 \h </w:instrText>
             </w:r>
             <w:r>
               <w:rPr>
@@ -4189,7 +4189,7 @@
                 <w:sz w:val="28"/>
                 <w:szCs w:val="28"/>
               </w:rPr>
-              <w:t>16</w:t>
+              <w:t>19</w:t>
             </w:r>
             <w:r>
               <w:rPr>
@@ -4220,7 +4220,7 @@
               <w:lang w:eastAsia="ru-RU"/>
             </w:rPr>
           </w:pPr>
-          <w:hyperlink w:anchor="_Toc194206951" w:history="1">
+          <w:hyperlink w:anchor="_Toc199108490" w:history="1">
             <w:r>
               <w:rPr>
                 <w:rStyle w:val="af3"/>
@@ -4229,7 +4229,7 @@
                 <w:sz w:val="28"/>
                 <w:szCs w:val="28"/>
               </w:rPr>
-              <w:t>5.1.4</w:t>
+              <w:t>5.1.5</w:t>
             </w:r>
             <w:r>
               <w:rPr>
@@ -4249,7 +4249,7 @@
                 <w:sz w:val="28"/>
                 <w:szCs w:val="28"/>
               </w:rPr>
-              <w:t>Экран ввода кода подтверждения</w:t>
+              <w:t>Экран авторизации</w:t>
             </w:r>
             <w:r>
               <w:rPr>
@@ -4279,7 +4279,7 @@
                 <w:sz w:val="28"/>
                 <w:szCs w:val="28"/>
               </w:rPr>
-              <w:instrText xml:space="preserve"> PAGEREF _Toc194206951 \h </w:instrText>
+              <w:instrText xml:space="preserve"> PAGEREF _Toc199108490 \h </w:instrText>
             </w:r>
             <w:r>
               <w:rPr>
@@ -4308,7 +4308,7 @@
                 <w:sz w:val="28"/>
                 <w:szCs w:val="28"/>
               </w:rPr>
-              <w:t>19</w:t>
+              <w:t>21</w:t>
             </w:r>
             <w:r>
               <w:rPr>
@@ -4339,7 +4339,7 @@
               <w:lang w:eastAsia="ru-RU"/>
             </w:rPr>
           </w:pPr>
-          <w:hyperlink w:anchor="_Toc194206952" w:history="1">
+          <w:hyperlink w:anchor="_Toc199108491" w:history="1">
             <w:r>
               <w:rPr>
                 <w:rStyle w:val="af3"/>
@@ -4348,7 +4348,7 @@
                 <w:sz w:val="28"/>
                 <w:szCs w:val="28"/>
               </w:rPr>
-              <w:t>5.1.5</w:t>
+              <w:t>5.1.6</w:t>
             </w:r>
             <w:r>
               <w:rPr>
@@ -4368,7 +4368,7 @@
                 <w:sz w:val="28"/>
                 <w:szCs w:val="28"/>
               </w:rPr>
-              <w:t>Экран авторизации</w:t>
+              <w:t>Экран чата с ИИ-ассистентом</w:t>
             </w:r>
             <w:r>
               <w:rPr>
@@ -4398,7 +4398,7 @@
                 <w:sz w:val="28"/>
                 <w:szCs w:val="28"/>
               </w:rPr>
-              <w:instrText xml:space="preserve"> PAGEREF _Toc194206952 \h </w:instrText>
+              <w:instrText xml:space="preserve"> PAGEREF _Toc199108491 \h </w:instrText>
             </w:r>
             <w:r>
               <w:rPr>
@@ -4427,7 +4427,7 @@
                 <w:sz w:val="28"/>
                 <w:szCs w:val="28"/>
               </w:rPr>
-              <w:t>21</w:t>
+              <w:t>24</w:t>
             </w:r>
             <w:r>
               <w:rPr>
@@ -4458,7 +4458,7 @@
               <w:lang w:eastAsia="ru-RU"/>
             </w:rPr>
           </w:pPr>
-          <w:hyperlink w:anchor="_Toc194206953" w:history="1">
+          <w:hyperlink w:anchor="_Toc199108492" w:history="1">
             <w:r>
               <w:rPr>
                 <w:rStyle w:val="af3"/>
@@ -4467,7 +4467,7 @@
                 <w:sz w:val="28"/>
                 <w:szCs w:val="28"/>
               </w:rPr>
-              <w:t>5.1.6</w:t>
+              <w:t>5.1.7</w:t>
             </w:r>
             <w:r>
               <w:rPr>
@@ -4487,7 +4487,7 @@
                 <w:sz w:val="28"/>
                 <w:szCs w:val="28"/>
               </w:rPr>
-              <w:t>Экран чата с ИИ-ассистентом</w:t>
+              <w:t>Экран календаря</w:t>
             </w:r>
             <w:r>
               <w:rPr>
@@ -4517,7 +4517,7 @@
                 <w:sz w:val="28"/>
                 <w:szCs w:val="28"/>
               </w:rPr>
-              <w:instrText xml:space="preserve"> PAGEREF _Toc194206953 \h </w:instrText>
+              <w:instrText xml:space="preserve"> PAGEREF _Toc199108492 \h </w:instrText>
             </w:r>
             <w:r>
               <w:rPr>
@@ -4546,7 +4546,7 @@
                 <w:sz w:val="28"/>
                 <w:szCs w:val="28"/>
               </w:rPr>
-              <w:t>24</w:t>
+              <w:t>26</w:t>
             </w:r>
             <w:r>
               <w:rPr>
@@ -4577,7 +4577,7 @@
               <w:lang w:eastAsia="ru-RU"/>
             </w:rPr>
           </w:pPr>
-          <w:hyperlink w:anchor="_Toc194206954" w:history="1">
+          <w:hyperlink w:anchor="_Toc199108493" w:history="1">
             <w:r>
               <w:rPr>
                 <w:rStyle w:val="af3"/>
@@ -4586,7 +4586,7 @@
                 <w:sz w:val="28"/>
                 <w:szCs w:val="28"/>
               </w:rPr>
-              <w:t>5.1.7</w:t>
+              <w:t>5.1.8</w:t>
             </w:r>
             <w:r>
               <w:rPr>
@@ -4606,7 +4606,7 @@
                 <w:sz w:val="28"/>
                 <w:szCs w:val="28"/>
               </w:rPr>
-              <w:t>Экран календаря</w:t>
+              <w:t>Экран аналитики</w:t>
             </w:r>
             <w:r>
               <w:rPr>
@@ -4636,7 +4636,7 @@
                 <w:sz w:val="28"/>
                 <w:szCs w:val="28"/>
               </w:rPr>
-              <w:instrText xml:space="preserve"> PAGEREF _Toc194206954 \h </w:instrText>
+              <w:instrText xml:space="preserve"> PAGEREF _Toc199108493 \h </w:instrText>
             </w:r>
             <w:r>
               <w:rPr>
@@ -4665,7 +4665,7 @@
                 <w:sz w:val="28"/>
                 <w:szCs w:val="28"/>
               </w:rPr>
-              <w:t>26</w:t>
+              <w:t>30</w:t>
             </w:r>
             <w:r>
               <w:rPr>
@@ -4696,7 +4696,7 @@
               <w:lang w:eastAsia="ru-RU"/>
             </w:rPr>
           </w:pPr>
-          <w:hyperlink w:anchor="_Toc194206955" w:history="1">
+          <w:hyperlink w:anchor="_Toc199108494" w:history="1">
             <w:r>
               <w:rPr>
                 <w:rStyle w:val="af3"/>
@@ -4705,7 +4705,7 @@
                 <w:sz w:val="28"/>
                 <w:szCs w:val="28"/>
               </w:rPr>
-              <w:t>5.1.8</w:t>
+              <w:t>5.1.9</w:t>
             </w:r>
             <w:r>
               <w:rPr>
@@ -4725,7 +4725,7 @@
                 <w:sz w:val="28"/>
                 <w:szCs w:val="28"/>
               </w:rPr>
-              <w:t>Экран аналитики</w:t>
+              <w:t>Экран настроек</w:t>
             </w:r>
             <w:r>
               <w:rPr>
@@ -4755,126 +4755,7 @@
                 <w:sz w:val="28"/>
                 <w:szCs w:val="28"/>
               </w:rPr>
-              <w:instrText xml:space="preserve"> PAGEREF _Toc194206955 \h </w:instrText>
-            </w:r>
-            <w:r>
-              <w:rPr>
-                <w:rFonts w:ascii="Times New Roman" w:hAnsi="Times New Roman" w:cs="Times New Roman"/>
-                <w:noProof/>
-                <w:webHidden/>
-                <w:sz w:val="28"/>
-                <w:szCs w:val="28"/>
-              </w:rPr>
-            </w:r>
-            <w:r>
-              <w:rPr>
-                <w:rFonts w:ascii="Times New Roman" w:hAnsi="Times New Roman" w:cs="Times New Roman"/>
-                <w:noProof/>
-                <w:webHidden/>
-                <w:sz w:val="28"/>
-                <w:szCs w:val="28"/>
-              </w:rPr>
-              <w:fldChar w:fldCharType="separate"/>
-            </w:r>
-            <w:r>
-              <w:rPr>
-                <w:rFonts w:ascii="Times New Roman" w:hAnsi="Times New Roman" w:cs="Times New Roman"/>
-                <w:noProof/>
-                <w:webHidden/>
-                <w:sz w:val="28"/>
-                <w:szCs w:val="28"/>
-              </w:rPr>
-              <w:t>30</w:t>
-            </w:r>
-            <w:r>
-              <w:rPr>
-                <w:rFonts w:ascii="Times New Roman" w:hAnsi="Times New Roman" w:cs="Times New Roman"/>
-                <w:noProof/>
-                <w:webHidden/>
-                <w:sz w:val="28"/>
-                <w:szCs w:val="28"/>
-              </w:rPr>
-              <w:fldChar w:fldCharType="end"/>
-            </w:r>
-          </w:hyperlink>
-        </w:p>
-        <w:p>
-          <w:pPr>
-            <w:pStyle w:val="31"/>
-            <w:tabs>
-              <w:tab w:val="left" w:pos="1320"/>
-              <w:tab w:val="right" w:leader="dot" w:pos="9345"/>
-            </w:tabs>
-            <w:spacing w:line="360" w:lineRule="auto"/>
-            <w:jc w:val="both"/>
-            <w:rPr>
-              <w:rFonts w:ascii="Times New Roman" w:eastAsiaTheme="minorEastAsia" w:hAnsi="Times New Roman" w:cs="Times New Roman"/>
-              <w:noProof/>
-              <w:sz w:val="28"/>
-              <w:szCs w:val="28"/>
-              <w:lang w:eastAsia="ru-RU"/>
-            </w:rPr>
-          </w:pPr>
-          <w:hyperlink w:anchor="_Toc194206956" w:history="1">
-            <w:r>
-              <w:rPr>
-                <w:rStyle w:val="af3"/>
-                <w:rFonts w:ascii="Times New Roman" w:hAnsi="Times New Roman" w:cs="Times New Roman"/>
-                <w:noProof/>
-                <w:sz w:val="28"/>
-                <w:szCs w:val="28"/>
-              </w:rPr>
-              <w:t>5.1.9</w:t>
-            </w:r>
-            <w:r>
-              <w:rPr>
-                <w:rFonts w:ascii="Times New Roman" w:eastAsiaTheme="minorEastAsia" w:hAnsi="Times New Roman" w:cs="Times New Roman"/>
-                <w:noProof/>
-                <w:sz w:val="28"/>
-                <w:szCs w:val="28"/>
-                <w:lang w:eastAsia="ru-RU"/>
-              </w:rPr>
-              <w:tab/>
-            </w:r>
-            <w:r>
-              <w:rPr>
-                <w:rStyle w:val="af3"/>
-                <w:rFonts w:ascii="Times New Roman" w:hAnsi="Times New Roman" w:cs="Times New Roman"/>
-                <w:noProof/>
-                <w:sz w:val="28"/>
-                <w:szCs w:val="28"/>
-              </w:rPr>
-              <w:t>Экран настроек</w:t>
-            </w:r>
-            <w:r>
-              <w:rPr>
-                <w:rFonts w:ascii="Times New Roman" w:hAnsi="Times New Roman" w:cs="Times New Roman"/>
-                <w:noProof/>
-                <w:webHidden/>
-                <w:sz w:val="28"/>
-                <w:szCs w:val="28"/>
-              </w:rPr>
-              <w:tab/>
-            </w:r>
-            <w:r>
-              <w:rPr>
-                <w:rFonts w:ascii="Times New Roman" w:hAnsi="Times New Roman" w:cs="Times New Roman"/>
-                <w:noProof/>
-                <w:webHidden/>
-                <w:sz w:val="28"/>
-                <w:szCs w:val="28"/>
-              </w:rPr>
-              <w:fldChar w:fldCharType="begin"/>
-            </w:r>
-            <w:r>
-              <w:rPr>
-                <w:rFonts w:ascii="Times New Roman" w:hAnsi="Times New Roman" w:cs="Times New Roman"/>
-                <w:noProof/>
-                <w:webHidden/>
-                <w:sz w:val="28"/>
-                <w:szCs w:val="28"/>
-              </w:rPr>
-              <w:instrText xml:space="preserve"> PAGEREF _Toc194206956 \h </w:instrText>
+              <w:instrText xml:space="preserve"> PAGEREF _Toc199108494 \h </w:instrText>
             </w:r>
             <w:r>
               <w:rPr>
@@ -4933,7 +4814,7 @@
               <w:lang w:eastAsia="ru-RU"/>
             </w:rPr>
           </w:pPr>
-          <w:hyperlink w:anchor="_Toc194206957" w:history="1">
+          <w:hyperlink w:anchor="_Toc199108495" w:history="1">
             <w:r>
               <w:rPr>
                 <w:rStyle w:val="af3"/>
@@ -4972,7 +4853,7 @@
                 <w:sz w:val="28"/>
                 <w:szCs w:val="28"/>
               </w:rPr>
-              <w:instrText xml:space="preserve"> PAGEREF _Toc194206957 \h </w:instrText>
+              <w:instrText xml:space="preserve"> PAGEREF _Toc199108495 \h </w:instrText>
             </w:r>
             <w:r>
               <w:rPr>
@@ -5031,7 +4912,7 @@
               <w:lang w:eastAsia="ru-RU"/>
             </w:rPr>
           </w:pPr>
-          <w:hyperlink w:anchor="_Toc194206958" w:history="1">
+          <w:hyperlink w:anchor="_Toc199108496" w:history="1">
             <w:r>
               <w:rPr>
                 <w:rStyle w:val="af3"/>
@@ -5070,7 +4951,7 @@
                 <w:sz w:val="28"/>
                 <w:szCs w:val="28"/>
               </w:rPr>
-              <w:instrText xml:space="preserve"> PAGEREF _Toc194206958 \h </w:instrText>
+              <w:instrText xml:space="preserve"> PAGEREF _Toc199108496 \h </w:instrText>
             </w:r>
             <w:r>
               <w:rPr>
@@ -5129,7 +5010,7 @@
               <w:lang w:eastAsia="ru-RU"/>
             </w:rPr>
           </w:pPr>
-          <w:hyperlink w:anchor="_Toc194206959" w:history="1">
+          <w:hyperlink w:anchor="_Toc199108497" w:history="1">
             <w:r>
               <w:rPr>
                 <w:rStyle w:val="af3"/>
@@ -5168,7 +5049,7 @@
                 <w:sz w:val="28"/>
                 <w:szCs w:val="28"/>
               </w:rPr>
-              <w:instrText xml:space="preserve"> PAGEREF _Toc194206959 \h </w:instrText>
+              <w:instrText xml:space="preserve"> PAGEREF _Toc199108497 \h </w:instrText>
             </w:r>
             <w:r>
               <w:rPr>
@@ -5227,7 +5108,7 @@
               <w:lang w:eastAsia="ru-RU"/>
             </w:rPr>
           </w:pPr>
-          <w:hyperlink w:anchor="_Toc194206960" w:history="1">
+          <w:hyperlink w:anchor="_Toc199108498" w:history="1">
             <w:r>
               <w:rPr>
                 <w:rStyle w:val="af3"/>
@@ -5266,7 +5147,7 @@
                 <w:sz w:val="28"/>
                 <w:szCs w:val="28"/>
               </w:rPr>
-              <w:instrText xml:space="preserve"> PAGEREF _Toc194206960 \h </w:instrText>
+              <w:instrText xml:space="preserve"> PAGEREF _Toc199108498 \h </w:instrText>
             </w:r>
             <w:r>
               <w:rPr>
@@ -5325,7 +5206,7 @@
               <w:lang w:eastAsia="ru-RU"/>
             </w:rPr>
           </w:pPr>
-          <w:hyperlink w:anchor="_Toc194206961" w:history="1">
+          <w:hyperlink w:anchor="_Toc199108499" w:history="1">
             <w:r>
               <w:rPr>
                 <w:rStyle w:val="af3"/>
@@ -5364,7 +5245,7 @@
                 <w:sz w:val="28"/>
                 <w:szCs w:val="28"/>
               </w:rPr>
-              <w:instrText xml:space="preserve"> PAGEREF _Toc194206961 \h </w:instrText>
+              <w:instrText xml:space="preserve"> PAGEREF _Toc199108499 \h </w:instrText>
             </w:r>
             <w:r>
               <w:rPr>
@@ -5423,7 +5304,7 @@
               <w:lang w:eastAsia="ru-RU"/>
             </w:rPr>
           </w:pPr>
-          <w:hyperlink w:anchor="_Toc194206962" w:history="1">
+          <w:hyperlink w:anchor="_Toc199108500" w:history="1">
             <w:r>
               <w:rPr>
                 <w:rStyle w:val="af3"/>
@@ -5462,7 +5343,7 @@
                 <w:sz w:val="28"/>
                 <w:szCs w:val="28"/>
               </w:rPr>
-              <w:instrText xml:space="preserve"> PAGEREF _Toc194206962 \h </w:instrText>
+              <w:instrText xml:space="preserve"> PAGEREF _Toc199108500 \h </w:instrText>
             </w:r>
             <w:r>
               <w:rPr>
@@ -5521,7 +5402,7 @@
               <w:lang w:eastAsia="ru-RU"/>
             </w:rPr>
           </w:pPr>
-          <w:hyperlink w:anchor="_Toc194206963" w:history="1">
+          <w:hyperlink w:anchor="_Toc199108501" w:history="1">
             <w:r>
               <w:rPr>
                 <w:rStyle w:val="af3"/>
@@ -5560,7 +5441,7 @@
                 <w:sz w:val="28"/>
                 <w:szCs w:val="28"/>
               </w:rPr>
-              <w:instrText xml:space="preserve"> PAGEREF _Toc194206963 \h </w:instrText>
+              <w:instrText xml:space="preserve"> PAGEREF _Toc199108501 \h </w:instrText>
             </w:r>
             <w:r>
               <w:rPr>
@@ -5619,7 +5500,7 @@
               <w:lang w:eastAsia="ru-RU"/>
             </w:rPr>
           </w:pPr>
-          <w:hyperlink w:anchor="_Toc194206964" w:history="1">
+          <w:hyperlink w:anchor="_Toc199108502" w:history="1">
             <w:r>
               <w:rPr>
                 <w:rStyle w:val="af3"/>
@@ -5658,7 +5539,7 @@
                 <w:sz w:val="28"/>
                 <w:szCs w:val="28"/>
               </w:rPr>
-              <w:instrText xml:space="preserve"> PAGEREF _Toc194206964 \h </w:instrText>
+              <w:instrText xml:space="preserve"> PAGEREF _Toc199108502 \h </w:instrText>
             </w:r>
             <w:r>
               <w:rPr>
@@ -5721,20 +5602,26 @@
     </w:sdt>
     <w:p>
       <w:pPr>
-        <w:spacing w:after="0" w:line="360" w:lineRule="auto"/>
-        <w:jc w:val="both"/>
-        <w:rPr>
-          <w:rFonts w:ascii="Times New Roman" w:hAnsi="Times New Roman" w:cs="Times New Roman"/>
-          <w:sz w:val="28"/>
-          <w:szCs w:val="28"/>
-        </w:rPr>
-      </w:pPr>
+        <w:rPr>
+          <w:rFonts w:ascii="Times New Roman" w:hAnsi="Times New Roman" w:cs="Times New Roman"/>
+          <w:sz w:val="28"/>
+          <w:szCs w:val="28"/>
+        </w:rPr>
+      </w:pPr>
+      <w:r>
+        <w:rPr>
+          <w:rFonts w:ascii="Times New Roman" w:hAnsi="Times New Roman" w:cs="Times New Roman"/>
+          <w:sz w:val="28"/>
+          <w:szCs w:val="28"/>
+        </w:rPr>
+        <w:br w:type="page"/>
+      </w:r>
     </w:p>
     <w:p>
       <w:pPr>
         <w:pStyle w:val="10"/>
       </w:pPr>
-      <w:bookmarkStart w:id="2" w:name="_Toc194206921"/>
+      <w:bookmarkStart w:id="2" w:name="_Toc199108460"/>
       <w:r>
         <w:lastRenderedPageBreak/>
         <w:t>Термины и сокращения</w:t>
@@ -6459,15 +6346,7 @@
           <w:sz w:val="28"/>
           <w:szCs w:val="28"/>
         </w:rPr>
-        <w:t xml:space="preserve"> – о</w:t>
-      </w:r>
-      <w:r>
-        <w:rPr>
-          <w:rFonts w:ascii="Times New Roman" w:hAnsi="Times New Roman" w:cs="Times New Roman"/>
-          <w:sz w:val="28"/>
-          <w:szCs w:val="28"/>
-        </w:rPr>
-        <w:t>тображение набора данных с возможностью вертикальной/горизонтальной прокрутки.</w:t>
+        <w:t xml:space="preserve"> – отображение набора данных с возможностью вертикальной/горизонтальной прокрутки.</w:t>
       </w:r>
     </w:p>
     <w:p>
@@ -6500,15 +6379,7 @@
           <w:sz w:val="28"/>
           <w:szCs w:val="28"/>
         </w:rPr>
-        <w:t xml:space="preserve"> – з</w:t>
-      </w:r>
-      <w:r>
-        <w:rPr>
-          <w:rFonts w:ascii="Times New Roman" w:hAnsi="Times New Roman" w:cs="Times New Roman"/>
-          <w:sz w:val="28"/>
-          <w:szCs w:val="28"/>
-        </w:rPr>
-        <w:t>авершение текущей пользовательской сессии без удаления аккаунта и связанных данных.</w:t>
+        <w:t xml:space="preserve"> – завершение текущей пользовательской сессии без удаления аккаунта и связанных данных.</w:t>
       </w:r>
     </w:p>
     <w:p>
@@ -6592,7 +6463,7 @@
       <w:pPr>
         <w:pStyle w:val="10"/>
       </w:pPr>
-      <w:bookmarkStart w:id="3" w:name="_Toc194206922"/>
+      <w:bookmarkStart w:id="3" w:name="_Toc199108461"/>
       <w:r>
         <w:lastRenderedPageBreak/>
         <w:t xml:space="preserve">Общие </w:t>
@@ -6619,7 +6490,7 @@
       <w:pPr>
         <w:pStyle w:val="2"/>
       </w:pPr>
-      <w:bookmarkStart w:id="4" w:name="_Toc194206923"/>
+      <w:bookmarkStart w:id="4" w:name="_Toc199108462"/>
       <w:r>
         <w:t>Наименование системы</w:t>
       </w:r>
@@ -6715,7 +6586,7 @@
       <w:pPr>
         <w:pStyle w:val="2"/>
       </w:pPr>
-      <w:bookmarkStart w:id="6" w:name="_Toc194206924"/>
+      <w:bookmarkStart w:id="6" w:name="_Toc199108463"/>
       <w:r>
         <w:t>Разработчики и заказчик</w:t>
       </w:r>
@@ -6951,7 +6822,7 @@
       <w:pPr>
         <w:pStyle w:val="2"/>
       </w:pPr>
-      <w:bookmarkStart w:id="7" w:name="_Toc194206925"/>
+      <w:bookmarkStart w:id="7" w:name="_Toc199108464"/>
       <w:r>
         <w:t>Перечень документов, на основании которых создается приложение</w:t>
       </w:r>
@@ -7047,7 +6918,7 @@
       <w:pPr>
         <w:pStyle w:val="2"/>
       </w:pPr>
-      <w:bookmarkStart w:id="8" w:name="_Toc194206926"/>
+      <w:bookmarkStart w:id="8" w:name="_Toc199108465"/>
       <w:r>
         <w:t>Плановые сроки начала и окончания работ по созданию приложения</w:t>
       </w:r>
@@ -7133,7 +7004,7 @@
       <w:pPr>
         <w:pStyle w:val="10"/>
       </w:pPr>
-      <w:bookmarkStart w:id="9" w:name="_Toc194206927"/>
+      <w:bookmarkStart w:id="9" w:name="_Toc199108466"/>
       <w:r>
         <w:lastRenderedPageBreak/>
         <w:t>Цели и назначение создания приложения</w:t>
@@ -7159,7 +7030,7 @@
       <w:pPr>
         <w:pStyle w:val="2"/>
       </w:pPr>
-      <w:bookmarkStart w:id="10" w:name="_Toc194206928"/>
+      <w:bookmarkStart w:id="10" w:name="_Toc199108467"/>
       <w:r>
         <w:t>Цели создания приложения</w:t>
       </w:r>
@@ -7285,7 +7156,7 @@
       <w:pPr>
         <w:pStyle w:val="2"/>
       </w:pPr>
-      <w:bookmarkStart w:id="11" w:name="_Toc194206929"/>
+      <w:bookmarkStart w:id="11" w:name="_Toc199108468"/>
       <w:r>
         <w:t>Назначение приложения</w:t>
       </w:r>
@@ -7654,7 +7525,7 @@
       <w:pPr>
         <w:pStyle w:val="10"/>
       </w:pPr>
-      <w:bookmarkStart w:id="12" w:name="_Toc194206930"/>
+      <w:bookmarkStart w:id="12" w:name="_Toc199108469"/>
       <w:r>
         <w:lastRenderedPageBreak/>
         <w:t>Требования к приложению</w:t>
@@ -7680,7 +7551,7 @@
       <w:pPr>
         <w:pStyle w:val="2"/>
       </w:pPr>
-      <w:bookmarkStart w:id="13" w:name="_Toc194206931"/>
+      <w:bookmarkStart w:id="13" w:name="_Toc199108470"/>
       <w:r>
         <w:t>Требования к структуре приложения в целом</w:t>
       </w:r>
@@ -7703,7 +7574,7 @@
       <w:pPr>
         <w:pStyle w:val="3"/>
       </w:pPr>
-      <w:bookmarkStart w:id="14" w:name="_Toc194206932"/>
+      <w:bookmarkStart w:id="14" w:name="_Toc199108471"/>
       <w:r>
         <w:t>Требования</w:t>
       </w:r>
@@ -7899,7 +7770,7 @@
       <w:pPr>
         <w:pStyle w:val="3"/>
       </w:pPr>
-      <w:bookmarkStart w:id="15" w:name="_Toc194206933"/>
+      <w:bookmarkStart w:id="15" w:name="_Toc199108472"/>
       <w:r>
         <w:t>Перспективы развития, модернизации приложения</w:t>
       </w:r>
@@ -8193,7 +8064,7 @@
       <w:pPr>
         <w:pStyle w:val="2"/>
       </w:pPr>
-      <w:bookmarkStart w:id="16" w:name="_Toc194206934"/>
+      <w:bookmarkStart w:id="16" w:name="_Toc199108473"/>
       <w:r>
         <w:lastRenderedPageBreak/>
         <w:t>Требования к функциям (задачам), выполняемым приложением</w:t>
@@ -8412,7 +8283,7 @@
       <w:pPr>
         <w:pStyle w:val="3"/>
       </w:pPr>
-      <w:bookmarkStart w:id="17" w:name="_Toc194206935"/>
+      <w:bookmarkStart w:id="17" w:name="_Toc199108474"/>
       <w:r>
         <w:t>Функциональные возможности неавторизованного пользователя</w:t>
       </w:r>
@@ -8592,7 +8463,7 @@
       <w:pPr>
         <w:pStyle w:val="3"/>
       </w:pPr>
-      <w:bookmarkStart w:id="18" w:name="_Toc194206936"/>
+      <w:bookmarkStart w:id="18" w:name="_Toc199108475"/>
       <w:r>
         <w:t>Функциональные возможности авторизованного пользователя</w:t>
       </w:r>
@@ -9245,7 +9116,7 @@
       <w:pPr>
         <w:pStyle w:val="3"/>
       </w:pPr>
-      <w:bookmarkStart w:id="19" w:name="_Toc194206937"/>
+      <w:bookmarkStart w:id="19" w:name="_Toc199108476"/>
       <w:r>
         <w:t>Функциональные возможности админ</w:t>
       </w:r>
@@ -9452,7 +9323,7 @@
       <w:pPr>
         <w:pStyle w:val="2"/>
       </w:pPr>
-      <w:bookmarkStart w:id="20" w:name="_Toc194206938"/>
+      <w:bookmarkStart w:id="20" w:name="_Toc199108477"/>
       <w:r>
         <w:t>Требования к видам обеспечения приложения</w:t>
       </w:r>
@@ -9473,7 +9344,7 @@
       <w:pPr>
         <w:pStyle w:val="3"/>
       </w:pPr>
-      <w:bookmarkStart w:id="21" w:name="_Toc194206939"/>
+      <w:bookmarkStart w:id="21" w:name="_Toc199108478"/>
       <w:r>
         <w:t>Требования к лингвистическому обеспечению приложения</w:t>
       </w:r>
@@ -9526,7 +9397,7 @@
       <w:pPr>
         <w:pStyle w:val="3"/>
       </w:pPr>
-      <w:bookmarkStart w:id="22" w:name="_Toc194206940"/>
+      <w:bookmarkStart w:id="22" w:name="_Toc199108479"/>
       <w:r>
         <w:t>Требования к программному обеспечению приложения</w:t>
       </w:r>
@@ -9563,7 +9434,23 @@
           <w:szCs w:val="28"/>
         </w:rPr>
         <w:lastRenderedPageBreak/>
-        <w:t xml:space="preserve">Приложение должно корректно работать на мобильных устройствах с операционными системами </w:t>
+        <w:t xml:space="preserve">Приложение должно корректно работать на мобильных устройствах с </w:t>
+      </w:r>
+      <w:r>
+        <w:rPr>
+          <w:rFonts w:ascii="Times New Roman" w:hAnsi="Times New Roman" w:cs="Times New Roman"/>
+          <w:sz w:val="28"/>
+          <w:szCs w:val="28"/>
+        </w:rPr>
+        <w:t>операционными системами</w:t>
+      </w:r>
+      <w:r>
+        <w:rPr>
+          <w:rFonts w:ascii="Times New Roman" w:hAnsi="Times New Roman" w:cs="Times New Roman"/>
+          <w:sz w:val="28"/>
+          <w:szCs w:val="28"/>
+        </w:rPr>
+        <w:t xml:space="preserve"> </w:t>
       </w:r>
       <w:r>
         <w:rPr>
@@ -10282,7 +10169,7 @@
       <w:pPr>
         <w:pStyle w:val="2"/>
       </w:pPr>
-      <w:bookmarkStart w:id="23" w:name="_Toc194206941"/>
+      <w:bookmarkStart w:id="23" w:name="_Toc199108480"/>
       <w:r>
         <w:t>Общие технические требования к приложению</w:t>
       </w:r>
@@ -10305,7 +10192,7 @@
       <w:pPr>
         <w:pStyle w:val="3"/>
       </w:pPr>
-      <w:bookmarkStart w:id="24" w:name="_Toc194206942"/>
+      <w:bookmarkStart w:id="24" w:name="_Toc199108481"/>
       <w:r>
         <w:t>Требования к численности и квалификации персонала и пользователей приложения</w:t>
       </w:r>
@@ -10388,28 +10275,6 @@
     <w:p>
       <w:pPr>
         <w:spacing w:after="0" w:line="360" w:lineRule="auto"/>
-        <w:ind w:firstLine="708"/>
-        <w:jc w:val="both"/>
-        <w:rPr>
-          <w:rFonts w:ascii="Times New Roman" w:hAnsi="Times New Roman" w:cs="Times New Roman"/>
-          <w:sz w:val="28"/>
-          <w:szCs w:val="28"/>
-        </w:rPr>
-      </w:pPr>
-    </w:p>
-    <w:p>
-      <w:pPr>
-        <w:pStyle w:val="3"/>
-      </w:pPr>
-      <w:bookmarkStart w:id="25" w:name="_Toc194206943"/>
-      <w:r>
-        <w:t>Требования к надежности</w:t>
-      </w:r>
-      <w:bookmarkEnd w:id="25"/>
-    </w:p>
-    <w:p>
-      <w:pPr>
-        <w:spacing w:after="0" w:line="360" w:lineRule="auto"/>
         <w:jc w:val="both"/>
         <w:rPr>
           <w:rFonts w:ascii="Times New Roman" w:hAnsi="Times New Roman" w:cs="Times New Roman"/>
@@ -10422,57 +10287,13 @@
     </w:p>
     <w:p>
       <w:pPr>
-        <w:spacing w:after="0" w:line="360" w:lineRule="auto"/>
-        <w:ind w:firstLine="708"/>
-        <w:jc w:val="both"/>
-        <w:rPr>
-          <w:rFonts w:ascii="Times New Roman" w:hAnsi="Times New Roman" w:cs="Times New Roman"/>
-          <w:sz w:val="28"/>
-          <w:szCs w:val="28"/>
-        </w:rPr>
-      </w:pPr>
-      <w:r>
-        <w:rPr>
-          <w:rFonts w:ascii="Times New Roman" w:hAnsi="Times New Roman" w:cs="Times New Roman"/>
-          <w:sz w:val="28"/>
-          <w:szCs w:val="28"/>
-        </w:rPr>
-        <w:t>Приложение должно стабильно работать при нагрузке до 10 запросов в секунду (</w:t>
-      </w:r>
-      <w:r>
-        <w:rPr>
-          <w:rFonts w:ascii="Times New Roman" w:hAnsi="Times New Roman" w:cs="Times New Roman"/>
-          <w:sz w:val="28"/>
-          <w:szCs w:val="28"/>
-          <w:lang w:val="en-US"/>
-        </w:rPr>
-        <w:t>RPS</w:t>
-      </w:r>
-      <w:r>
-        <w:rPr>
-          <w:rFonts w:ascii="Times New Roman" w:hAnsi="Times New Roman" w:cs="Times New Roman"/>
-          <w:sz w:val="28"/>
-          <w:szCs w:val="28"/>
-        </w:rPr>
-        <w:t xml:space="preserve">). </w:t>
-      </w:r>
-      <w:r>
-        <w:rPr>
-          <w:rFonts w:ascii="Times New Roman" w:hAnsi="Times New Roman" w:cs="Times New Roman"/>
-          <w:sz w:val="28"/>
-          <w:szCs w:val="28"/>
-          <w:lang w:val="en-US"/>
-        </w:rPr>
-        <w:t>SLA</w:t>
-      </w:r>
-      <w:r>
-        <w:rPr>
-          <w:rFonts w:ascii="Times New Roman" w:hAnsi="Times New Roman" w:cs="Times New Roman"/>
-          <w:sz w:val="28"/>
-          <w:szCs w:val="28"/>
-        </w:rPr>
-        <w:t xml:space="preserve"> составляет 95% успешных ответов, то есть 95% запросов должны обрабатываться без ошибок и быстро – не дольше 2 секунд. Допускается до 5% ошибок, что является нормой для любой подобной системы.</w:t>
-      </w:r>
+        <w:pStyle w:val="3"/>
+      </w:pPr>
+      <w:bookmarkStart w:id="25" w:name="_Toc199108482"/>
+      <w:r>
+        <w:t>Требования к эргономике и технической эстетике</w:t>
+      </w:r>
+      <w:bookmarkEnd w:id="25"/>
     </w:p>
     <w:p>
       <w:pPr>
@@ -10489,11 +10310,102 @@
     </w:p>
     <w:p>
       <w:pPr>
+        <w:spacing w:after="0" w:line="360" w:lineRule="auto"/>
+        <w:ind w:firstLine="709"/>
+        <w:jc w:val="both"/>
+        <w:rPr>
+          <w:rFonts w:ascii="Times New Roman" w:hAnsi="Times New Roman" w:cs="Times New Roman"/>
+          <w:sz w:val="28"/>
+          <w:szCs w:val="28"/>
+        </w:rPr>
+      </w:pPr>
+      <w:r>
+        <w:rPr>
+          <w:rFonts w:ascii="Times New Roman" w:hAnsi="Times New Roman" w:cs="Times New Roman"/>
+          <w:sz w:val="28"/>
+          <w:szCs w:val="28"/>
+        </w:rPr>
+        <w:t>Интерфейс приложения должен быть интуитивно понятным с минимальным количеством шагов для выполнения задач. Навигация должна быть логичной и последовательной, с четкой иерархией элементов. Должны присутствовать анимация и переходы, которые не замедляют работу приложения.</w:t>
+      </w:r>
+    </w:p>
+    <w:p>
+      <w:pPr>
+        <w:spacing w:after="0" w:line="360" w:lineRule="auto"/>
+        <w:ind w:firstLine="709"/>
+        <w:jc w:val="both"/>
+        <w:rPr>
+          <w:rFonts w:ascii="Times New Roman" w:hAnsi="Times New Roman" w:cs="Times New Roman"/>
+          <w:sz w:val="28"/>
+          <w:szCs w:val="28"/>
+        </w:rPr>
+      </w:pPr>
+      <w:r>
+        <w:rPr>
+          <w:rFonts w:ascii="Times New Roman" w:hAnsi="Times New Roman" w:cs="Times New Roman"/>
+          <w:sz w:val="28"/>
+          <w:szCs w:val="28"/>
+        </w:rPr>
+        <w:t>Дизайн интерфейса должен соответствовать современным стандартам и быть оформленным в едином стиле и приятной цветовой палитры, шрифты должны быть легко читаемыми.</w:t>
+      </w:r>
+    </w:p>
+    <w:p>
+      <w:pPr>
+        <w:spacing w:after="0" w:line="360" w:lineRule="auto"/>
+        <w:ind w:firstLine="709"/>
+        <w:jc w:val="both"/>
+        <w:rPr>
+          <w:rFonts w:ascii="Times New Roman" w:hAnsi="Times New Roman" w:cs="Times New Roman"/>
+          <w:sz w:val="28"/>
+          <w:szCs w:val="28"/>
+        </w:rPr>
+      </w:pPr>
+      <w:r>
+        <w:rPr>
+          <w:rFonts w:ascii="Times New Roman" w:hAnsi="Times New Roman" w:cs="Times New Roman"/>
+          <w:sz w:val="28"/>
+          <w:szCs w:val="28"/>
+        </w:rPr>
+        <w:t>Все элементы управления должны быть достаточного размера для удобного взаимодействия на мобильных устройствах.</w:t>
+      </w:r>
+    </w:p>
+    <w:p>
+      <w:pPr>
+        <w:spacing w:after="0" w:line="360" w:lineRule="auto"/>
+        <w:ind w:firstLine="709"/>
+        <w:jc w:val="both"/>
+        <w:rPr>
+          <w:rFonts w:ascii="Times New Roman" w:hAnsi="Times New Roman" w:cs="Times New Roman"/>
+          <w:sz w:val="28"/>
+          <w:szCs w:val="28"/>
+        </w:rPr>
+      </w:pPr>
+      <w:r>
+        <w:rPr>
+          <w:rFonts w:ascii="Times New Roman" w:hAnsi="Times New Roman" w:cs="Times New Roman"/>
+          <w:sz w:val="28"/>
+          <w:szCs w:val="28"/>
+        </w:rPr>
+        <w:t>Все элементы интерфейса должны быть согласованы по стилю и цветовой гамме.</w:t>
+      </w:r>
+    </w:p>
+    <w:p>
+      <w:pPr>
+        <w:spacing w:after="0" w:line="360" w:lineRule="auto"/>
+        <w:jc w:val="both"/>
+        <w:rPr>
+          <w:rFonts w:ascii="Times New Roman" w:hAnsi="Times New Roman" w:cs="Times New Roman"/>
+          <w:sz w:val="28"/>
+          <w:szCs w:val="28"/>
+        </w:rPr>
+      </w:pPr>
+    </w:p>
+    <w:p>
+      <w:pPr>
         <w:pStyle w:val="3"/>
       </w:pPr>
-      <w:bookmarkStart w:id="26" w:name="_Toc194206944"/>
-      <w:r>
-        <w:t>Требования к эргономике и технической эстетике</w:t>
+      <w:bookmarkStart w:id="26" w:name="_Toc199108483"/>
+      <w:r>
+        <w:t>Требования к защите информации от несанкционированного доступа</w:t>
       </w:r>
       <w:bookmarkEnd w:id="26"/>
     </w:p>
@@ -10513,91 +10425,132 @@
     <w:p>
       <w:pPr>
         <w:spacing w:after="0" w:line="360" w:lineRule="auto"/>
-        <w:ind w:firstLine="709"/>
-        <w:jc w:val="both"/>
-        <w:rPr>
-          <w:rFonts w:ascii="Times New Roman" w:hAnsi="Times New Roman" w:cs="Times New Roman"/>
-          <w:sz w:val="28"/>
-          <w:szCs w:val="28"/>
-        </w:rPr>
-      </w:pPr>
-      <w:r>
-        <w:rPr>
-          <w:rFonts w:ascii="Times New Roman" w:hAnsi="Times New Roman" w:cs="Times New Roman"/>
-          <w:sz w:val="28"/>
-          <w:szCs w:val="28"/>
-        </w:rPr>
-        <w:t>Интерфейс приложения должен быть интуитивно понятным с минимальным количеством шагов для выполнения задач. Навигация должна быть логичной и последовательной, с четкой иерархией элементов. Должны присутствовать анимация и переходы, которые не замедляют работу приложения.</w:t>
-      </w:r>
-    </w:p>
-    <w:p>
-      <w:pPr>
-        <w:spacing w:after="0" w:line="360" w:lineRule="auto"/>
-        <w:ind w:firstLine="709"/>
-        <w:jc w:val="both"/>
-        <w:rPr>
-          <w:rFonts w:ascii="Times New Roman" w:hAnsi="Times New Roman" w:cs="Times New Roman"/>
-          <w:sz w:val="28"/>
-          <w:szCs w:val="28"/>
-        </w:rPr>
-      </w:pPr>
-      <w:r>
-        <w:rPr>
-          <w:rFonts w:ascii="Times New Roman" w:hAnsi="Times New Roman" w:cs="Times New Roman"/>
-          <w:sz w:val="28"/>
-          <w:szCs w:val="28"/>
-        </w:rPr>
-        <w:t>Дизайн интерфейса должен соответствовать современным стандартам и быть оформленным в едином стиле и приятной цветовой палитры, шрифты должны быть легко читаемыми.</w:t>
-      </w:r>
-    </w:p>
-    <w:p>
-      <w:pPr>
-        <w:spacing w:after="0" w:line="360" w:lineRule="auto"/>
-        <w:ind w:firstLine="709"/>
-        <w:jc w:val="both"/>
-        <w:rPr>
-          <w:rFonts w:ascii="Times New Roman" w:hAnsi="Times New Roman" w:cs="Times New Roman"/>
-          <w:sz w:val="28"/>
-          <w:szCs w:val="28"/>
-        </w:rPr>
-      </w:pPr>
-      <w:r>
-        <w:rPr>
-          <w:rFonts w:ascii="Times New Roman" w:hAnsi="Times New Roman" w:cs="Times New Roman"/>
-          <w:sz w:val="28"/>
-          <w:szCs w:val="28"/>
-        </w:rPr>
-        <w:t>Все элементы управления должны быть достаточного размера для удобного взаимодействия на мобильных устройствах.</w:t>
-      </w:r>
-    </w:p>
-    <w:p>
-      <w:pPr>
-        <w:spacing w:after="0" w:line="360" w:lineRule="auto"/>
-        <w:ind w:firstLine="709"/>
-        <w:jc w:val="both"/>
-        <w:rPr>
-          <w:rFonts w:ascii="Times New Roman" w:hAnsi="Times New Roman" w:cs="Times New Roman"/>
-          <w:sz w:val="28"/>
-          <w:szCs w:val="28"/>
-        </w:rPr>
-      </w:pPr>
-      <w:r>
-        <w:rPr>
-          <w:rFonts w:ascii="Times New Roman" w:hAnsi="Times New Roman" w:cs="Times New Roman"/>
-          <w:sz w:val="28"/>
-          <w:szCs w:val="28"/>
-        </w:rPr>
-        <w:t>Все элементы интерфейса должны быть согласованы по стилю и цветовой гамме.</w:t>
-      </w:r>
-    </w:p>
-    <w:p>
-      <w:pPr>
-        <w:pStyle w:val="3"/>
-      </w:pPr>
-      <w:bookmarkStart w:id="27" w:name="_Toc194206945"/>
-      <w:r>
+        <w:ind w:firstLine="708"/>
+        <w:jc w:val="both"/>
+        <w:rPr>
+          <w:rFonts w:ascii="Times New Roman" w:hAnsi="Times New Roman" w:cs="Times New Roman"/>
+          <w:sz w:val="28"/>
+          <w:szCs w:val="28"/>
+        </w:rPr>
+      </w:pPr>
+      <w:r>
+        <w:rPr>
+          <w:rFonts w:ascii="Times New Roman" w:hAnsi="Times New Roman" w:cs="Times New Roman"/>
+          <w:sz w:val="28"/>
+          <w:szCs w:val="28"/>
+        </w:rPr>
+        <w:t>Использование хешировани</w:t>
+      </w:r>
+      <w:r>
+        <w:rPr>
+          <w:rFonts w:ascii="Times New Roman" w:hAnsi="Times New Roman" w:cs="Times New Roman"/>
+          <w:sz w:val="28"/>
+          <w:szCs w:val="28"/>
+        </w:rPr>
+        <w:t>я</w:t>
+      </w:r>
+      <w:r>
+        <w:rPr>
+          <w:rFonts w:ascii="Times New Roman" w:hAnsi="Times New Roman" w:cs="Times New Roman"/>
+          <w:sz w:val="28"/>
+          <w:szCs w:val="28"/>
+        </w:rPr>
+        <w:t xml:space="preserve"> паролей для безопасного хранения учетных данных пользователей. Реализация аутентификации через JWT-токены, обеспечивающие безопасный механизм авторизации.</w:t>
+      </w:r>
+    </w:p>
+    <w:p>
+      <w:pPr>
+        <w:spacing w:after="0" w:line="360" w:lineRule="auto"/>
+        <w:ind w:firstLine="708"/>
+        <w:jc w:val="both"/>
+        <w:rPr>
+          <w:rFonts w:ascii="Times New Roman" w:hAnsi="Times New Roman" w:cs="Times New Roman"/>
+          <w:sz w:val="28"/>
+          <w:szCs w:val="28"/>
+        </w:rPr>
+      </w:pPr>
+      <w:r>
+        <w:rPr>
+          <w:rFonts w:ascii="Times New Roman" w:hAnsi="Times New Roman" w:cs="Times New Roman"/>
+          <w:sz w:val="28"/>
+          <w:szCs w:val="28"/>
+        </w:rPr>
+        <w:t xml:space="preserve">Ограничение доступа к функционалу системой ролей, разграничивающей права пользователей. Механизм CORS, запрещающий </w:t>
+      </w:r>
+      <w:r>
+        <w:rPr>
+          <w:rFonts w:ascii="Times New Roman" w:hAnsi="Times New Roman" w:cs="Times New Roman"/>
+          <w:sz w:val="28"/>
+          <w:szCs w:val="28"/>
+        </w:rPr>
         <w:lastRenderedPageBreak/>
-        <w:t>Требования к защите информации от несанкционированного доступа</w:t>
+        <w:t>запросы с посторонних доменов. Все передаваемые данные защищены HTTPS-соединением.</w:t>
+      </w:r>
+    </w:p>
+    <w:p>
+      <w:pPr>
+        <w:spacing w:after="0" w:line="360" w:lineRule="auto"/>
+        <w:ind w:firstLine="708"/>
+        <w:jc w:val="both"/>
+        <w:rPr>
+          <w:rFonts w:ascii="Times New Roman" w:hAnsi="Times New Roman" w:cs="Times New Roman"/>
+          <w:sz w:val="28"/>
+          <w:szCs w:val="28"/>
+        </w:rPr>
+      </w:pPr>
+      <w:r>
+        <w:rPr>
+          <w:rFonts w:ascii="Times New Roman" w:hAnsi="Times New Roman" w:cs="Times New Roman"/>
+          <w:sz w:val="28"/>
+          <w:szCs w:val="28"/>
+        </w:rPr>
+        <w:t xml:space="preserve">Для шифрования файлов применяется алгоритм AES-256. Ключи шифрования хранятся отдельно от зашифрованных данных. Реализована защита от распространенных атак, включая </w:t>
+      </w:r>
+      <w:proofErr w:type="spellStart"/>
+      <w:r>
+        <w:rPr>
+          <w:rFonts w:ascii="Times New Roman" w:hAnsi="Times New Roman" w:cs="Times New Roman"/>
+          <w:sz w:val="28"/>
+          <w:szCs w:val="28"/>
+        </w:rPr>
+        <w:t>brute-force</w:t>
+      </w:r>
+      <w:proofErr w:type="spellEnd"/>
+      <w:r>
+        <w:rPr>
+          <w:rFonts w:ascii="Times New Roman" w:hAnsi="Times New Roman" w:cs="Times New Roman"/>
+          <w:sz w:val="28"/>
+          <w:szCs w:val="28"/>
+        </w:rPr>
+        <w:t xml:space="preserve"> и SQL-инъекции.</w:t>
+      </w:r>
+    </w:p>
+    <w:p>
+      <w:pPr>
+        <w:spacing w:after="0" w:line="360" w:lineRule="auto"/>
+        <w:rPr>
+          <w:rFonts w:ascii="Times New Roman" w:hAnsi="Times New Roman" w:cs="Times New Roman"/>
+          <w:sz w:val="28"/>
+          <w:szCs w:val="28"/>
+        </w:rPr>
+      </w:pPr>
+      <w:r>
+        <w:rPr>
+          <w:rFonts w:ascii="Times New Roman" w:hAnsi="Times New Roman" w:cs="Times New Roman"/>
+          <w:sz w:val="28"/>
+          <w:szCs w:val="28"/>
+        </w:rPr>
+        <w:br w:type="page"/>
+      </w:r>
+    </w:p>
+    <w:p>
+      <w:pPr>
+        <w:pStyle w:val="10"/>
+      </w:pPr>
+      <w:bookmarkStart w:id="27" w:name="_Toc199108484"/>
+      <w:r>
+        <w:lastRenderedPageBreak/>
+        <w:t>Описание приложения</w:t>
       </w:r>
       <w:bookmarkEnd w:id="27"/>
     </w:p>
@@ -10616,124 +10569,11 @@
     </w:p>
     <w:p>
       <w:pPr>
-        <w:spacing w:after="0" w:line="360" w:lineRule="auto"/>
-        <w:ind w:firstLine="708"/>
-        <w:jc w:val="both"/>
-        <w:rPr>
-          <w:rFonts w:ascii="Times New Roman" w:hAnsi="Times New Roman" w:cs="Times New Roman"/>
-          <w:sz w:val="28"/>
-          <w:szCs w:val="28"/>
-        </w:rPr>
-      </w:pPr>
-      <w:r>
-        <w:rPr>
-          <w:rFonts w:ascii="Times New Roman" w:hAnsi="Times New Roman" w:cs="Times New Roman"/>
-          <w:sz w:val="28"/>
-          <w:szCs w:val="28"/>
-        </w:rPr>
-        <w:t>Использование хешировани</w:t>
-      </w:r>
-      <w:r>
-        <w:rPr>
-          <w:rFonts w:ascii="Times New Roman" w:hAnsi="Times New Roman" w:cs="Times New Roman"/>
-          <w:sz w:val="28"/>
-          <w:szCs w:val="28"/>
-        </w:rPr>
-        <w:t>я</w:t>
-      </w:r>
-      <w:r>
-        <w:rPr>
-          <w:rFonts w:ascii="Times New Roman" w:hAnsi="Times New Roman" w:cs="Times New Roman"/>
-          <w:sz w:val="28"/>
-          <w:szCs w:val="28"/>
-        </w:rPr>
-        <w:t xml:space="preserve"> паролей для безопасного хранения учетных данных пользователей. Реализация аутентификации через JWT-токены, обеспечивающие безопасный механизм авторизации.</w:t>
-      </w:r>
-    </w:p>
-    <w:p>
-      <w:pPr>
-        <w:spacing w:after="0" w:line="360" w:lineRule="auto"/>
-        <w:ind w:firstLine="708"/>
-        <w:jc w:val="both"/>
-        <w:rPr>
-          <w:rFonts w:ascii="Times New Roman" w:hAnsi="Times New Roman" w:cs="Times New Roman"/>
-          <w:sz w:val="28"/>
-          <w:szCs w:val="28"/>
-        </w:rPr>
-      </w:pPr>
-      <w:r>
-        <w:rPr>
-          <w:rFonts w:ascii="Times New Roman" w:hAnsi="Times New Roman" w:cs="Times New Roman"/>
-          <w:sz w:val="28"/>
-          <w:szCs w:val="28"/>
-        </w:rPr>
-        <w:t>Ограничение доступа к функционалу системой ролей, разграничивающей права пользователей. Механизм CORS, запрещающий запросы с посторонних доменов. Все передаваемые данные защищены HTTPS-соединением.</w:t>
-      </w:r>
-    </w:p>
-    <w:p>
-      <w:pPr>
-        <w:spacing w:after="0" w:line="360" w:lineRule="auto"/>
-        <w:ind w:firstLine="708"/>
-        <w:jc w:val="both"/>
-        <w:rPr>
-          <w:rFonts w:ascii="Times New Roman" w:hAnsi="Times New Roman" w:cs="Times New Roman"/>
-          <w:sz w:val="28"/>
-          <w:szCs w:val="28"/>
-        </w:rPr>
-      </w:pPr>
-      <w:r>
-        <w:rPr>
-          <w:rFonts w:ascii="Times New Roman" w:hAnsi="Times New Roman" w:cs="Times New Roman"/>
-          <w:sz w:val="28"/>
-          <w:szCs w:val="28"/>
-        </w:rPr>
-        <w:t xml:space="preserve">Для шифрования файлов применяется алгоритм AES-256. Ключи шифрования хранятся отдельно от зашифрованных данных. Реализована защита от распространенных атак, включая </w:t>
-      </w:r>
-      <w:proofErr w:type="spellStart"/>
-      <w:r>
-        <w:rPr>
-          <w:rFonts w:ascii="Times New Roman" w:hAnsi="Times New Roman" w:cs="Times New Roman"/>
-          <w:sz w:val="28"/>
-          <w:szCs w:val="28"/>
-        </w:rPr>
-        <w:t>brute-force</w:t>
-      </w:r>
-      <w:proofErr w:type="spellEnd"/>
-      <w:r>
-        <w:rPr>
-          <w:rFonts w:ascii="Times New Roman" w:hAnsi="Times New Roman" w:cs="Times New Roman"/>
-          <w:sz w:val="28"/>
-          <w:szCs w:val="28"/>
-        </w:rPr>
-        <w:t xml:space="preserve"> и SQL-инъекции.</w:t>
-      </w:r>
-    </w:p>
-    <w:p>
-      <w:pPr>
-        <w:spacing w:after="0" w:line="360" w:lineRule="auto"/>
-        <w:rPr>
-          <w:rFonts w:ascii="Times New Roman" w:hAnsi="Times New Roman" w:cs="Times New Roman"/>
-          <w:sz w:val="28"/>
-          <w:szCs w:val="28"/>
-        </w:rPr>
-      </w:pPr>
-      <w:r>
-        <w:rPr>
-          <w:rFonts w:ascii="Times New Roman" w:hAnsi="Times New Roman" w:cs="Times New Roman"/>
-          <w:sz w:val="28"/>
-          <w:szCs w:val="28"/>
-        </w:rPr>
-        <w:br w:type="page"/>
-      </w:r>
-    </w:p>
-    <w:p>
-      <w:pPr>
-        <w:pStyle w:val="10"/>
-      </w:pPr>
-      <w:bookmarkStart w:id="28" w:name="_Toc194206946"/>
-      <w:r>
-        <w:lastRenderedPageBreak/>
-        <w:t>Описание приложения</w:t>
+        <w:pStyle w:val="2"/>
+      </w:pPr>
+      <w:bookmarkStart w:id="28" w:name="_Toc199108485"/>
+      <w:r>
+        <w:t>Описание экранов приложения</w:t>
       </w:r>
       <w:bookmarkEnd w:id="28"/>
     </w:p>
@@ -10752,36 +10592,13 @@
     </w:p>
     <w:p>
       <w:pPr>
-        <w:pStyle w:val="2"/>
-      </w:pPr>
-      <w:bookmarkStart w:id="29" w:name="_Toc194206947"/>
-      <w:r>
-        <w:t>Описание экранов приложения</w:t>
+        <w:pStyle w:val="3"/>
+      </w:pPr>
+      <w:bookmarkStart w:id="29" w:name="_Toc199108486"/>
+      <w:r>
+        <w:t>Загрузочный экран</w:t>
       </w:r>
       <w:bookmarkEnd w:id="29"/>
-    </w:p>
-    <w:p>
-      <w:pPr>
-        <w:spacing w:after="0" w:line="360" w:lineRule="auto"/>
-        <w:jc w:val="both"/>
-        <w:rPr>
-          <w:rFonts w:ascii="Times New Roman" w:hAnsi="Times New Roman" w:cs="Times New Roman"/>
-          <w:b/>
-          <w:bCs/>
-          <w:sz w:val="28"/>
-          <w:szCs w:val="28"/>
-        </w:rPr>
-      </w:pPr>
-    </w:p>
-    <w:p>
-      <w:pPr>
-        <w:pStyle w:val="3"/>
-      </w:pPr>
-      <w:bookmarkStart w:id="30" w:name="_Toc194206948"/>
-      <w:r>
-        <w:t>Загрузочный экран</w:t>
-      </w:r>
-      <w:bookmarkEnd w:id="30"/>
     </w:p>
     <w:p>
       <w:pPr>
@@ -10920,7 +10737,7 @@
       <w:pPr>
         <w:pStyle w:val="3"/>
       </w:pPr>
-      <w:bookmarkStart w:id="31" w:name="_Toc194206949"/>
+      <w:bookmarkStart w:id="30" w:name="_Toc199108487"/>
       <w:r>
         <w:t>Приветственны</w:t>
       </w:r>
@@ -10930,7 +10747,7 @@
       <w:r>
         <w:t xml:space="preserve"> экран</w:t>
       </w:r>
-      <w:bookmarkEnd w:id="31"/>
+      <w:bookmarkEnd w:id="30"/>
     </w:p>
     <w:p>
       <w:pPr>
@@ -11298,14 +11115,14 @@
       <w:pPr>
         <w:pStyle w:val="3"/>
       </w:pPr>
-      <w:bookmarkStart w:id="32" w:name="_Toc194206950"/>
+      <w:bookmarkStart w:id="31" w:name="_Toc199108488"/>
       <w:r>
         <w:t xml:space="preserve">Экран </w:t>
       </w:r>
       <w:r>
         <w:t>регистрации</w:t>
       </w:r>
-      <w:bookmarkEnd w:id="32"/>
+      <w:bookmarkEnd w:id="31"/>
     </w:p>
     <w:p>
       <w:pPr>
@@ -11402,7 +11219,7 @@
           <w:szCs w:val="28"/>
         </w:rPr>
       </w:pPr>
-      <w:bookmarkStart w:id="33" w:name="_Hlk194198438"/>
+      <w:bookmarkStart w:id="32" w:name="_Hlk194198438"/>
       <w:r>
         <w:rPr>
           <w:rFonts w:ascii="Times New Roman" w:hAnsi="Times New Roman" w:cs="Times New Roman"/>
@@ -11509,7 +11326,7 @@
         </w:rPr>
         <w:t>;</w:t>
       </w:r>
-      <w:bookmarkEnd w:id="33"/>
+      <w:bookmarkEnd w:id="32"/>
     </w:p>
     <w:p>
       <w:pPr>
@@ -11615,7 +11432,7 @@
         </w:rPr>
         <w:t xml:space="preserve"> </w:t>
       </w:r>
-      <w:bookmarkStart w:id="34" w:name="_Hlk194157374"/>
+      <w:bookmarkStart w:id="33" w:name="_Hlk194157374"/>
       <w:r>
         <w:rPr>
           <w:rFonts w:ascii="Times New Roman" w:hAnsi="Times New Roman" w:cs="Times New Roman"/>
@@ -11666,7 +11483,7 @@
         </w:rPr>
         <w:t>;</w:t>
       </w:r>
-      <w:bookmarkEnd w:id="34"/>
+      <w:bookmarkEnd w:id="33"/>
     </w:p>
     <w:p>
       <w:pPr>
@@ -12257,14 +12074,14 @@
       <w:pPr>
         <w:pStyle w:val="3"/>
       </w:pPr>
-      <w:bookmarkStart w:id="35" w:name="_Toc194206951"/>
+      <w:bookmarkStart w:id="34" w:name="_Toc199108489"/>
       <w:r>
         <w:t xml:space="preserve">Экран </w:t>
       </w:r>
       <w:r>
         <w:t>ввода кода подтверждения</w:t>
       </w:r>
-      <w:bookmarkEnd w:id="35"/>
+      <w:bookmarkEnd w:id="34"/>
     </w:p>
     <w:p>
       <w:pPr>
@@ -12958,7 +12775,7 @@
       <w:pPr>
         <w:pStyle w:val="3"/>
       </w:pPr>
-      <w:bookmarkStart w:id="36" w:name="_Toc194206952"/>
+      <w:bookmarkStart w:id="35" w:name="_Toc199108490"/>
       <w:r>
         <w:t>Экран</w:t>
       </w:r>
@@ -12968,7 +12785,7 @@
       <w:r>
         <w:t>авторизации</w:t>
       </w:r>
-      <w:bookmarkEnd w:id="36"/>
+      <w:bookmarkEnd w:id="35"/>
     </w:p>
     <w:p>
       <w:pPr>
@@ -13516,11 +13333,11 @@
       <w:pPr>
         <w:pStyle w:val="3"/>
       </w:pPr>
-      <w:bookmarkStart w:id="37" w:name="_Toc194206953"/>
+      <w:bookmarkStart w:id="36" w:name="_Toc199108491"/>
       <w:r>
         <w:t>Экран чата с ИИ-ассистентом</w:t>
       </w:r>
-      <w:bookmarkEnd w:id="37"/>
+      <w:bookmarkEnd w:id="36"/>
     </w:p>
     <w:p>
       <w:pPr>
@@ -13992,11 +13809,11 @@
       <w:pPr>
         <w:pStyle w:val="3"/>
       </w:pPr>
-      <w:bookmarkStart w:id="38" w:name="_Toc194206954"/>
+      <w:bookmarkStart w:id="37" w:name="_Toc199108492"/>
       <w:r>
         <w:t>Экран календаря</w:t>
       </w:r>
-      <w:bookmarkEnd w:id="38"/>
+      <w:bookmarkEnd w:id="37"/>
     </w:p>
     <w:p>
       <w:pPr>
@@ -15255,11 +15072,11 @@
       <w:pPr>
         <w:pStyle w:val="3"/>
       </w:pPr>
-      <w:bookmarkStart w:id="39" w:name="_Toc194206955"/>
+      <w:bookmarkStart w:id="38" w:name="_Toc199108493"/>
       <w:r>
         <w:t>Экран аналитики</w:t>
       </w:r>
-      <w:bookmarkEnd w:id="39"/>
+      <w:bookmarkEnd w:id="38"/>
     </w:p>
     <w:p>
       <w:pPr>
@@ -15615,11 +15432,11 @@
       <w:pPr>
         <w:pStyle w:val="3"/>
       </w:pPr>
-      <w:bookmarkStart w:id="40" w:name="_Toc194206956"/>
+      <w:bookmarkStart w:id="39" w:name="_Toc199108494"/>
       <w:r>
         <w:t>Экран настроек</w:t>
       </w:r>
-      <w:bookmarkEnd w:id="40"/>
+      <w:bookmarkEnd w:id="39"/>
     </w:p>
     <w:p>
       <w:pPr>
@@ -16393,11 +16210,11 @@
       <w:pPr>
         <w:pStyle w:val="2"/>
       </w:pPr>
-      <w:bookmarkStart w:id="41" w:name="_Toc194206957"/>
+      <w:bookmarkStart w:id="40" w:name="_Toc199108495"/>
       <w:r>
         <w:t>Навигация по приложению</w:t>
       </w:r>
-      <w:bookmarkEnd w:id="41"/>
+      <w:bookmarkEnd w:id="40"/>
     </w:p>
     <w:p>
       <w:pPr>
@@ -16902,12 +16719,12 @@
       <w:pPr>
         <w:pStyle w:val="10"/>
       </w:pPr>
-      <w:bookmarkStart w:id="42" w:name="_Toc194206958"/>
+      <w:bookmarkStart w:id="41" w:name="_Toc199108496"/>
       <w:r>
         <w:lastRenderedPageBreak/>
         <w:t>Состав и содержание работ по созданию приложения</w:t>
       </w:r>
-      <w:bookmarkEnd w:id="42"/>
+      <w:bookmarkEnd w:id="41"/>
     </w:p>
     <w:p>
       <w:pPr>
@@ -17136,12 +16953,12 @@
       <w:pPr>
         <w:pStyle w:val="10"/>
       </w:pPr>
-      <w:bookmarkStart w:id="43" w:name="_Toc194206959"/>
+      <w:bookmarkStart w:id="42" w:name="_Toc199108497"/>
       <w:r>
         <w:lastRenderedPageBreak/>
         <w:t>Порядок разработки приложения</w:t>
       </w:r>
-      <w:bookmarkEnd w:id="43"/>
+      <w:bookmarkEnd w:id="42"/>
     </w:p>
     <w:p>
       <w:pPr>
@@ -17270,12 +17087,12 @@
       <w:pPr>
         <w:pStyle w:val="10"/>
       </w:pPr>
-      <w:bookmarkStart w:id="44" w:name="_Toc194206960"/>
+      <w:bookmarkStart w:id="43" w:name="_Toc199108498"/>
       <w:r>
         <w:lastRenderedPageBreak/>
         <w:t>Порядок контроля и приемки приложения</w:t>
       </w:r>
-      <w:bookmarkEnd w:id="44"/>
+      <w:bookmarkEnd w:id="43"/>
     </w:p>
     <w:p>
       <w:pPr>
@@ -17552,12 +17369,12 @@
       <w:pPr>
         <w:pStyle w:val="10"/>
       </w:pPr>
-      <w:bookmarkStart w:id="45" w:name="_Toc194206961"/>
+      <w:bookmarkStart w:id="44" w:name="_Toc199108499"/>
       <w:r>
         <w:lastRenderedPageBreak/>
         <w:t>Требования к документированию</w:t>
       </w:r>
-      <w:bookmarkEnd w:id="45"/>
+      <w:bookmarkEnd w:id="44"/>
     </w:p>
     <w:p>
       <w:pPr>
@@ -17576,11 +17393,11 @@
       <w:pPr>
         <w:pStyle w:val="2"/>
       </w:pPr>
-      <w:bookmarkStart w:id="46" w:name="_Toc194206962"/>
+      <w:bookmarkStart w:id="45" w:name="_Toc199108500"/>
       <w:r>
         <w:t>Перечень подлежащих разработке документов</w:t>
       </w:r>
-      <w:bookmarkEnd w:id="46"/>
+      <w:bookmarkEnd w:id="45"/>
     </w:p>
     <w:p>
       <w:pPr>
@@ -17690,12 +17507,12 @@
       <w:r>
         <w:br w:type="page"/>
       </w:r>
-      <w:bookmarkStart w:id="47" w:name="_Toc194206963"/>
+      <w:bookmarkStart w:id="46" w:name="_Toc199108501"/>
       <w:r>
         <w:lastRenderedPageBreak/>
         <w:t>Пользовательские сценарии</w:t>
       </w:r>
-      <w:bookmarkEnd w:id="47"/>
+      <w:bookmarkEnd w:id="46"/>
     </w:p>
     <w:p>
       <w:pPr>
@@ -18249,13 +18066,7 @@
         <w:pStyle w:val="-"/>
       </w:pPr>
       <w:r>
-        <w:t xml:space="preserve">Просмотр </w:t>
-      </w:r>
-      <w:r>
-        <w:t>экрана</w:t>
-      </w:r>
-      <w:r>
-        <w:t xml:space="preserve"> чата с ИИ-ассистентом</w:t>
+        <w:t>Просмотр экрана чата с ИИ-ассистентом</w:t>
       </w:r>
     </w:p>
     <w:p>
@@ -18722,6 +18533,7 @@
       <w:r>
         <w:rPr>
           <w:rFonts w:ascii="Times New Roman" w:hAnsi="Times New Roman" w:cs="Times New Roman"/>
+          <w:noProof/>
           <w:sz w:val="28"/>
           <w:szCs w:val="28"/>
         </w:rPr>
@@ -19492,13 +19304,7 @@
         <w:t>Просмотр</w:t>
       </w:r>
       <w:r>
-        <w:t xml:space="preserve"> </w:t>
-      </w:r>
-      <w:r>
-        <w:t>экрана</w:t>
-      </w:r>
-      <w:r>
-        <w:t xml:space="preserve"> со </w:t>
+        <w:t xml:space="preserve"> экрана со </w:t>
       </w:r>
       <w:r>
         <w:t>списком</w:t>
@@ -19934,12 +19740,12 @@
           <w:lang w:val="en-US"/>
         </w:rPr>
       </w:pPr>
-      <w:bookmarkStart w:id="48" w:name="_Toc194206964"/>
+      <w:bookmarkStart w:id="47" w:name="_Toc199108502"/>
       <w:r>
         <w:lastRenderedPageBreak/>
         <w:t>ПРИЛОЖЕНИЕ</w:t>
       </w:r>
-      <w:bookmarkEnd w:id="48"/>
+      <w:bookmarkEnd w:id="47"/>
     </w:p>
     <w:p>
       <w:pPr>
@@ -20347,19 +20153,7 @@
         <w:rPr>
           <w:lang w:val="en-US" w:eastAsia="ru-RU"/>
         </w:rPr>
-        <w:t xml:space="preserve"> </w:t>
-      </w:r>
-      <w:r>
-        <w:rPr>
-          <w:lang w:val="en-US" w:eastAsia="ru-RU"/>
-        </w:rPr>
-        <w:t>2</w:t>
-      </w:r>
-      <w:r>
-        <w:rPr>
-          <w:lang w:val="en-US" w:eastAsia="ru-RU"/>
-        </w:rPr>
-        <w:t>)</w:t>
+        <w:t xml:space="preserve"> 2)</w:t>
       </w:r>
     </w:p>
     <w:p>
@@ -23937,6 +23731,9 @@
   </w:num>
   <w:num w:numId="26">
     <w:abstractNumId w:val="23"/>
+  </w:num>
+  <w:num w:numId="27">
+    <w:abstractNumId w:val="2"/>
   </w:num>
   <w:numIdMacAtCleanup w:val="26"/>
 </w:numbering>
@@ -24425,6 +24222,7 @@
   <w:style w:type="character" w:default="1" w:styleId="a1">
     <w:name w:val="Default Paragraph Font"/>
     <w:uiPriority w:val="1"/>
+    <w:semiHidden/>
     <w:unhideWhenUsed/>
   </w:style>
   <w:style w:type="table" w:default="1" w:styleId="a2">
@@ -24653,7 +24451,7 @@
     <w:rsid w:val="00077B1B"/>
     <w:pPr>
       <w:numPr>
-        <w:numId w:val="25"/>
+        <w:numId w:val="27"/>
       </w:numPr>
     </w:pPr>
   </w:style>

--- a/documentation/Техническое задание.docx
+++ b/documentation/Техническое задание.docx
@@ -900,11 +900,9 @@
     <w:sdt>
       <w:sdtPr>
         <w:rPr>
-          <w:rFonts w:ascii="Times New Roman" w:eastAsiaTheme="minorHAnsi" w:hAnsi="Times New Roman" w:cs="Times New Roman"/>
-          <w:color w:val="auto"/>
-          <w:sz w:val="28"/>
-          <w:szCs w:val="28"/>
-          <w:lang w:eastAsia="en-US"/>
+          <w:rFonts w:ascii="Times New Roman" w:hAnsi="Times New Roman" w:cs="Times New Roman"/>
+          <w:sz w:val="28"/>
+          <w:szCs w:val="28"/>
         </w:rPr>
         <w:id w:val="-442380524"/>
         <w:docPartObj>
@@ -914,11 +912,13 @@
       </w:sdtPr>
       <w:sdtEndPr>
         <w:rPr>
-          <w:rFonts w:asciiTheme="minorHAnsi" w:hAnsiTheme="minorHAnsi" w:cstheme="minorBidi"/>
+          <w:rFonts w:asciiTheme="minorHAnsi" w:eastAsiaTheme="minorHAnsi" w:hAnsiTheme="minorHAnsi" w:cstheme="minorBidi"/>
           <w:b/>
           <w:bCs/>
+          <w:color w:val="auto"/>
           <w:sz w:val="22"/>
           <w:szCs w:val="22"/>
+          <w:lang w:eastAsia="en-US"/>
         </w:rPr>
       </w:sdtEndPr>
       <w:sdtContent>
@@ -985,7 +985,7 @@
             </w:rPr>
             <w:fldChar w:fldCharType="separate"/>
           </w:r>
-          <w:hyperlink w:anchor="_Toc199108460" w:history="1">
+          <w:hyperlink w:anchor="_Toc194206921" w:history="1">
             <w:r>
               <w:rPr>
                 <w:rStyle w:val="af3"/>
@@ -1024,7 +1024,7 @@
                 <w:sz w:val="28"/>
                 <w:szCs w:val="28"/>
               </w:rPr>
-              <w:instrText xml:space="preserve"> PAGEREF _Toc199108460 \h </w:instrText>
+              <w:instrText xml:space="preserve"> PAGEREF _Toc194206921 \h </w:instrText>
             </w:r>
             <w:r>
               <w:rPr>
@@ -1083,7 +1083,7 @@
               <w:lang w:eastAsia="ru-RU"/>
             </w:rPr>
           </w:pPr>
-          <w:hyperlink w:anchor="_Toc199108461" w:history="1">
+          <w:hyperlink w:anchor="_Toc194206922" w:history="1">
             <w:r>
               <w:rPr>
                 <w:rStyle w:val="af3"/>
@@ -1122,7 +1122,7 @@
                 <w:sz w:val="28"/>
                 <w:szCs w:val="28"/>
               </w:rPr>
-              <w:instrText xml:space="preserve"> PAGEREF _Toc199108461 \h </w:instrText>
+              <w:instrText xml:space="preserve"> PAGEREF _Toc194206922 \h </w:instrText>
             </w:r>
             <w:r>
               <w:rPr>
@@ -1181,7 +1181,7 @@
               <w:lang w:eastAsia="ru-RU"/>
             </w:rPr>
           </w:pPr>
-          <w:hyperlink w:anchor="_Toc199108462" w:history="1">
+          <w:hyperlink w:anchor="_Toc194206923" w:history="1">
             <w:r>
               <w:rPr>
                 <w:rStyle w:val="af3"/>
@@ -1220,7 +1220,7 @@
                 <w:sz w:val="28"/>
                 <w:szCs w:val="28"/>
               </w:rPr>
-              <w:instrText xml:space="preserve"> PAGEREF _Toc199108462 \h </w:instrText>
+              <w:instrText xml:space="preserve"> PAGEREF _Toc194206923 \h </w:instrText>
             </w:r>
             <w:r>
               <w:rPr>
@@ -1279,7 +1279,7 @@
               <w:lang w:eastAsia="ru-RU"/>
             </w:rPr>
           </w:pPr>
-          <w:hyperlink w:anchor="_Toc199108463" w:history="1">
+          <w:hyperlink w:anchor="_Toc194206924" w:history="1">
             <w:r>
               <w:rPr>
                 <w:rStyle w:val="af3"/>
@@ -1318,7 +1318,7 @@
                 <w:sz w:val="28"/>
                 <w:szCs w:val="28"/>
               </w:rPr>
-              <w:instrText xml:space="preserve"> PAGEREF _Toc199108463 \h </w:instrText>
+              <w:instrText xml:space="preserve"> PAGEREF _Toc194206924 \h </w:instrText>
             </w:r>
             <w:r>
               <w:rPr>
@@ -1377,7 +1377,7 @@
               <w:lang w:eastAsia="ru-RU"/>
             </w:rPr>
           </w:pPr>
-          <w:hyperlink w:anchor="_Toc199108464" w:history="1">
+          <w:hyperlink w:anchor="_Toc194206925" w:history="1">
             <w:r>
               <w:rPr>
                 <w:rStyle w:val="af3"/>
@@ -1416,7 +1416,7 @@
                 <w:sz w:val="28"/>
                 <w:szCs w:val="28"/>
               </w:rPr>
-              <w:instrText xml:space="preserve"> PAGEREF _Toc199108464 \h </w:instrText>
+              <w:instrText xml:space="preserve"> PAGEREF _Toc194206925 \h </w:instrText>
             </w:r>
             <w:r>
               <w:rPr>
@@ -1475,7 +1475,7 @@
               <w:lang w:eastAsia="ru-RU"/>
             </w:rPr>
           </w:pPr>
-          <w:hyperlink w:anchor="_Toc199108465" w:history="1">
+          <w:hyperlink w:anchor="_Toc194206926" w:history="1">
             <w:r>
               <w:rPr>
                 <w:rStyle w:val="af3"/>
@@ -1514,7 +1514,7 @@
                 <w:sz w:val="28"/>
                 <w:szCs w:val="28"/>
               </w:rPr>
-              <w:instrText xml:space="preserve"> PAGEREF _Toc199108465 \h </w:instrText>
+              <w:instrText xml:space="preserve"> PAGEREF _Toc194206926 \h </w:instrText>
             </w:r>
             <w:r>
               <w:rPr>
@@ -1573,7 +1573,7 @@
               <w:lang w:eastAsia="ru-RU"/>
             </w:rPr>
           </w:pPr>
-          <w:hyperlink w:anchor="_Toc199108466" w:history="1">
+          <w:hyperlink w:anchor="_Toc194206927" w:history="1">
             <w:r>
               <w:rPr>
                 <w:rStyle w:val="af3"/>
@@ -1612,7 +1612,7 @@
                 <w:sz w:val="28"/>
                 <w:szCs w:val="28"/>
               </w:rPr>
-              <w:instrText xml:space="preserve"> PAGEREF _Toc199108466 \h </w:instrText>
+              <w:instrText xml:space="preserve"> PAGEREF _Toc194206927 \h </w:instrText>
             </w:r>
             <w:r>
               <w:rPr>
@@ -1671,7 +1671,7 @@
               <w:lang w:eastAsia="ru-RU"/>
             </w:rPr>
           </w:pPr>
-          <w:hyperlink w:anchor="_Toc199108467" w:history="1">
+          <w:hyperlink w:anchor="_Toc194206928" w:history="1">
             <w:r>
               <w:rPr>
                 <w:rStyle w:val="af3"/>
@@ -1710,7 +1710,7 @@
                 <w:sz w:val="28"/>
                 <w:szCs w:val="28"/>
               </w:rPr>
-              <w:instrText xml:space="preserve"> PAGEREF _Toc199108467 \h </w:instrText>
+              <w:instrText xml:space="preserve"> PAGEREF _Toc194206928 \h </w:instrText>
             </w:r>
             <w:r>
               <w:rPr>
@@ -1769,7 +1769,7 @@
               <w:lang w:eastAsia="ru-RU"/>
             </w:rPr>
           </w:pPr>
-          <w:hyperlink w:anchor="_Toc199108468" w:history="1">
+          <w:hyperlink w:anchor="_Toc194206929" w:history="1">
             <w:r>
               <w:rPr>
                 <w:rStyle w:val="af3"/>
@@ -1808,7 +1808,7 @@
                 <w:sz w:val="28"/>
                 <w:szCs w:val="28"/>
               </w:rPr>
-              <w:instrText xml:space="preserve"> PAGEREF _Toc199108468 \h </w:instrText>
+              <w:instrText xml:space="preserve"> PAGEREF _Toc194206929 \h </w:instrText>
             </w:r>
             <w:r>
               <w:rPr>
@@ -1867,7 +1867,7 @@
               <w:lang w:eastAsia="ru-RU"/>
             </w:rPr>
           </w:pPr>
-          <w:hyperlink w:anchor="_Toc199108469" w:history="1">
+          <w:hyperlink w:anchor="_Toc194206930" w:history="1">
             <w:r>
               <w:rPr>
                 <w:rStyle w:val="af3"/>
@@ -1906,7 +1906,7 @@
                 <w:sz w:val="28"/>
                 <w:szCs w:val="28"/>
               </w:rPr>
-              <w:instrText xml:space="preserve"> PAGEREF _Toc199108469 \h </w:instrText>
+              <w:instrText xml:space="preserve"> PAGEREF _Toc194206930 \h </w:instrText>
             </w:r>
             <w:r>
               <w:rPr>
@@ -1965,7 +1965,7 @@
               <w:lang w:eastAsia="ru-RU"/>
             </w:rPr>
           </w:pPr>
-          <w:hyperlink w:anchor="_Toc199108470" w:history="1">
+          <w:hyperlink w:anchor="_Toc194206931" w:history="1">
             <w:r>
               <w:rPr>
                 <w:rStyle w:val="af3"/>
@@ -2004,7 +2004,7 @@
                 <w:sz w:val="28"/>
                 <w:szCs w:val="28"/>
               </w:rPr>
-              <w:instrText xml:space="preserve"> PAGEREF _Toc199108470 \h </w:instrText>
+              <w:instrText xml:space="preserve"> PAGEREF _Toc194206931 \h </w:instrText>
             </w:r>
             <w:r>
               <w:rPr>
@@ -2064,7 +2064,7 @@
               <w:lang w:eastAsia="ru-RU"/>
             </w:rPr>
           </w:pPr>
-          <w:hyperlink w:anchor="_Toc199108471" w:history="1">
+          <w:hyperlink w:anchor="_Toc194206932" w:history="1">
             <w:r>
               <w:rPr>
                 <w:rStyle w:val="af3"/>
@@ -2123,7 +2123,7 @@
                 <w:sz w:val="28"/>
                 <w:szCs w:val="28"/>
               </w:rPr>
-              <w:instrText xml:space="preserve"> PAGEREF _Toc199108471 \h </w:instrText>
+              <w:instrText xml:space="preserve"> PAGEREF _Toc194206932 \h </w:instrText>
             </w:r>
             <w:r>
               <w:rPr>
@@ -2183,7 +2183,7 @@
               <w:lang w:eastAsia="ru-RU"/>
             </w:rPr>
           </w:pPr>
-          <w:hyperlink w:anchor="_Toc199108472" w:history="1">
+          <w:hyperlink w:anchor="_Toc194206933" w:history="1">
             <w:r>
               <w:rPr>
                 <w:rStyle w:val="af3"/>
@@ -2242,7 +2242,7 @@
                 <w:sz w:val="28"/>
                 <w:szCs w:val="28"/>
               </w:rPr>
-              <w:instrText xml:space="preserve"> PAGEREF _Toc199108472 \h </w:instrText>
+              <w:instrText xml:space="preserve"> PAGEREF _Toc194206933 \h </w:instrText>
             </w:r>
             <w:r>
               <w:rPr>
@@ -2301,7 +2301,7 @@
               <w:lang w:eastAsia="ru-RU"/>
             </w:rPr>
           </w:pPr>
-          <w:hyperlink w:anchor="_Toc199108473" w:history="1">
+          <w:hyperlink w:anchor="_Toc194206934" w:history="1">
             <w:r>
               <w:rPr>
                 <w:rStyle w:val="af3"/>
@@ -2340,7 +2340,7 @@
                 <w:sz w:val="28"/>
                 <w:szCs w:val="28"/>
               </w:rPr>
-              <w:instrText xml:space="preserve"> PAGEREF _Toc199108473 \h </w:instrText>
+              <w:instrText xml:space="preserve"> PAGEREF _Toc194206934 \h </w:instrText>
             </w:r>
             <w:r>
               <w:rPr>
@@ -2400,7 +2400,7 @@
               <w:lang w:eastAsia="ru-RU"/>
             </w:rPr>
           </w:pPr>
-          <w:hyperlink w:anchor="_Toc199108474" w:history="1">
+          <w:hyperlink w:anchor="_Toc194206935" w:history="1">
             <w:r>
               <w:rPr>
                 <w:rStyle w:val="af3"/>
@@ -2459,7 +2459,7 @@
                 <w:sz w:val="28"/>
                 <w:szCs w:val="28"/>
               </w:rPr>
-              <w:instrText xml:space="preserve"> PAGEREF _Toc199108474 \h </w:instrText>
+              <w:instrText xml:space="preserve"> PAGEREF _Toc194206935 \h </w:instrText>
             </w:r>
             <w:r>
               <w:rPr>
@@ -2519,7 +2519,7 @@
               <w:lang w:eastAsia="ru-RU"/>
             </w:rPr>
           </w:pPr>
-          <w:hyperlink w:anchor="_Toc199108475" w:history="1">
+          <w:hyperlink w:anchor="_Toc194206936" w:history="1">
             <w:r>
               <w:rPr>
                 <w:rStyle w:val="af3"/>
@@ -2578,7 +2578,7 @@
                 <w:sz w:val="28"/>
                 <w:szCs w:val="28"/>
               </w:rPr>
-              <w:instrText xml:space="preserve"> PAGEREF _Toc199108475 \h </w:instrText>
+              <w:instrText xml:space="preserve"> PAGEREF _Toc194206936 \h </w:instrText>
             </w:r>
             <w:r>
               <w:rPr>
@@ -2638,7 +2638,7 @@
               <w:lang w:eastAsia="ru-RU"/>
             </w:rPr>
           </w:pPr>
-          <w:hyperlink w:anchor="_Toc199108476" w:history="1">
+          <w:hyperlink w:anchor="_Toc194206937" w:history="1">
             <w:r>
               <w:rPr>
                 <w:rStyle w:val="af3"/>
@@ -2697,7 +2697,7 @@
                 <w:sz w:val="28"/>
                 <w:szCs w:val="28"/>
               </w:rPr>
-              <w:instrText xml:space="preserve"> PAGEREF _Toc199108476 \h </w:instrText>
+              <w:instrText xml:space="preserve"> PAGEREF _Toc194206937 \h </w:instrText>
             </w:r>
             <w:r>
               <w:rPr>
@@ -2756,7 +2756,7 @@
               <w:lang w:eastAsia="ru-RU"/>
             </w:rPr>
           </w:pPr>
-          <w:hyperlink w:anchor="_Toc199108477" w:history="1">
+          <w:hyperlink w:anchor="_Toc194206938" w:history="1">
             <w:r>
               <w:rPr>
                 <w:rStyle w:val="af3"/>
@@ -2795,7 +2795,7 @@
                 <w:sz w:val="28"/>
                 <w:szCs w:val="28"/>
               </w:rPr>
-              <w:instrText xml:space="preserve"> PAGEREF _Toc199108477 \h </w:instrText>
+              <w:instrText xml:space="preserve"> PAGEREF _Toc194206938 \h </w:instrText>
             </w:r>
             <w:r>
               <w:rPr>
@@ -2855,7 +2855,7 @@
               <w:lang w:eastAsia="ru-RU"/>
             </w:rPr>
           </w:pPr>
-          <w:hyperlink w:anchor="_Toc199108478" w:history="1">
+          <w:hyperlink w:anchor="_Toc194206939" w:history="1">
             <w:r>
               <w:rPr>
                 <w:rStyle w:val="af3"/>
@@ -2914,7 +2914,7 @@
                 <w:sz w:val="28"/>
                 <w:szCs w:val="28"/>
               </w:rPr>
-              <w:instrText xml:space="preserve"> PAGEREF _Toc199108478 \h </w:instrText>
+              <w:instrText xml:space="preserve"> PAGEREF _Toc194206939 \h </w:instrText>
             </w:r>
             <w:r>
               <w:rPr>
@@ -2974,7 +2974,7 @@
               <w:lang w:eastAsia="ru-RU"/>
             </w:rPr>
           </w:pPr>
-          <w:hyperlink w:anchor="_Toc199108479" w:history="1">
+          <w:hyperlink w:anchor="_Toc194206940" w:history="1">
             <w:r>
               <w:rPr>
                 <w:rStyle w:val="af3"/>
@@ -3033,7 +3033,7 @@
                 <w:sz w:val="28"/>
                 <w:szCs w:val="28"/>
               </w:rPr>
-              <w:instrText xml:space="preserve"> PAGEREF _Toc199108479 \h </w:instrText>
+              <w:instrText xml:space="preserve"> PAGEREF _Toc194206940 \h </w:instrText>
             </w:r>
             <w:r>
               <w:rPr>
@@ -3092,7 +3092,7 @@
               <w:lang w:eastAsia="ru-RU"/>
             </w:rPr>
           </w:pPr>
-          <w:hyperlink w:anchor="_Toc199108480" w:history="1">
+          <w:hyperlink w:anchor="_Toc194206941" w:history="1">
             <w:r>
               <w:rPr>
                 <w:rStyle w:val="af3"/>
@@ -3131,7 +3131,7 @@
                 <w:sz w:val="28"/>
                 <w:szCs w:val="28"/>
               </w:rPr>
-              <w:instrText xml:space="preserve"> PAGEREF _Toc199108480 \h </w:instrText>
+              <w:instrText xml:space="preserve"> PAGEREF _Toc194206941 \h </w:instrText>
             </w:r>
             <w:r>
               <w:rPr>
@@ -3191,7 +3191,7 @@
               <w:lang w:eastAsia="ru-RU"/>
             </w:rPr>
           </w:pPr>
-          <w:hyperlink w:anchor="_Toc199108481" w:history="1">
+          <w:hyperlink w:anchor="_Toc194206942" w:history="1">
             <w:r>
               <w:rPr>
                 <w:rStyle w:val="af3"/>
@@ -3250,7 +3250,7 @@
                 <w:sz w:val="28"/>
                 <w:szCs w:val="28"/>
               </w:rPr>
-              <w:instrText xml:space="preserve"> PAGEREF _Toc199108481 \h </w:instrText>
+              <w:instrText xml:space="preserve"> PAGEREF _Toc194206942 \h </w:instrText>
             </w:r>
             <w:r>
               <w:rPr>
@@ -3310,7 +3310,7 @@
               <w:lang w:eastAsia="ru-RU"/>
             </w:rPr>
           </w:pPr>
-          <w:hyperlink w:anchor="_Toc199108482" w:history="1">
+          <w:hyperlink w:anchor="_Toc194206943" w:history="1">
             <w:r>
               <w:rPr>
                 <w:rStyle w:val="af3"/>
@@ -3339,7 +3339,7 @@
                 <w:sz w:val="28"/>
                 <w:szCs w:val="28"/>
               </w:rPr>
-              <w:t>Требования к эргономике и технической эстетике</w:t>
+              <w:t>Требования к надежности</w:t>
             </w:r>
             <w:r>
               <w:rPr>
@@ -3369,7 +3369,7 @@
                 <w:sz w:val="28"/>
                 <w:szCs w:val="28"/>
               </w:rPr>
-              <w:instrText xml:space="preserve"> PAGEREF _Toc199108482 \h </w:instrText>
+              <w:instrText xml:space="preserve"> PAGEREF _Toc194206943 \h </w:instrText>
             </w:r>
             <w:r>
               <w:rPr>
@@ -3429,7 +3429,7 @@
               <w:lang w:eastAsia="ru-RU"/>
             </w:rPr>
           </w:pPr>
-          <w:hyperlink w:anchor="_Toc199108483" w:history="1">
+          <w:hyperlink w:anchor="_Toc194206944" w:history="1">
             <w:r>
               <w:rPr>
                 <w:rStyle w:val="af3"/>
@@ -3458,7 +3458,7 @@
                 <w:sz w:val="28"/>
                 <w:szCs w:val="28"/>
               </w:rPr>
-              <w:t>Требования к защите информации от несанкционированного доступа</w:t>
+              <w:t>Требования к эргономике и технической эстетике</w:t>
             </w:r>
             <w:r>
               <w:rPr>
@@ -3488,7 +3488,7 @@
                 <w:sz w:val="28"/>
                 <w:szCs w:val="28"/>
               </w:rPr>
-              <w:instrText xml:space="preserve"> PAGEREF _Toc199108483 \h </w:instrText>
+              <w:instrText xml:space="preserve"> PAGEREF _Toc194206944 \h </w:instrText>
             </w:r>
             <w:r>
               <w:rPr>
@@ -3518,202 +3518,6 @@
                 <w:szCs w:val="28"/>
               </w:rPr>
               <w:t>13</w:t>
-            </w:r>
-            <w:r>
-              <w:rPr>
-                <w:rFonts w:ascii="Times New Roman" w:hAnsi="Times New Roman" w:cs="Times New Roman"/>
-                <w:noProof/>
-                <w:webHidden/>
-                <w:sz w:val="28"/>
-                <w:szCs w:val="28"/>
-              </w:rPr>
-              <w:fldChar w:fldCharType="end"/>
-            </w:r>
-          </w:hyperlink>
-        </w:p>
-        <w:p>
-          <w:pPr>
-            <w:pStyle w:val="12"/>
-            <w:tabs>
-              <w:tab w:val="right" w:leader="dot" w:pos="9345"/>
-            </w:tabs>
-            <w:spacing w:line="360" w:lineRule="auto"/>
-            <w:jc w:val="both"/>
-            <w:rPr>
-              <w:rFonts w:ascii="Times New Roman" w:eastAsiaTheme="minorEastAsia" w:hAnsi="Times New Roman" w:cs="Times New Roman"/>
-              <w:noProof/>
-              <w:sz w:val="28"/>
-              <w:szCs w:val="28"/>
-              <w:lang w:eastAsia="ru-RU"/>
-            </w:rPr>
-          </w:pPr>
-          <w:hyperlink w:anchor="_Toc199108484" w:history="1">
-            <w:r>
-              <w:rPr>
-                <w:rStyle w:val="af3"/>
-                <w:rFonts w:ascii="Times New Roman" w:hAnsi="Times New Roman" w:cs="Times New Roman"/>
-                <w:noProof/>
-                <w:sz w:val="28"/>
-                <w:szCs w:val="28"/>
-              </w:rPr>
-              <w:t>5 Описание приложения</w:t>
-            </w:r>
-            <w:r>
-              <w:rPr>
-                <w:rFonts w:ascii="Times New Roman" w:hAnsi="Times New Roman" w:cs="Times New Roman"/>
-                <w:noProof/>
-                <w:webHidden/>
-                <w:sz w:val="28"/>
-                <w:szCs w:val="28"/>
-              </w:rPr>
-              <w:tab/>
-            </w:r>
-            <w:r>
-              <w:rPr>
-                <w:rFonts w:ascii="Times New Roman" w:hAnsi="Times New Roman" w:cs="Times New Roman"/>
-                <w:noProof/>
-                <w:webHidden/>
-                <w:sz w:val="28"/>
-                <w:szCs w:val="28"/>
-              </w:rPr>
-              <w:fldChar w:fldCharType="begin"/>
-            </w:r>
-            <w:r>
-              <w:rPr>
-                <w:rFonts w:ascii="Times New Roman" w:hAnsi="Times New Roman" w:cs="Times New Roman"/>
-                <w:noProof/>
-                <w:webHidden/>
-                <w:sz w:val="28"/>
-                <w:szCs w:val="28"/>
-              </w:rPr>
-              <w:instrText xml:space="preserve"> PAGEREF _Toc199108484 \h </w:instrText>
-            </w:r>
-            <w:r>
-              <w:rPr>
-                <w:rFonts w:ascii="Times New Roman" w:hAnsi="Times New Roman" w:cs="Times New Roman"/>
-                <w:noProof/>
-                <w:webHidden/>
-                <w:sz w:val="28"/>
-                <w:szCs w:val="28"/>
-              </w:rPr>
-            </w:r>
-            <w:r>
-              <w:rPr>
-                <w:rFonts w:ascii="Times New Roman" w:hAnsi="Times New Roman" w:cs="Times New Roman"/>
-                <w:noProof/>
-                <w:webHidden/>
-                <w:sz w:val="28"/>
-                <w:szCs w:val="28"/>
-              </w:rPr>
-              <w:fldChar w:fldCharType="separate"/>
-            </w:r>
-            <w:r>
-              <w:rPr>
-                <w:rFonts w:ascii="Times New Roman" w:hAnsi="Times New Roman" w:cs="Times New Roman"/>
-                <w:noProof/>
-                <w:webHidden/>
-                <w:sz w:val="28"/>
-                <w:szCs w:val="28"/>
-              </w:rPr>
-              <w:t>15</w:t>
-            </w:r>
-            <w:r>
-              <w:rPr>
-                <w:rFonts w:ascii="Times New Roman" w:hAnsi="Times New Roman" w:cs="Times New Roman"/>
-                <w:noProof/>
-                <w:webHidden/>
-                <w:sz w:val="28"/>
-                <w:szCs w:val="28"/>
-              </w:rPr>
-              <w:fldChar w:fldCharType="end"/>
-            </w:r>
-          </w:hyperlink>
-        </w:p>
-        <w:p>
-          <w:pPr>
-            <w:pStyle w:val="21"/>
-            <w:tabs>
-              <w:tab w:val="right" w:leader="dot" w:pos="9345"/>
-            </w:tabs>
-            <w:spacing w:line="360" w:lineRule="auto"/>
-            <w:jc w:val="both"/>
-            <w:rPr>
-              <w:rFonts w:ascii="Times New Roman" w:eastAsiaTheme="minorEastAsia" w:hAnsi="Times New Roman" w:cs="Times New Roman"/>
-              <w:noProof/>
-              <w:sz w:val="28"/>
-              <w:szCs w:val="28"/>
-              <w:lang w:eastAsia="ru-RU"/>
-            </w:rPr>
-          </w:pPr>
-          <w:hyperlink w:anchor="_Toc199108485" w:history="1">
-            <w:r>
-              <w:rPr>
-                <w:rStyle w:val="af3"/>
-                <w:rFonts w:ascii="Times New Roman" w:hAnsi="Times New Roman" w:cs="Times New Roman"/>
-                <w:noProof/>
-                <w:sz w:val="28"/>
-                <w:szCs w:val="28"/>
-              </w:rPr>
-              <w:t>5.1 Описание экранов приложения</w:t>
-            </w:r>
-            <w:r>
-              <w:rPr>
-                <w:rFonts w:ascii="Times New Roman" w:hAnsi="Times New Roman" w:cs="Times New Roman"/>
-                <w:noProof/>
-                <w:webHidden/>
-                <w:sz w:val="28"/>
-                <w:szCs w:val="28"/>
-              </w:rPr>
-              <w:tab/>
-            </w:r>
-            <w:r>
-              <w:rPr>
-                <w:rFonts w:ascii="Times New Roman" w:hAnsi="Times New Roman" w:cs="Times New Roman"/>
-                <w:noProof/>
-                <w:webHidden/>
-                <w:sz w:val="28"/>
-                <w:szCs w:val="28"/>
-              </w:rPr>
-              <w:fldChar w:fldCharType="begin"/>
-            </w:r>
-            <w:r>
-              <w:rPr>
-                <w:rFonts w:ascii="Times New Roman" w:hAnsi="Times New Roman" w:cs="Times New Roman"/>
-                <w:noProof/>
-                <w:webHidden/>
-                <w:sz w:val="28"/>
-                <w:szCs w:val="28"/>
-              </w:rPr>
-              <w:instrText xml:space="preserve"> PAGEREF _Toc199108485 \h </w:instrText>
-            </w:r>
-            <w:r>
-              <w:rPr>
-                <w:rFonts w:ascii="Times New Roman" w:hAnsi="Times New Roman" w:cs="Times New Roman"/>
-                <w:noProof/>
-                <w:webHidden/>
-                <w:sz w:val="28"/>
-                <w:szCs w:val="28"/>
-              </w:rPr>
-            </w:r>
-            <w:r>
-              <w:rPr>
-                <w:rFonts w:ascii="Times New Roman" w:hAnsi="Times New Roman" w:cs="Times New Roman"/>
-                <w:noProof/>
-                <w:webHidden/>
-                <w:sz w:val="28"/>
-                <w:szCs w:val="28"/>
-              </w:rPr>
-              <w:fldChar w:fldCharType="separate"/>
-            </w:r>
-            <w:r>
-              <w:rPr>
-                <w:rFonts w:ascii="Times New Roman" w:hAnsi="Times New Roman" w:cs="Times New Roman"/>
-                <w:noProof/>
-                <w:webHidden/>
-                <w:sz w:val="28"/>
-                <w:szCs w:val="28"/>
-              </w:rPr>
-              <w:t>15</w:t>
             </w:r>
             <w:r>
               <w:rPr>
@@ -3744,7 +3548,7 @@
               <w:lang w:eastAsia="ru-RU"/>
             </w:rPr>
           </w:pPr>
-          <w:hyperlink w:anchor="_Toc199108486" w:history="1">
+          <w:hyperlink w:anchor="_Toc194206945" w:history="1">
             <w:r>
               <w:rPr>
                 <w:rStyle w:val="af3"/>
@@ -3753,7 +3557,7 @@
                 <w:sz w:val="28"/>
                 <w:szCs w:val="28"/>
               </w:rPr>
-              <w:t>5.1.1</w:t>
+              <w:t>4.4.4</w:t>
             </w:r>
             <w:r>
               <w:rPr>
@@ -3773,7 +3577,7 @@
                 <w:sz w:val="28"/>
                 <w:szCs w:val="28"/>
               </w:rPr>
-              <w:t>Загрузочный экран</w:t>
+              <w:t>Требования к защите информации от несанкционированного доступа</w:t>
             </w:r>
             <w:r>
               <w:rPr>
@@ -3803,7 +3607,203 @@
                 <w:sz w:val="28"/>
                 <w:szCs w:val="28"/>
               </w:rPr>
-              <w:instrText xml:space="preserve"> PAGEREF _Toc199108486 \h </w:instrText>
+              <w:instrText xml:space="preserve"> PAGEREF _Toc194206945 \h </w:instrText>
+            </w:r>
+            <w:r>
+              <w:rPr>
+                <w:rFonts w:ascii="Times New Roman" w:hAnsi="Times New Roman" w:cs="Times New Roman"/>
+                <w:noProof/>
+                <w:webHidden/>
+                <w:sz w:val="28"/>
+                <w:szCs w:val="28"/>
+              </w:rPr>
+            </w:r>
+            <w:r>
+              <w:rPr>
+                <w:rFonts w:ascii="Times New Roman" w:hAnsi="Times New Roman" w:cs="Times New Roman"/>
+                <w:noProof/>
+                <w:webHidden/>
+                <w:sz w:val="28"/>
+                <w:szCs w:val="28"/>
+              </w:rPr>
+              <w:fldChar w:fldCharType="separate"/>
+            </w:r>
+            <w:r>
+              <w:rPr>
+                <w:rFonts w:ascii="Times New Roman" w:hAnsi="Times New Roman" w:cs="Times New Roman"/>
+                <w:noProof/>
+                <w:webHidden/>
+                <w:sz w:val="28"/>
+                <w:szCs w:val="28"/>
+              </w:rPr>
+              <w:t>14</w:t>
+            </w:r>
+            <w:r>
+              <w:rPr>
+                <w:rFonts w:ascii="Times New Roman" w:hAnsi="Times New Roman" w:cs="Times New Roman"/>
+                <w:noProof/>
+                <w:webHidden/>
+                <w:sz w:val="28"/>
+                <w:szCs w:val="28"/>
+              </w:rPr>
+              <w:fldChar w:fldCharType="end"/>
+            </w:r>
+          </w:hyperlink>
+        </w:p>
+        <w:p>
+          <w:pPr>
+            <w:pStyle w:val="12"/>
+            <w:tabs>
+              <w:tab w:val="right" w:leader="dot" w:pos="9345"/>
+            </w:tabs>
+            <w:spacing w:line="360" w:lineRule="auto"/>
+            <w:jc w:val="both"/>
+            <w:rPr>
+              <w:rFonts w:ascii="Times New Roman" w:eastAsiaTheme="minorEastAsia" w:hAnsi="Times New Roman" w:cs="Times New Roman"/>
+              <w:noProof/>
+              <w:sz w:val="28"/>
+              <w:szCs w:val="28"/>
+              <w:lang w:eastAsia="ru-RU"/>
+            </w:rPr>
+          </w:pPr>
+          <w:hyperlink w:anchor="_Toc194206946" w:history="1">
+            <w:r>
+              <w:rPr>
+                <w:rStyle w:val="af3"/>
+                <w:rFonts w:ascii="Times New Roman" w:hAnsi="Times New Roman" w:cs="Times New Roman"/>
+                <w:noProof/>
+                <w:sz w:val="28"/>
+                <w:szCs w:val="28"/>
+              </w:rPr>
+              <w:t>5 Описание приложения</w:t>
+            </w:r>
+            <w:r>
+              <w:rPr>
+                <w:rFonts w:ascii="Times New Roman" w:hAnsi="Times New Roman" w:cs="Times New Roman"/>
+                <w:noProof/>
+                <w:webHidden/>
+                <w:sz w:val="28"/>
+                <w:szCs w:val="28"/>
+              </w:rPr>
+              <w:tab/>
+            </w:r>
+            <w:r>
+              <w:rPr>
+                <w:rFonts w:ascii="Times New Roman" w:hAnsi="Times New Roman" w:cs="Times New Roman"/>
+                <w:noProof/>
+                <w:webHidden/>
+                <w:sz w:val="28"/>
+                <w:szCs w:val="28"/>
+              </w:rPr>
+              <w:fldChar w:fldCharType="begin"/>
+            </w:r>
+            <w:r>
+              <w:rPr>
+                <w:rFonts w:ascii="Times New Roman" w:hAnsi="Times New Roman" w:cs="Times New Roman"/>
+                <w:noProof/>
+                <w:webHidden/>
+                <w:sz w:val="28"/>
+                <w:szCs w:val="28"/>
+              </w:rPr>
+              <w:instrText xml:space="preserve"> PAGEREF _Toc194206946 \h </w:instrText>
+            </w:r>
+            <w:r>
+              <w:rPr>
+                <w:rFonts w:ascii="Times New Roman" w:hAnsi="Times New Roman" w:cs="Times New Roman"/>
+                <w:noProof/>
+                <w:webHidden/>
+                <w:sz w:val="28"/>
+                <w:szCs w:val="28"/>
+              </w:rPr>
+            </w:r>
+            <w:r>
+              <w:rPr>
+                <w:rFonts w:ascii="Times New Roman" w:hAnsi="Times New Roman" w:cs="Times New Roman"/>
+                <w:noProof/>
+                <w:webHidden/>
+                <w:sz w:val="28"/>
+                <w:szCs w:val="28"/>
+              </w:rPr>
+              <w:fldChar w:fldCharType="separate"/>
+            </w:r>
+            <w:r>
+              <w:rPr>
+                <w:rFonts w:ascii="Times New Roman" w:hAnsi="Times New Roman" w:cs="Times New Roman"/>
+                <w:noProof/>
+                <w:webHidden/>
+                <w:sz w:val="28"/>
+                <w:szCs w:val="28"/>
+              </w:rPr>
+              <w:t>15</w:t>
+            </w:r>
+            <w:r>
+              <w:rPr>
+                <w:rFonts w:ascii="Times New Roman" w:hAnsi="Times New Roman" w:cs="Times New Roman"/>
+                <w:noProof/>
+                <w:webHidden/>
+                <w:sz w:val="28"/>
+                <w:szCs w:val="28"/>
+              </w:rPr>
+              <w:fldChar w:fldCharType="end"/>
+            </w:r>
+          </w:hyperlink>
+        </w:p>
+        <w:p>
+          <w:pPr>
+            <w:pStyle w:val="21"/>
+            <w:tabs>
+              <w:tab w:val="right" w:leader="dot" w:pos="9345"/>
+            </w:tabs>
+            <w:spacing w:line="360" w:lineRule="auto"/>
+            <w:jc w:val="both"/>
+            <w:rPr>
+              <w:rFonts w:ascii="Times New Roman" w:eastAsiaTheme="minorEastAsia" w:hAnsi="Times New Roman" w:cs="Times New Roman"/>
+              <w:noProof/>
+              <w:sz w:val="28"/>
+              <w:szCs w:val="28"/>
+              <w:lang w:eastAsia="ru-RU"/>
+            </w:rPr>
+          </w:pPr>
+          <w:hyperlink w:anchor="_Toc194206947" w:history="1">
+            <w:r>
+              <w:rPr>
+                <w:rStyle w:val="af3"/>
+                <w:rFonts w:ascii="Times New Roman" w:hAnsi="Times New Roman" w:cs="Times New Roman"/>
+                <w:noProof/>
+                <w:sz w:val="28"/>
+                <w:szCs w:val="28"/>
+              </w:rPr>
+              <w:t>5.1 Описание экранов приложения</w:t>
+            </w:r>
+            <w:r>
+              <w:rPr>
+                <w:rFonts w:ascii="Times New Roman" w:hAnsi="Times New Roman" w:cs="Times New Roman"/>
+                <w:noProof/>
+                <w:webHidden/>
+                <w:sz w:val="28"/>
+                <w:szCs w:val="28"/>
+              </w:rPr>
+              <w:tab/>
+            </w:r>
+            <w:r>
+              <w:rPr>
+                <w:rFonts w:ascii="Times New Roman" w:hAnsi="Times New Roman" w:cs="Times New Roman"/>
+                <w:noProof/>
+                <w:webHidden/>
+                <w:sz w:val="28"/>
+                <w:szCs w:val="28"/>
+              </w:rPr>
+              <w:fldChar w:fldCharType="begin"/>
+            </w:r>
+            <w:r>
+              <w:rPr>
+                <w:rFonts w:ascii="Times New Roman" w:hAnsi="Times New Roman" w:cs="Times New Roman"/>
+                <w:noProof/>
+                <w:webHidden/>
+                <w:sz w:val="28"/>
+                <w:szCs w:val="28"/>
+              </w:rPr>
+              <w:instrText xml:space="preserve"> PAGEREF _Toc194206947 \h </w:instrText>
             </w:r>
             <w:r>
               <w:rPr>
@@ -3863,7 +3863,7 @@
               <w:lang w:eastAsia="ru-RU"/>
             </w:rPr>
           </w:pPr>
-          <w:hyperlink w:anchor="_Toc199108487" w:history="1">
+          <w:hyperlink w:anchor="_Toc194206948" w:history="1">
             <w:r>
               <w:rPr>
                 <w:rStyle w:val="af3"/>
@@ -3872,7 +3872,7 @@
                 <w:sz w:val="28"/>
                 <w:szCs w:val="28"/>
               </w:rPr>
-              <w:t>5.1.2</w:t>
+              <w:t>5.1.1</w:t>
             </w:r>
             <w:r>
               <w:rPr>
@@ -3892,7 +3892,7 @@
                 <w:sz w:val="28"/>
                 <w:szCs w:val="28"/>
               </w:rPr>
-              <w:t>Приветственный экран</w:t>
+              <w:t>Загрузочный экран</w:t>
             </w:r>
             <w:r>
               <w:rPr>
@@ -3922,7 +3922,7 @@
                 <w:sz w:val="28"/>
                 <w:szCs w:val="28"/>
               </w:rPr>
-              <w:instrText xml:space="preserve"> PAGEREF _Toc199108487 \h </w:instrText>
+              <w:instrText xml:space="preserve"> PAGEREF _Toc194206948 \h </w:instrText>
             </w:r>
             <w:r>
               <w:rPr>
@@ -3982,7 +3982,7 @@
               <w:lang w:eastAsia="ru-RU"/>
             </w:rPr>
           </w:pPr>
-          <w:hyperlink w:anchor="_Toc199108488" w:history="1">
+          <w:hyperlink w:anchor="_Toc194206949" w:history="1">
             <w:r>
               <w:rPr>
                 <w:rStyle w:val="af3"/>
@@ -3991,7 +3991,7 @@
                 <w:sz w:val="28"/>
                 <w:szCs w:val="28"/>
               </w:rPr>
-              <w:t>5.1.3</w:t>
+              <w:t>5.1.2</w:t>
             </w:r>
             <w:r>
               <w:rPr>
@@ -4011,7 +4011,7 @@
                 <w:sz w:val="28"/>
                 <w:szCs w:val="28"/>
               </w:rPr>
-              <w:t>Экран регистрации</w:t>
+              <w:t>Приветственный экран</w:t>
             </w:r>
             <w:r>
               <w:rPr>
@@ -4041,7 +4041,7 @@
                 <w:sz w:val="28"/>
                 <w:szCs w:val="28"/>
               </w:rPr>
-              <w:instrText xml:space="preserve"> PAGEREF _Toc199108488 \h </w:instrText>
+              <w:instrText xml:space="preserve"> PAGEREF _Toc194206949 \h </w:instrText>
             </w:r>
             <w:r>
               <w:rPr>
@@ -4070,7 +4070,7 @@
                 <w:sz w:val="28"/>
                 <w:szCs w:val="28"/>
               </w:rPr>
-              <w:t>16</w:t>
+              <w:t>15</w:t>
             </w:r>
             <w:r>
               <w:rPr>
@@ -4101,7 +4101,7 @@
               <w:lang w:eastAsia="ru-RU"/>
             </w:rPr>
           </w:pPr>
-          <w:hyperlink w:anchor="_Toc199108489" w:history="1">
+          <w:hyperlink w:anchor="_Toc194206950" w:history="1">
             <w:r>
               <w:rPr>
                 <w:rStyle w:val="af3"/>
@@ -4110,7 +4110,7 @@
                 <w:sz w:val="28"/>
                 <w:szCs w:val="28"/>
               </w:rPr>
-              <w:t>5.1.4</w:t>
+              <w:t>5.1.3</w:t>
             </w:r>
             <w:r>
               <w:rPr>
@@ -4130,7 +4130,7 @@
                 <w:sz w:val="28"/>
                 <w:szCs w:val="28"/>
               </w:rPr>
-              <w:t>Экран ввода кода подтверждения</w:t>
+              <w:t>Экран регистрации</w:t>
             </w:r>
             <w:r>
               <w:rPr>
@@ -4160,7 +4160,7 @@
                 <w:sz w:val="28"/>
                 <w:szCs w:val="28"/>
               </w:rPr>
-              <w:instrText xml:space="preserve"> PAGEREF _Toc199108489 \h </w:instrText>
+              <w:instrText xml:space="preserve"> PAGEREF _Toc194206950 \h </w:instrText>
             </w:r>
             <w:r>
               <w:rPr>
@@ -4189,7 +4189,7 @@
                 <w:sz w:val="28"/>
                 <w:szCs w:val="28"/>
               </w:rPr>
-              <w:t>19</w:t>
+              <w:t>16</w:t>
             </w:r>
             <w:r>
               <w:rPr>
@@ -4220,7 +4220,7 @@
               <w:lang w:eastAsia="ru-RU"/>
             </w:rPr>
           </w:pPr>
-          <w:hyperlink w:anchor="_Toc199108490" w:history="1">
+          <w:hyperlink w:anchor="_Toc194206951" w:history="1">
             <w:r>
               <w:rPr>
                 <w:rStyle w:val="af3"/>
@@ -4229,7 +4229,7 @@
                 <w:sz w:val="28"/>
                 <w:szCs w:val="28"/>
               </w:rPr>
-              <w:t>5.1.5</w:t>
+              <w:t>5.1.4</w:t>
             </w:r>
             <w:r>
               <w:rPr>
@@ -4249,7 +4249,7 @@
                 <w:sz w:val="28"/>
                 <w:szCs w:val="28"/>
               </w:rPr>
-              <w:t>Экран авторизации</w:t>
+              <w:t>Экран ввода кода подтверждения</w:t>
             </w:r>
             <w:r>
               <w:rPr>
@@ -4279,7 +4279,7 @@
                 <w:sz w:val="28"/>
                 <w:szCs w:val="28"/>
               </w:rPr>
-              <w:instrText xml:space="preserve"> PAGEREF _Toc199108490 \h </w:instrText>
+              <w:instrText xml:space="preserve"> PAGEREF _Toc194206951 \h </w:instrText>
             </w:r>
             <w:r>
               <w:rPr>
@@ -4308,7 +4308,7 @@
                 <w:sz w:val="28"/>
                 <w:szCs w:val="28"/>
               </w:rPr>
-              <w:t>21</w:t>
+              <w:t>19</w:t>
             </w:r>
             <w:r>
               <w:rPr>
@@ -4339,7 +4339,7 @@
               <w:lang w:eastAsia="ru-RU"/>
             </w:rPr>
           </w:pPr>
-          <w:hyperlink w:anchor="_Toc199108491" w:history="1">
+          <w:hyperlink w:anchor="_Toc194206952" w:history="1">
             <w:r>
               <w:rPr>
                 <w:rStyle w:val="af3"/>
@@ -4348,7 +4348,7 @@
                 <w:sz w:val="28"/>
                 <w:szCs w:val="28"/>
               </w:rPr>
-              <w:t>5.1.6</w:t>
+              <w:t>5.1.5</w:t>
             </w:r>
             <w:r>
               <w:rPr>
@@ -4368,7 +4368,7 @@
                 <w:sz w:val="28"/>
                 <w:szCs w:val="28"/>
               </w:rPr>
-              <w:t>Экран чата с ИИ-ассистентом</w:t>
+              <w:t>Экран авторизации</w:t>
             </w:r>
             <w:r>
               <w:rPr>
@@ -4398,7 +4398,7 @@
                 <w:sz w:val="28"/>
                 <w:szCs w:val="28"/>
               </w:rPr>
-              <w:instrText xml:space="preserve"> PAGEREF _Toc199108491 \h </w:instrText>
+              <w:instrText xml:space="preserve"> PAGEREF _Toc194206952 \h </w:instrText>
             </w:r>
             <w:r>
               <w:rPr>
@@ -4427,7 +4427,7 @@
                 <w:sz w:val="28"/>
                 <w:szCs w:val="28"/>
               </w:rPr>
-              <w:t>24</w:t>
+              <w:t>21</w:t>
             </w:r>
             <w:r>
               <w:rPr>
@@ -4458,7 +4458,7 @@
               <w:lang w:eastAsia="ru-RU"/>
             </w:rPr>
           </w:pPr>
-          <w:hyperlink w:anchor="_Toc199108492" w:history="1">
+          <w:hyperlink w:anchor="_Toc194206953" w:history="1">
             <w:r>
               <w:rPr>
                 <w:rStyle w:val="af3"/>
@@ -4467,7 +4467,7 @@
                 <w:sz w:val="28"/>
                 <w:szCs w:val="28"/>
               </w:rPr>
-              <w:t>5.1.7</w:t>
+              <w:t>5.1.6</w:t>
             </w:r>
             <w:r>
               <w:rPr>
@@ -4487,7 +4487,7 @@
                 <w:sz w:val="28"/>
                 <w:szCs w:val="28"/>
               </w:rPr>
-              <w:t>Экран календаря</w:t>
+              <w:t>Экран чата с ИИ-ассистентом</w:t>
             </w:r>
             <w:r>
               <w:rPr>
@@ -4517,7 +4517,7 @@
                 <w:sz w:val="28"/>
                 <w:szCs w:val="28"/>
               </w:rPr>
-              <w:instrText xml:space="preserve"> PAGEREF _Toc199108492 \h </w:instrText>
+              <w:instrText xml:space="preserve"> PAGEREF _Toc194206953 \h </w:instrText>
             </w:r>
             <w:r>
               <w:rPr>
@@ -4546,7 +4546,7 @@
                 <w:sz w:val="28"/>
                 <w:szCs w:val="28"/>
               </w:rPr>
-              <w:t>26</w:t>
+              <w:t>24</w:t>
             </w:r>
             <w:r>
               <w:rPr>
@@ -4577,7 +4577,7 @@
               <w:lang w:eastAsia="ru-RU"/>
             </w:rPr>
           </w:pPr>
-          <w:hyperlink w:anchor="_Toc199108493" w:history="1">
+          <w:hyperlink w:anchor="_Toc194206954" w:history="1">
             <w:r>
               <w:rPr>
                 <w:rStyle w:val="af3"/>
@@ -4586,7 +4586,7 @@
                 <w:sz w:val="28"/>
                 <w:szCs w:val="28"/>
               </w:rPr>
-              <w:t>5.1.8</w:t>
+              <w:t>5.1.7</w:t>
             </w:r>
             <w:r>
               <w:rPr>
@@ -4606,7 +4606,7 @@
                 <w:sz w:val="28"/>
                 <w:szCs w:val="28"/>
               </w:rPr>
-              <w:t>Экран аналитики</w:t>
+              <w:t>Экран календаря</w:t>
             </w:r>
             <w:r>
               <w:rPr>
@@ -4636,7 +4636,7 @@
                 <w:sz w:val="28"/>
                 <w:szCs w:val="28"/>
               </w:rPr>
-              <w:instrText xml:space="preserve"> PAGEREF _Toc199108493 \h </w:instrText>
+              <w:instrText xml:space="preserve"> PAGEREF _Toc194206954 \h </w:instrText>
             </w:r>
             <w:r>
               <w:rPr>
@@ -4665,7 +4665,7 @@
                 <w:sz w:val="28"/>
                 <w:szCs w:val="28"/>
               </w:rPr>
-              <w:t>30</w:t>
+              <w:t>26</w:t>
             </w:r>
             <w:r>
               <w:rPr>
@@ -4696,7 +4696,7 @@
               <w:lang w:eastAsia="ru-RU"/>
             </w:rPr>
           </w:pPr>
-          <w:hyperlink w:anchor="_Toc199108494" w:history="1">
+          <w:hyperlink w:anchor="_Toc194206955" w:history="1">
             <w:r>
               <w:rPr>
                 <w:rStyle w:val="af3"/>
@@ -4705,6 +4705,125 @@
                 <w:sz w:val="28"/>
                 <w:szCs w:val="28"/>
               </w:rPr>
+              <w:t>5.1.8</w:t>
+            </w:r>
+            <w:r>
+              <w:rPr>
+                <w:rFonts w:ascii="Times New Roman" w:eastAsiaTheme="minorEastAsia" w:hAnsi="Times New Roman" w:cs="Times New Roman"/>
+                <w:noProof/>
+                <w:sz w:val="28"/>
+                <w:szCs w:val="28"/>
+                <w:lang w:eastAsia="ru-RU"/>
+              </w:rPr>
+              <w:tab/>
+            </w:r>
+            <w:r>
+              <w:rPr>
+                <w:rStyle w:val="af3"/>
+                <w:rFonts w:ascii="Times New Roman" w:hAnsi="Times New Roman" w:cs="Times New Roman"/>
+                <w:noProof/>
+                <w:sz w:val="28"/>
+                <w:szCs w:val="28"/>
+              </w:rPr>
+              <w:t>Экран аналитики</w:t>
+            </w:r>
+            <w:r>
+              <w:rPr>
+                <w:rFonts w:ascii="Times New Roman" w:hAnsi="Times New Roman" w:cs="Times New Roman"/>
+                <w:noProof/>
+                <w:webHidden/>
+                <w:sz w:val="28"/>
+                <w:szCs w:val="28"/>
+              </w:rPr>
+              <w:tab/>
+            </w:r>
+            <w:r>
+              <w:rPr>
+                <w:rFonts w:ascii="Times New Roman" w:hAnsi="Times New Roman" w:cs="Times New Roman"/>
+                <w:noProof/>
+                <w:webHidden/>
+                <w:sz w:val="28"/>
+                <w:szCs w:val="28"/>
+              </w:rPr>
+              <w:fldChar w:fldCharType="begin"/>
+            </w:r>
+            <w:r>
+              <w:rPr>
+                <w:rFonts w:ascii="Times New Roman" w:hAnsi="Times New Roman" w:cs="Times New Roman"/>
+                <w:noProof/>
+                <w:webHidden/>
+                <w:sz w:val="28"/>
+                <w:szCs w:val="28"/>
+              </w:rPr>
+              <w:instrText xml:space="preserve"> PAGEREF _Toc194206955 \h </w:instrText>
+            </w:r>
+            <w:r>
+              <w:rPr>
+                <w:rFonts w:ascii="Times New Roman" w:hAnsi="Times New Roman" w:cs="Times New Roman"/>
+                <w:noProof/>
+                <w:webHidden/>
+                <w:sz w:val="28"/>
+                <w:szCs w:val="28"/>
+              </w:rPr>
+            </w:r>
+            <w:r>
+              <w:rPr>
+                <w:rFonts w:ascii="Times New Roman" w:hAnsi="Times New Roman" w:cs="Times New Roman"/>
+                <w:noProof/>
+                <w:webHidden/>
+                <w:sz w:val="28"/>
+                <w:szCs w:val="28"/>
+              </w:rPr>
+              <w:fldChar w:fldCharType="separate"/>
+            </w:r>
+            <w:r>
+              <w:rPr>
+                <w:rFonts w:ascii="Times New Roman" w:hAnsi="Times New Roman" w:cs="Times New Roman"/>
+                <w:noProof/>
+                <w:webHidden/>
+                <w:sz w:val="28"/>
+                <w:szCs w:val="28"/>
+              </w:rPr>
+              <w:t>30</w:t>
+            </w:r>
+            <w:r>
+              <w:rPr>
+                <w:rFonts w:ascii="Times New Roman" w:hAnsi="Times New Roman" w:cs="Times New Roman"/>
+                <w:noProof/>
+                <w:webHidden/>
+                <w:sz w:val="28"/>
+                <w:szCs w:val="28"/>
+              </w:rPr>
+              <w:fldChar w:fldCharType="end"/>
+            </w:r>
+          </w:hyperlink>
+        </w:p>
+        <w:p>
+          <w:pPr>
+            <w:pStyle w:val="31"/>
+            <w:tabs>
+              <w:tab w:val="left" w:pos="1320"/>
+              <w:tab w:val="right" w:leader="dot" w:pos="9345"/>
+            </w:tabs>
+            <w:spacing w:line="360" w:lineRule="auto"/>
+            <w:jc w:val="both"/>
+            <w:rPr>
+              <w:rFonts w:ascii="Times New Roman" w:eastAsiaTheme="minorEastAsia" w:hAnsi="Times New Roman" w:cs="Times New Roman"/>
+              <w:noProof/>
+              <w:sz w:val="28"/>
+              <w:szCs w:val="28"/>
+              <w:lang w:eastAsia="ru-RU"/>
+            </w:rPr>
+          </w:pPr>
+          <w:hyperlink w:anchor="_Toc194206956" w:history="1">
+            <w:r>
+              <w:rPr>
+                <w:rStyle w:val="af3"/>
+                <w:rFonts w:ascii="Times New Roman" w:hAnsi="Times New Roman" w:cs="Times New Roman"/>
+                <w:noProof/>
+                <w:sz w:val="28"/>
+                <w:szCs w:val="28"/>
+              </w:rPr>
               <w:t>5.1.9</w:t>
             </w:r>
             <w:r>
@@ -4755,7 +4874,7 @@
                 <w:sz w:val="28"/>
                 <w:szCs w:val="28"/>
               </w:rPr>
-              <w:instrText xml:space="preserve"> PAGEREF _Toc199108494 \h </w:instrText>
+              <w:instrText xml:space="preserve"> PAGEREF _Toc194206956 \h </w:instrText>
             </w:r>
             <w:r>
               <w:rPr>
@@ -4814,7 +4933,7 @@
               <w:lang w:eastAsia="ru-RU"/>
             </w:rPr>
           </w:pPr>
-          <w:hyperlink w:anchor="_Toc199108495" w:history="1">
+          <w:hyperlink w:anchor="_Toc194206957" w:history="1">
             <w:r>
               <w:rPr>
                 <w:rStyle w:val="af3"/>
@@ -4853,7 +4972,7 @@
                 <w:sz w:val="28"/>
                 <w:szCs w:val="28"/>
               </w:rPr>
-              <w:instrText xml:space="preserve"> PAGEREF _Toc199108495 \h </w:instrText>
+              <w:instrText xml:space="preserve"> PAGEREF _Toc194206957 \h </w:instrText>
             </w:r>
             <w:r>
               <w:rPr>
@@ -4912,7 +5031,7 @@
               <w:lang w:eastAsia="ru-RU"/>
             </w:rPr>
           </w:pPr>
-          <w:hyperlink w:anchor="_Toc199108496" w:history="1">
+          <w:hyperlink w:anchor="_Toc194206958" w:history="1">
             <w:r>
               <w:rPr>
                 <w:rStyle w:val="af3"/>
@@ -4951,7 +5070,7 @@
                 <w:sz w:val="28"/>
                 <w:szCs w:val="28"/>
               </w:rPr>
-              <w:instrText xml:space="preserve"> PAGEREF _Toc199108496 \h </w:instrText>
+              <w:instrText xml:space="preserve"> PAGEREF _Toc194206958 \h </w:instrText>
             </w:r>
             <w:r>
               <w:rPr>
@@ -5010,7 +5129,7 @@
               <w:lang w:eastAsia="ru-RU"/>
             </w:rPr>
           </w:pPr>
-          <w:hyperlink w:anchor="_Toc199108497" w:history="1">
+          <w:hyperlink w:anchor="_Toc194206959" w:history="1">
             <w:r>
               <w:rPr>
                 <w:rStyle w:val="af3"/>
@@ -5049,7 +5168,7 @@
                 <w:sz w:val="28"/>
                 <w:szCs w:val="28"/>
               </w:rPr>
-              <w:instrText xml:space="preserve"> PAGEREF _Toc199108497 \h </w:instrText>
+              <w:instrText xml:space="preserve"> PAGEREF _Toc194206959 \h </w:instrText>
             </w:r>
             <w:r>
               <w:rPr>
@@ -5108,7 +5227,7 @@
               <w:lang w:eastAsia="ru-RU"/>
             </w:rPr>
           </w:pPr>
-          <w:hyperlink w:anchor="_Toc199108498" w:history="1">
+          <w:hyperlink w:anchor="_Toc194206960" w:history="1">
             <w:r>
               <w:rPr>
                 <w:rStyle w:val="af3"/>
@@ -5147,7 +5266,7 @@
                 <w:sz w:val="28"/>
                 <w:szCs w:val="28"/>
               </w:rPr>
-              <w:instrText xml:space="preserve"> PAGEREF _Toc199108498 \h </w:instrText>
+              <w:instrText xml:space="preserve"> PAGEREF _Toc194206960 \h </w:instrText>
             </w:r>
             <w:r>
               <w:rPr>
@@ -5206,7 +5325,7 @@
               <w:lang w:eastAsia="ru-RU"/>
             </w:rPr>
           </w:pPr>
-          <w:hyperlink w:anchor="_Toc199108499" w:history="1">
+          <w:hyperlink w:anchor="_Toc194206961" w:history="1">
             <w:r>
               <w:rPr>
                 <w:rStyle w:val="af3"/>
@@ -5245,7 +5364,7 @@
                 <w:sz w:val="28"/>
                 <w:szCs w:val="28"/>
               </w:rPr>
-              <w:instrText xml:space="preserve"> PAGEREF _Toc199108499 \h </w:instrText>
+              <w:instrText xml:space="preserve"> PAGEREF _Toc194206961 \h </w:instrText>
             </w:r>
             <w:r>
               <w:rPr>
@@ -5304,7 +5423,7 @@
               <w:lang w:eastAsia="ru-RU"/>
             </w:rPr>
           </w:pPr>
-          <w:hyperlink w:anchor="_Toc199108500" w:history="1">
+          <w:hyperlink w:anchor="_Toc194206962" w:history="1">
             <w:r>
               <w:rPr>
                 <w:rStyle w:val="af3"/>
@@ -5343,7 +5462,7 @@
                 <w:sz w:val="28"/>
                 <w:szCs w:val="28"/>
               </w:rPr>
-              <w:instrText xml:space="preserve"> PAGEREF _Toc199108500 \h </w:instrText>
+              <w:instrText xml:space="preserve"> PAGEREF _Toc194206962 \h </w:instrText>
             </w:r>
             <w:r>
               <w:rPr>
@@ -5402,7 +5521,7 @@
               <w:lang w:eastAsia="ru-RU"/>
             </w:rPr>
           </w:pPr>
-          <w:hyperlink w:anchor="_Toc199108501" w:history="1">
+          <w:hyperlink w:anchor="_Toc194206963" w:history="1">
             <w:r>
               <w:rPr>
                 <w:rStyle w:val="af3"/>
@@ -5441,7 +5560,7 @@
                 <w:sz w:val="28"/>
                 <w:szCs w:val="28"/>
               </w:rPr>
-              <w:instrText xml:space="preserve"> PAGEREF _Toc199108501 \h </w:instrText>
+              <w:instrText xml:space="preserve"> PAGEREF _Toc194206963 \h </w:instrText>
             </w:r>
             <w:r>
               <w:rPr>
@@ -5500,7 +5619,7 @@
               <w:lang w:eastAsia="ru-RU"/>
             </w:rPr>
           </w:pPr>
-          <w:hyperlink w:anchor="_Toc199108502" w:history="1">
+          <w:hyperlink w:anchor="_Toc194206964" w:history="1">
             <w:r>
               <w:rPr>
                 <w:rStyle w:val="af3"/>
@@ -5539,7 +5658,7 @@
                 <w:sz w:val="28"/>
                 <w:szCs w:val="28"/>
               </w:rPr>
-              <w:instrText xml:space="preserve"> PAGEREF _Toc199108502 \h </w:instrText>
+              <w:instrText xml:space="preserve"> PAGEREF _Toc194206964 \h </w:instrText>
             </w:r>
             <w:r>
               <w:rPr>
@@ -5602,26 +5721,20 @@
     </w:sdt>
     <w:p>
       <w:pPr>
-        <w:rPr>
-          <w:rFonts w:ascii="Times New Roman" w:hAnsi="Times New Roman" w:cs="Times New Roman"/>
-          <w:sz w:val="28"/>
-          <w:szCs w:val="28"/>
-        </w:rPr>
-      </w:pPr>
-      <w:r>
-        <w:rPr>
-          <w:rFonts w:ascii="Times New Roman" w:hAnsi="Times New Roman" w:cs="Times New Roman"/>
-          <w:sz w:val="28"/>
-          <w:szCs w:val="28"/>
-        </w:rPr>
-        <w:br w:type="page"/>
-      </w:r>
+        <w:spacing w:after="0" w:line="360" w:lineRule="auto"/>
+        <w:jc w:val="both"/>
+        <w:rPr>
+          <w:rFonts w:ascii="Times New Roman" w:hAnsi="Times New Roman" w:cs="Times New Roman"/>
+          <w:sz w:val="28"/>
+          <w:szCs w:val="28"/>
+        </w:rPr>
+      </w:pPr>
     </w:p>
     <w:p>
       <w:pPr>
         <w:pStyle w:val="10"/>
       </w:pPr>
-      <w:bookmarkStart w:id="2" w:name="_Toc199108460"/>
+      <w:bookmarkStart w:id="2" w:name="_Toc194206921"/>
       <w:r>
         <w:lastRenderedPageBreak/>
         <w:t>Термины и сокращения</w:t>
@@ -6346,7 +6459,15 @@
           <w:sz w:val="28"/>
           <w:szCs w:val="28"/>
         </w:rPr>
-        <w:t xml:space="preserve"> – отображение набора данных с возможностью вертикальной/горизонтальной прокрутки.</w:t>
+        <w:t xml:space="preserve"> – о</w:t>
+      </w:r>
+      <w:r>
+        <w:rPr>
+          <w:rFonts w:ascii="Times New Roman" w:hAnsi="Times New Roman" w:cs="Times New Roman"/>
+          <w:sz w:val="28"/>
+          <w:szCs w:val="28"/>
+        </w:rPr>
+        <w:t>тображение набора данных с возможностью вертикальной/горизонтальной прокрутки.</w:t>
       </w:r>
     </w:p>
     <w:p>
@@ -6379,7 +6500,15 @@
           <w:sz w:val="28"/>
           <w:szCs w:val="28"/>
         </w:rPr>
-        <w:t xml:space="preserve"> – завершение текущей пользовательской сессии без удаления аккаунта и связанных данных.</w:t>
+        <w:t xml:space="preserve"> – з</w:t>
+      </w:r>
+      <w:r>
+        <w:rPr>
+          <w:rFonts w:ascii="Times New Roman" w:hAnsi="Times New Roman" w:cs="Times New Roman"/>
+          <w:sz w:val="28"/>
+          <w:szCs w:val="28"/>
+        </w:rPr>
+        <w:t>авершение текущей пользовательской сессии без удаления аккаунта и связанных данных.</w:t>
       </w:r>
     </w:p>
     <w:p>
@@ -6463,7 +6592,7 @@
       <w:pPr>
         <w:pStyle w:val="10"/>
       </w:pPr>
-      <w:bookmarkStart w:id="3" w:name="_Toc199108461"/>
+      <w:bookmarkStart w:id="3" w:name="_Toc194206922"/>
       <w:r>
         <w:lastRenderedPageBreak/>
         <w:t xml:space="preserve">Общие </w:t>
@@ -6490,7 +6619,7 @@
       <w:pPr>
         <w:pStyle w:val="2"/>
       </w:pPr>
-      <w:bookmarkStart w:id="4" w:name="_Toc199108462"/>
+      <w:bookmarkStart w:id="4" w:name="_Toc194206923"/>
       <w:r>
         <w:t>Наименование системы</w:t>
       </w:r>
@@ -6586,7 +6715,7 @@
       <w:pPr>
         <w:pStyle w:val="2"/>
       </w:pPr>
-      <w:bookmarkStart w:id="6" w:name="_Toc199108463"/>
+      <w:bookmarkStart w:id="6" w:name="_Toc194206924"/>
       <w:r>
         <w:t>Разработчики и заказчик</w:t>
       </w:r>
@@ -6822,7 +6951,7 @@
       <w:pPr>
         <w:pStyle w:val="2"/>
       </w:pPr>
-      <w:bookmarkStart w:id="7" w:name="_Toc199108464"/>
+      <w:bookmarkStart w:id="7" w:name="_Toc194206925"/>
       <w:r>
         <w:t>Перечень документов, на основании которых создается приложение</w:t>
       </w:r>
@@ -6918,7 +7047,7 @@
       <w:pPr>
         <w:pStyle w:val="2"/>
       </w:pPr>
-      <w:bookmarkStart w:id="8" w:name="_Toc199108465"/>
+      <w:bookmarkStart w:id="8" w:name="_Toc194206926"/>
       <w:r>
         <w:t>Плановые сроки начала и окончания работ по созданию приложения</w:t>
       </w:r>
@@ -7004,7 +7133,7 @@
       <w:pPr>
         <w:pStyle w:val="10"/>
       </w:pPr>
-      <w:bookmarkStart w:id="9" w:name="_Toc199108466"/>
+      <w:bookmarkStart w:id="9" w:name="_Toc194206927"/>
       <w:r>
         <w:lastRenderedPageBreak/>
         <w:t>Цели и назначение создания приложения</w:t>
@@ -7030,7 +7159,7 @@
       <w:pPr>
         <w:pStyle w:val="2"/>
       </w:pPr>
-      <w:bookmarkStart w:id="10" w:name="_Toc199108467"/>
+      <w:bookmarkStart w:id="10" w:name="_Toc194206928"/>
       <w:r>
         <w:t>Цели создания приложения</w:t>
       </w:r>
@@ -7156,7 +7285,7 @@
       <w:pPr>
         <w:pStyle w:val="2"/>
       </w:pPr>
-      <w:bookmarkStart w:id="11" w:name="_Toc199108468"/>
+      <w:bookmarkStart w:id="11" w:name="_Toc194206929"/>
       <w:r>
         <w:t>Назначение приложения</w:t>
       </w:r>
@@ -7525,7 +7654,7 @@
       <w:pPr>
         <w:pStyle w:val="10"/>
       </w:pPr>
-      <w:bookmarkStart w:id="12" w:name="_Toc199108469"/>
+      <w:bookmarkStart w:id="12" w:name="_Toc194206930"/>
       <w:r>
         <w:lastRenderedPageBreak/>
         <w:t>Требования к приложению</w:t>
@@ -7551,7 +7680,7 @@
       <w:pPr>
         <w:pStyle w:val="2"/>
       </w:pPr>
-      <w:bookmarkStart w:id="13" w:name="_Toc199108470"/>
+      <w:bookmarkStart w:id="13" w:name="_Toc194206931"/>
       <w:r>
         <w:t>Требования к структуре приложения в целом</w:t>
       </w:r>
@@ -7574,7 +7703,7 @@
       <w:pPr>
         <w:pStyle w:val="3"/>
       </w:pPr>
-      <w:bookmarkStart w:id="14" w:name="_Toc199108471"/>
+      <w:bookmarkStart w:id="14" w:name="_Toc194206932"/>
       <w:r>
         <w:t>Требования</w:t>
       </w:r>
@@ -7770,7 +7899,7 @@
       <w:pPr>
         <w:pStyle w:val="3"/>
       </w:pPr>
-      <w:bookmarkStart w:id="15" w:name="_Toc199108472"/>
+      <w:bookmarkStart w:id="15" w:name="_Toc194206933"/>
       <w:r>
         <w:t>Перспективы развития, модернизации приложения</w:t>
       </w:r>
@@ -8064,7 +8193,7 @@
       <w:pPr>
         <w:pStyle w:val="2"/>
       </w:pPr>
-      <w:bookmarkStart w:id="16" w:name="_Toc199108473"/>
+      <w:bookmarkStart w:id="16" w:name="_Toc194206934"/>
       <w:r>
         <w:lastRenderedPageBreak/>
         <w:t>Требования к функциям (задачам), выполняемым приложением</w:t>
@@ -8283,7 +8412,7 @@
       <w:pPr>
         <w:pStyle w:val="3"/>
       </w:pPr>
-      <w:bookmarkStart w:id="17" w:name="_Toc199108474"/>
+      <w:bookmarkStart w:id="17" w:name="_Toc194206935"/>
       <w:r>
         <w:t>Функциональные возможности неавторизованного пользователя</w:t>
       </w:r>
@@ -8463,7 +8592,7 @@
       <w:pPr>
         <w:pStyle w:val="3"/>
       </w:pPr>
-      <w:bookmarkStart w:id="18" w:name="_Toc199108475"/>
+      <w:bookmarkStart w:id="18" w:name="_Toc194206936"/>
       <w:r>
         <w:t>Функциональные возможности авторизованного пользователя</w:t>
       </w:r>
@@ -9116,7 +9245,7 @@
       <w:pPr>
         <w:pStyle w:val="3"/>
       </w:pPr>
-      <w:bookmarkStart w:id="19" w:name="_Toc199108476"/>
+      <w:bookmarkStart w:id="19" w:name="_Toc194206937"/>
       <w:r>
         <w:t>Функциональные возможности админ</w:t>
       </w:r>
@@ -9323,7 +9452,7 @@
       <w:pPr>
         <w:pStyle w:val="2"/>
       </w:pPr>
-      <w:bookmarkStart w:id="20" w:name="_Toc199108477"/>
+      <w:bookmarkStart w:id="20" w:name="_Toc194206938"/>
       <w:r>
         <w:t>Требования к видам обеспечения приложения</w:t>
       </w:r>
@@ -9344,7 +9473,7 @@
       <w:pPr>
         <w:pStyle w:val="3"/>
       </w:pPr>
-      <w:bookmarkStart w:id="21" w:name="_Toc199108478"/>
+      <w:bookmarkStart w:id="21" w:name="_Toc194206939"/>
       <w:r>
         <w:t>Требования к лингвистическому обеспечению приложения</w:t>
       </w:r>
@@ -9397,7 +9526,7 @@
       <w:pPr>
         <w:pStyle w:val="3"/>
       </w:pPr>
-      <w:bookmarkStart w:id="22" w:name="_Toc199108479"/>
+      <w:bookmarkStart w:id="22" w:name="_Toc194206940"/>
       <w:r>
         <w:t>Требования к программному обеспечению приложения</w:t>
       </w:r>
@@ -9434,23 +9563,7 @@
           <w:szCs w:val="28"/>
         </w:rPr>
         <w:lastRenderedPageBreak/>
-        <w:t xml:space="preserve">Приложение должно корректно работать на мобильных устройствах с </w:t>
-      </w:r>
-      <w:r>
-        <w:rPr>
-          <w:rFonts w:ascii="Times New Roman" w:hAnsi="Times New Roman" w:cs="Times New Roman"/>
-          <w:sz w:val="28"/>
-          <w:szCs w:val="28"/>
-        </w:rPr>
-        <w:t>операционными системами</w:t>
-      </w:r>
-      <w:r>
-        <w:rPr>
-          <w:rFonts w:ascii="Times New Roman" w:hAnsi="Times New Roman" w:cs="Times New Roman"/>
-          <w:sz w:val="28"/>
-          <w:szCs w:val="28"/>
-        </w:rPr>
-        <w:t xml:space="preserve"> </w:t>
+        <w:t xml:space="preserve">Приложение должно корректно работать на мобильных устройствах с операционными системами </w:t>
       </w:r>
       <w:r>
         <w:rPr>
@@ -10169,7 +10282,7 @@
       <w:pPr>
         <w:pStyle w:val="2"/>
       </w:pPr>
-      <w:bookmarkStart w:id="23" w:name="_Toc199108480"/>
+      <w:bookmarkStart w:id="23" w:name="_Toc194206941"/>
       <w:r>
         <w:t>Общие технические требования к приложению</w:t>
       </w:r>
@@ -10192,7 +10305,7 @@
       <w:pPr>
         <w:pStyle w:val="3"/>
       </w:pPr>
-      <w:bookmarkStart w:id="24" w:name="_Toc199108481"/>
+      <w:bookmarkStart w:id="24" w:name="_Toc194206942"/>
       <w:r>
         <w:t>Требования к численности и квалификации персонала и пользователей приложения</w:t>
       </w:r>
@@ -10275,6 +10388,28 @@
     <w:p>
       <w:pPr>
         <w:spacing w:after="0" w:line="360" w:lineRule="auto"/>
+        <w:ind w:firstLine="708"/>
+        <w:jc w:val="both"/>
+        <w:rPr>
+          <w:rFonts w:ascii="Times New Roman" w:hAnsi="Times New Roman" w:cs="Times New Roman"/>
+          <w:sz w:val="28"/>
+          <w:szCs w:val="28"/>
+        </w:rPr>
+      </w:pPr>
+    </w:p>
+    <w:p>
+      <w:pPr>
+        <w:pStyle w:val="3"/>
+      </w:pPr>
+      <w:bookmarkStart w:id="25" w:name="_Toc194206943"/>
+      <w:r>
+        <w:t>Требования к надежности</w:t>
+      </w:r>
+      <w:bookmarkEnd w:id="25"/>
+    </w:p>
+    <w:p>
+      <w:pPr>
+        <w:spacing w:after="0" w:line="360" w:lineRule="auto"/>
         <w:jc w:val="both"/>
         <w:rPr>
           <w:rFonts w:ascii="Times New Roman" w:hAnsi="Times New Roman" w:cs="Times New Roman"/>
@@ -10287,13 +10422,57 @@
     </w:p>
     <w:p>
       <w:pPr>
-        <w:pStyle w:val="3"/>
-      </w:pPr>
-      <w:bookmarkStart w:id="25" w:name="_Toc199108482"/>
-      <w:r>
-        <w:t>Требования к эргономике и технической эстетике</w:t>
-      </w:r>
-      <w:bookmarkEnd w:id="25"/>
+        <w:spacing w:after="0" w:line="360" w:lineRule="auto"/>
+        <w:ind w:firstLine="708"/>
+        <w:jc w:val="both"/>
+        <w:rPr>
+          <w:rFonts w:ascii="Times New Roman" w:hAnsi="Times New Roman" w:cs="Times New Roman"/>
+          <w:sz w:val="28"/>
+          <w:szCs w:val="28"/>
+        </w:rPr>
+      </w:pPr>
+      <w:r>
+        <w:rPr>
+          <w:rFonts w:ascii="Times New Roman" w:hAnsi="Times New Roman" w:cs="Times New Roman"/>
+          <w:sz w:val="28"/>
+          <w:szCs w:val="28"/>
+        </w:rPr>
+        <w:t>Приложение должно стабильно работать при нагрузке до 10 запросов в секунду (</w:t>
+      </w:r>
+      <w:r>
+        <w:rPr>
+          <w:rFonts w:ascii="Times New Roman" w:hAnsi="Times New Roman" w:cs="Times New Roman"/>
+          <w:sz w:val="28"/>
+          <w:szCs w:val="28"/>
+          <w:lang w:val="en-US"/>
+        </w:rPr>
+        <w:t>RPS</w:t>
+      </w:r>
+      <w:r>
+        <w:rPr>
+          <w:rFonts w:ascii="Times New Roman" w:hAnsi="Times New Roman" w:cs="Times New Roman"/>
+          <w:sz w:val="28"/>
+          <w:szCs w:val="28"/>
+        </w:rPr>
+        <w:t xml:space="preserve">). </w:t>
+      </w:r>
+      <w:r>
+        <w:rPr>
+          <w:rFonts w:ascii="Times New Roman" w:hAnsi="Times New Roman" w:cs="Times New Roman"/>
+          <w:sz w:val="28"/>
+          <w:szCs w:val="28"/>
+          <w:lang w:val="en-US"/>
+        </w:rPr>
+        <w:t>SLA</w:t>
+      </w:r>
+      <w:r>
+        <w:rPr>
+          <w:rFonts w:ascii="Times New Roman" w:hAnsi="Times New Roman" w:cs="Times New Roman"/>
+          <w:sz w:val="28"/>
+          <w:szCs w:val="28"/>
+        </w:rPr>
+        <w:t xml:space="preserve"> составляет 95% успешных ответов, то есть 95% запросов должны обрабатываться без ошибок и быстро – не дольше 2 секунд. Допускается до 5% ошибок, что является нормой для любой подобной системы.</w:t>
+      </w:r>
     </w:p>
     <w:p>
       <w:pPr>
@@ -10310,102 +10489,11 @@
     </w:p>
     <w:p>
       <w:pPr>
-        <w:spacing w:after="0" w:line="360" w:lineRule="auto"/>
-        <w:ind w:firstLine="709"/>
-        <w:jc w:val="both"/>
-        <w:rPr>
-          <w:rFonts w:ascii="Times New Roman" w:hAnsi="Times New Roman" w:cs="Times New Roman"/>
-          <w:sz w:val="28"/>
-          <w:szCs w:val="28"/>
-        </w:rPr>
-      </w:pPr>
-      <w:r>
-        <w:rPr>
-          <w:rFonts w:ascii="Times New Roman" w:hAnsi="Times New Roman" w:cs="Times New Roman"/>
-          <w:sz w:val="28"/>
-          <w:szCs w:val="28"/>
-        </w:rPr>
-        <w:t>Интерфейс приложения должен быть интуитивно понятным с минимальным количеством шагов для выполнения задач. Навигация должна быть логичной и последовательной, с четкой иерархией элементов. Должны присутствовать анимация и переходы, которые не замедляют работу приложения.</w:t>
-      </w:r>
-    </w:p>
-    <w:p>
-      <w:pPr>
-        <w:spacing w:after="0" w:line="360" w:lineRule="auto"/>
-        <w:ind w:firstLine="709"/>
-        <w:jc w:val="both"/>
-        <w:rPr>
-          <w:rFonts w:ascii="Times New Roman" w:hAnsi="Times New Roman" w:cs="Times New Roman"/>
-          <w:sz w:val="28"/>
-          <w:szCs w:val="28"/>
-        </w:rPr>
-      </w:pPr>
-      <w:r>
-        <w:rPr>
-          <w:rFonts w:ascii="Times New Roman" w:hAnsi="Times New Roman" w:cs="Times New Roman"/>
-          <w:sz w:val="28"/>
-          <w:szCs w:val="28"/>
-        </w:rPr>
-        <w:t>Дизайн интерфейса должен соответствовать современным стандартам и быть оформленным в едином стиле и приятной цветовой палитры, шрифты должны быть легко читаемыми.</w:t>
-      </w:r>
-    </w:p>
-    <w:p>
-      <w:pPr>
-        <w:spacing w:after="0" w:line="360" w:lineRule="auto"/>
-        <w:ind w:firstLine="709"/>
-        <w:jc w:val="both"/>
-        <w:rPr>
-          <w:rFonts w:ascii="Times New Roman" w:hAnsi="Times New Roman" w:cs="Times New Roman"/>
-          <w:sz w:val="28"/>
-          <w:szCs w:val="28"/>
-        </w:rPr>
-      </w:pPr>
-      <w:r>
-        <w:rPr>
-          <w:rFonts w:ascii="Times New Roman" w:hAnsi="Times New Roman" w:cs="Times New Roman"/>
-          <w:sz w:val="28"/>
-          <w:szCs w:val="28"/>
-        </w:rPr>
-        <w:t>Все элементы управления должны быть достаточного размера для удобного взаимодействия на мобильных устройствах.</w:t>
-      </w:r>
-    </w:p>
-    <w:p>
-      <w:pPr>
-        <w:spacing w:after="0" w:line="360" w:lineRule="auto"/>
-        <w:ind w:firstLine="709"/>
-        <w:jc w:val="both"/>
-        <w:rPr>
-          <w:rFonts w:ascii="Times New Roman" w:hAnsi="Times New Roman" w:cs="Times New Roman"/>
-          <w:sz w:val="28"/>
-          <w:szCs w:val="28"/>
-        </w:rPr>
-      </w:pPr>
-      <w:r>
-        <w:rPr>
-          <w:rFonts w:ascii="Times New Roman" w:hAnsi="Times New Roman" w:cs="Times New Roman"/>
-          <w:sz w:val="28"/>
-          <w:szCs w:val="28"/>
-        </w:rPr>
-        <w:t>Все элементы интерфейса должны быть согласованы по стилю и цветовой гамме.</w:t>
-      </w:r>
-    </w:p>
-    <w:p>
-      <w:pPr>
-        <w:spacing w:after="0" w:line="360" w:lineRule="auto"/>
-        <w:jc w:val="both"/>
-        <w:rPr>
-          <w:rFonts w:ascii="Times New Roman" w:hAnsi="Times New Roman" w:cs="Times New Roman"/>
-          <w:sz w:val="28"/>
-          <w:szCs w:val="28"/>
-        </w:rPr>
-      </w:pPr>
-    </w:p>
-    <w:p>
-      <w:pPr>
         <w:pStyle w:val="3"/>
       </w:pPr>
-      <w:bookmarkStart w:id="26" w:name="_Toc199108483"/>
-      <w:r>
-        <w:t>Требования к защите информации от несанкционированного доступа</w:t>
+      <w:bookmarkStart w:id="26" w:name="_Toc194206944"/>
+      <w:r>
+        <w:t>Требования к эргономике и технической эстетике</w:t>
       </w:r>
       <w:bookmarkEnd w:id="26"/>
     </w:p>
@@ -10425,6 +10513,110 @@
     <w:p>
       <w:pPr>
         <w:spacing w:after="0" w:line="360" w:lineRule="auto"/>
+        <w:ind w:firstLine="709"/>
+        <w:jc w:val="both"/>
+        <w:rPr>
+          <w:rFonts w:ascii="Times New Roman" w:hAnsi="Times New Roman" w:cs="Times New Roman"/>
+          <w:sz w:val="28"/>
+          <w:szCs w:val="28"/>
+        </w:rPr>
+      </w:pPr>
+      <w:r>
+        <w:rPr>
+          <w:rFonts w:ascii="Times New Roman" w:hAnsi="Times New Roman" w:cs="Times New Roman"/>
+          <w:sz w:val="28"/>
+          <w:szCs w:val="28"/>
+        </w:rPr>
+        <w:t>Интерфейс приложения должен быть интуитивно понятным с минимальным количеством шагов для выполнения задач. Навигация должна быть логичной и последовательной, с четкой иерархией элементов. Должны присутствовать анимация и переходы, которые не замедляют работу приложения.</w:t>
+      </w:r>
+    </w:p>
+    <w:p>
+      <w:pPr>
+        <w:spacing w:after="0" w:line="360" w:lineRule="auto"/>
+        <w:ind w:firstLine="709"/>
+        <w:jc w:val="both"/>
+        <w:rPr>
+          <w:rFonts w:ascii="Times New Roman" w:hAnsi="Times New Roman" w:cs="Times New Roman"/>
+          <w:sz w:val="28"/>
+          <w:szCs w:val="28"/>
+        </w:rPr>
+      </w:pPr>
+      <w:r>
+        <w:rPr>
+          <w:rFonts w:ascii="Times New Roman" w:hAnsi="Times New Roman" w:cs="Times New Roman"/>
+          <w:sz w:val="28"/>
+          <w:szCs w:val="28"/>
+        </w:rPr>
+        <w:t>Дизайн интерфейса должен соответствовать современным стандартам и быть оформленным в едином стиле и приятной цветовой палитры, шрифты должны быть легко читаемыми.</w:t>
+      </w:r>
+    </w:p>
+    <w:p>
+      <w:pPr>
+        <w:spacing w:after="0" w:line="360" w:lineRule="auto"/>
+        <w:ind w:firstLine="709"/>
+        <w:jc w:val="both"/>
+        <w:rPr>
+          <w:rFonts w:ascii="Times New Roman" w:hAnsi="Times New Roman" w:cs="Times New Roman"/>
+          <w:sz w:val="28"/>
+          <w:szCs w:val="28"/>
+        </w:rPr>
+      </w:pPr>
+      <w:r>
+        <w:rPr>
+          <w:rFonts w:ascii="Times New Roman" w:hAnsi="Times New Roman" w:cs="Times New Roman"/>
+          <w:sz w:val="28"/>
+          <w:szCs w:val="28"/>
+        </w:rPr>
+        <w:t>Все элементы управления должны быть достаточного размера для удобного взаимодействия на мобильных устройствах.</w:t>
+      </w:r>
+    </w:p>
+    <w:p>
+      <w:pPr>
+        <w:spacing w:after="0" w:line="360" w:lineRule="auto"/>
+        <w:ind w:firstLine="709"/>
+        <w:jc w:val="both"/>
+        <w:rPr>
+          <w:rFonts w:ascii="Times New Roman" w:hAnsi="Times New Roman" w:cs="Times New Roman"/>
+          <w:sz w:val="28"/>
+          <w:szCs w:val="28"/>
+        </w:rPr>
+      </w:pPr>
+      <w:r>
+        <w:rPr>
+          <w:rFonts w:ascii="Times New Roman" w:hAnsi="Times New Roman" w:cs="Times New Roman"/>
+          <w:sz w:val="28"/>
+          <w:szCs w:val="28"/>
+        </w:rPr>
+        <w:t>Все элементы интерфейса должны быть согласованы по стилю и цветовой гамме.</w:t>
+      </w:r>
+    </w:p>
+    <w:p>
+      <w:pPr>
+        <w:pStyle w:val="3"/>
+      </w:pPr>
+      <w:bookmarkStart w:id="27" w:name="_Toc194206945"/>
+      <w:r>
+        <w:lastRenderedPageBreak/>
+        <w:t>Требования к защите информации от несанкционированного доступа</w:t>
+      </w:r>
+      <w:bookmarkEnd w:id="27"/>
+    </w:p>
+    <w:p>
+      <w:pPr>
+        <w:spacing w:after="0" w:line="360" w:lineRule="auto"/>
+        <w:jc w:val="both"/>
+        <w:rPr>
+          <w:rFonts w:ascii="Times New Roman" w:hAnsi="Times New Roman" w:cs="Times New Roman"/>
+          <w:b/>
+          <w:bCs/>
+          <w:sz w:val="28"/>
+          <w:szCs w:val="28"/>
+        </w:rPr>
+      </w:pPr>
+    </w:p>
+    <w:p>
+      <w:pPr>
+        <w:spacing w:after="0" w:line="360" w:lineRule="auto"/>
         <w:ind w:firstLine="708"/>
         <w:jc w:val="both"/>
         <w:rPr>
@@ -10475,16 +10667,7 @@
           <w:sz w:val="28"/>
           <w:szCs w:val="28"/>
         </w:rPr>
-        <w:t xml:space="preserve">Ограничение доступа к функционалу системой ролей, разграничивающей права пользователей. Механизм CORS, запрещающий </w:t>
-      </w:r>
-      <w:r>
-        <w:rPr>
-          <w:rFonts w:ascii="Times New Roman" w:hAnsi="Times New Roman" w:cs="Times New Roman"/>
-          <w:sz w:val="28"/>
-          <w:szCs w:val="28"/>
-        </w:rPr>
-        <w:lastRenderedPageBreak/>
-        <w:t>запросы с посторонних доменов. Все передаваемые данные защищены HTTPS-соединением.</w:t>
+        <w:t>Ограничение доступа к функционалу системой ролей, разграничивающей права пользователей. Механизм CORS, запрещающий запросы с посторонних доменов. Все передаваемые данные защищены HTTPS-соединением.</w:t>
       </w:r>
     </w:p>
     <w:p>
@@ -10547,12 +10730,12 @@
       <w:pPr>
         <w:pStyle w:val="10"/>
       </w:pPr>
-      <w:bookmarkStart w:id="27" w:name="_Toc199108484"/>
+      <w:bookmarkStart w:id="28" w:name="_Toc194206946"/>
       <w:r>
         <w:lastRenderedPageBreak/>
         <w:t>Описание приложения</w:t>
       </w:r>
-      <w:bookmarkEnd w:id="27"/>
+      <w:bookmarkEnd w:id="28"/>
     </w:p>
     <w:p>
       <w:pPr>
@@ -10571,11 +10754,11 @@
       <w:pPr>
         <w:pStyle w:val="2"/>
       </w:pPr>
-      <w:bookmarkStart w:id="28" w:name="_Toc199108485"/>
+      <w:bookmarkStart w:id="29" w:name="_Toc194206947"/>
       <w:r>
         <w:t>Описание экранов приложения</w:t>
       </w:r>
-      <w:bookmarkEnd w:id="28"/>
+      <w:bookmarkEnd w:id="29"/>
     </w:p>
     <w:p>
       <w:pPr>
@@ -10594,11 +10777,11 @@
       <w:pPr>
         <w:pStyle w:val="3"/>
       </w:pPr>
-      <w:bookmarkStart w:id="29" w:name="_Toc199108486"/>
+      <w:bookmarkStart w:id="30" w:name="_Toc194206948"/>
       <w:r>
         <w:t>Загрузочный экран</w:t>
       </w:r>
-      <w:bookmarkEnd w:id="29"/>
+      <w:bookmarkEnd w:id="30"/>
     </w:p>
     <w:p>
       <w:pPr>
@@ -10737,7 +10920,7 @@
       <w:pPr>
         <w:pStyle w:val="3"/>
       </w:pPr>
-      <w:bookmarkStart w:id="30" w:name="_Toc199108487"/>
+      <w:bookmarkStart w:id="31" w:name="_Toc194206949"/>
       <w:r>
         <w:t>Приветственны</w:t>
       </w:r>
@@ -10747,7 +10930,7 @@
       <w:r>
         <w:t xml:space="preserve"> экран</w:t>
       </w:r>
-      <w:bookmarkEnd w:id="30"/>
+      <w:bookmarkEnd w:id="31"/>
     </w:p>
     <w:p>
       <w:pPr>
@@ -11115,14 +11298,14 @@
       <w:pPr>
         <w:pStyle w:val="3"/>
       </w:pPr>
-      <w:bookmarkStart w:id="31" w:name="_Toc199108488"/>
+      <w:bookmarkStart w:id="32" w:name="_Toc194206950"/>
       <w:r>
         <w:t xml:space="preserve">Экран </w:t>
       </w:r>
       <w:r>
         <w:t>регистрации</w:t>
       </w:r>
-      <w:bookmarkEnd w:id="31"/>
+      <w:bookmarkEnd w:id="32"/>
     </w:p>
     <w:p>
       <w:pPr>
@@ -11219,7 +11402,7 @@
           <w:szCs w:val="28"/>
         </w:rPr>
       </w:pPr>
-      <w:bookmarkStart w:id="32" w:name="_Hlk194198438"/>
+      <w:bookmarkStart w:id="33" w:name="_Hlk194198438"/>
       <w:r>
         <w:rPr>
           <w:rFonts w:ascii="Times New Roman" w:hAnsi="Times New Roman" w:cs="Times New Roman"/>
@@ -11326,7 +11509,7 @@
         </w:rPr>
         <w:t>;</w:t>
       </w:r>
-      <w:bookmarkEnd w:id="32"/>
+      <w:bookmarkEnd w:id="33"/>
     </w:p>
     <w:p>
       <w:pPr>
@@ -11432,7 +11615,7 @@
         </w:rPr>
         <w:t xml:space="preserve"> </w:t>
       </w:r>
-      <w:bookmarkStart w:id="33" w:name="_Hlk194157374"/>
+      <w:bookmarkStart w:id="34" w:name="_Hlk194157374"/>
       <w:r>
         <w:rPr>
           <w:rFonts w:ascii="Times New Roman" w:hAnsi="Times New Roman" w:cs="Times New Roman"/>
@@ -11483,7 +11666,7 @@
         </w:rPr>
         <w:t>;</w:t>
       </w:r>
-      <w:bookmarkEnd w:id="33"/>
+      <w:bookmarkEnd w:id="34"/>
     </w:p>
     <w:p>
       <w:pPr>
@@ -12074,14 +12257,14 @@
       <w:pPr>
         <w:pStyle w:val="3"/>
       </w:pPr>
-      <w:bookmarkStart w:id="34" w:name="_Toc199108489"/>
+      <w:bookmarkStart w:id="35" w:name="_Toc194206951"/>
       <w:r>
         <w:t xml:space="preserve">Экран </w:t>
       </w:r>
       <w:r>
         <w:t>ввода кода подтверждения</w:t>
       </w:r>
-      <w:bookmarkEnd w:id="34"/>
+      <w:bookmarkEnd w:id="35"/>
     </w:p>
     <w:p>
       <w:pPr>
@@ -12775,7 +12958,7 @@
       <w:pPr>
         <w:pStyle w:val="3"/>
       </w:pPr>
-      <w:bookmarkStart w:id="35" w:name="_Toc199108490"/>
+      <w:bookmarkStart w:id="36" w:name="_Toc194206952"/>
       <w:r>
         <w:t>Экран</w:t>
       </w:r>
@@ -12785,7 +12968,7 @@
       <w:r>
         <w:t>авторизации</w:t>
       </w:r>
-      <w:bookmarkEnd w:id="35"/>
+      <w:bookmarkEnd w:id="36"/>
     </w:p>
     <w:p>
       <w:pPr>
@@ -13333,11 +13516,11 @@
       <w:pPr>
         <w:pStyle w:val="3"/>
       </w:pPr>
-      <w:bookmarkStart w:id="36" w:name="_Toc199108491"/>
+      <w:bookmarkStart w:id="37" w:name="_Toc194206953"/>
       <w:r>
         <w:t>Экран чата с ИИ-ассистентом</w:t>
       </w:r>
-      <w:bookmarkEnd w:id="36"/>
+      <w:bookmarkEnd w:id="37"/>
     </w:p>
     <w:p>
       <w:pPr>
@@ -13809,11 +13992,11 @@
       <w:pPr>
         <w:pStyle w:val="3"/>
       </w:pPr>
-      <w:bookmarkStart w:id="37" w:name="_Toc199108492"/>
+      <w:bookmarkStart w:id="38" w:name="_Toc194206954"/>
       <w:r>
         <w:t>Экран календаря</w:t>
       </w:r>
-      <w:bookmarkEnd w:id="37"/>
+      <w:bookmarkEnd w:id="38"/>
     </w:p>
     <w:p>
       <w:pPr>
@@ -15072,11 +15255,11 @@
       <w:pPr>
         <w:pStyle w:val="3"/>
       </w:pPr>
-      <w:bookmarkStart w:id="38" w:name="_Toc199108493"/>
+      <w:bookmarkStart w:id="39" w:name="_Toc194206955"/>
       <w:r>
         <w:t>Экран аналитики</w:t>
       </w:r>
-      <w:bookmarkEnd w:id="38"/>
+      <w:bookmarkEnd w:id="39"/>
     </w:p>
     <w:p>
       <w:pPr>
@@ -15432,11 +15615,11 @@
       <w:pPr>
         <w:pStyle w:val="3"/>
       </w:pPr>
-      <w:bookmarkStart w:id="39" w:name="_Toc199108494"/>
+      <w:bookmarkStart w:id="40" w:name="_Toc194206956"/>
       <w:r>
         <w:t>Экран настроек</w:t>
       </w:r>
-      <w:bookmarkEnd w:id="39"/>
+      <w:bookmarkEnd w:id="40"/>
     </w:p>
     <w:p>
       <w:pPr>
@@ -16210,11 +16393,11 @@
       <w:pPr>
         <w:pStyle w:val="2"/>
       </w:pPr>
-      <w:bookmarkStart w:id="40" w:name="_Toc199108495"/>
+      <w:bookmarkStart w:id="41" w:name="_Toc194206957"/>
       <w:r>
         <w:t>Навигация по приложению</w:t>
       </w:r>
-      <w:bookmarkEnd w:id="40"/>
+      <w:bookmarkEnd w:id="41"/>
     </w:p>
     <w:p>
       <w:pPr>
@@ -16719,12 +16902,12 @@
       <w:pPr>
         <w:pStyle w:val="10"/>
       </w:pPr>
-      <w:bookmarkStart w:id="41" w:name="_Toc199108496"/>
+      <w:bookmarkStart w:id="42" w:name="_Toc194206958"/>
       <w:r>
         <w:lastRenderedPageBreak/>
         <w:t>Состав и содержание работ по созданию приложения</w:t>
       </w:r>
-      <w:bookmarkEnd w:id="41"/>
+      <w:bookmarkEnd w:id="42"/>
     </w:p>
     <w:p>
       <w:pPr>
@@ -16953,12 +17136,12 @@
       <w:pPr>
         <w:pStyle w:val="10"/>
       </w:pPr>
-      <w:bookmarkStart w:id="42" w:name="_Toc199108497"/>
+      <w:bookmarkStart w:id="43" w:name="_Toc194206959"/>
       <w:r>
         <w:lastRenderedPageBreak/>
         <w:t>Порядок разработки приложения</w:t>
       </w:r>
-      <w:bookmarkEnd w:id="42"/>
+      <w:bookmarkEnd w:id="43"/>
     </w:p>
     <w:p>
       <w:pPr>
@@ -17087,12 +17270,12 @@
       <w:pPr>
         <w:pStyle w:val="10"/>
       </w:pPr>
-      <w:bookmarkStart w:id="43" w:name="_Toc199108498"/>
+      <w:bookmarkStart w:id="44" w:name="_Toc194206960"/>
       <w:r>
         <w:lastRenderedPageBreak/>
         <w:t>Порядок контроля и приемки приложения</w:t>
       </w:r>
-      <w:bookmarkEnd w:id="43"/>
+      <w:bookmarkEnd w:id="44"/>
     </w:p>
     <w:p>
       <w:pPr>
@@ -17369,12 +17552,12 @@
       <w:pPr>
         <w:pStyle w:val="10"/>
       </w:pPr>
-      <w:bookmarkStart w:id="44" w:name="_Toc199108499"/>
+      <w:bookmarkStart w:id="45" w:name="_Toc194206961"/>
       <w:r>
         <w:lastRenderedPageBreak/>
         <w:t>Требования к документированию</w:t>
       </w:r>
-      <w:bookmarkEnd w:id="44"/>
+      <w:bookmarkEnd w:id="45"/>
     </w:p>
     <w:p>
       <w:pPr>
@@ -17393,11 +17576,11 @@
       <w:pPr>
         <w:pStyle w:val="2"/>
       </w:pPr>
-      <w:bookmarkStart w:id="45" w:name="_Toc199108500"/>
+      <w:bookmarkStart w:id="46" w:name="_Toc194206962"/>
       <w:r>
         <w:t>Перечень подлежащих разработке документов</w:t>
       </w:r>
-      <w:bookmarkEnd w:id="45"/>
+      <w:bookmarkEnd w:id="46"/>
     </w:p>
     <w:p>
       <w:pPr>
@@ -17507,12 +17690,12 @@
       <w:r>
         <w:br w:type="page"/>
       </w:r>
-      <w:bookmarkStart w:id="46" w:name="_Toc199108501"/>
+      <w:bookmarkStart w:id="47" w:name="_Toc194206963"/>
       <w:r>
         <w:lastRenderedPageBreak/>
         <w:t>Пользовательские сценарии</w:t>
       </w:r>
-      <w:bookmarkEnd w:id="46"/>
+      <w:bookmarkEnd w:id="47"/>
     </w:p>
     <w:p>
       <w:pPr>
@@ -18066,7 +18249,13 @@
         <w:pStyle w:val="-"/>
       </w:pPr>
       <w:r>
-        <w:t>Просмотр экрана чата с ИИ-ассистентом</w:t>
+        <w:t xml:space="preserve">Просмотр </w:t>
+      </w:r>
+      <w:r>
+        <w:t>экрана</w:t>
+      </w:r>
+      <w:r>
+        <w:t xml:space="preserve"> чата с ИИ-ассистентом</w:t>
       </w:r>
     </w:p>
     <w:p>
@@ -18533,7 +18722,6 @@
       <w:r>
         <w:rPr>
           <w:rFonts w:ascii="Times New Roman" w:hAnsi="Times New Roman" w:cs="Times New Roman"/>
-          <w:noProof/>
           <w:sz w:val="28"/>
           <w:szCs w:val="28"/>
         </w:rPr>
@@ -19304,7 +19492,13 @@
         <w:t>Просмотр</w:t>
       </w:r>
       <w:r>
-        <w:t xml:space="preserve"> экрана со </w:t>
+        <w:t xml:space="preserve"> </w:t>
+      </w:r>
+      <w:r>
+        <w:t>экрана</w:t>
+      </w:r>
+      <w:r>
+        <w:t xml:space="preserve"> со </w:t>
       </w:r>
       <w:r>
         <w:t>списком</w:t>
@@ -19740,12 +19934,12 @@
           <w:lang w:val="en-US"/>
         </w:rPr>
       </w:pPr>
-      <w:bookmarkStart w:id="47" w:name="_Toc199108502"/>
+      <w:bookmarkStart w:id="48" w:name="_Toc194206964"/>
       <w:r>
         <w:lastRenderedPageBreak/>
         <w:t>ПРИЛОЖЕНИЕ</w:t>
       </w:r>
-      <w:bookmarkEnd w:id="47"/>
+      <w:bookmarkEnd w:id="48"/>
     </w:p>
     <w:p>
       <w:pPr>
@@ -20153,7 +20347,19 @@
         <w:rPr>
           <w:lang w:val="en-US" w:eastAsia="ru-RU"/>
         </w:rPr>
-        <w:t xml:space="preserve"> 2)</w:t>
+        <w:t xml:space="preserve"> </w:t>
+      </w:r>
+      <w:r>
+        <w:rPr>
+          <w:lang w:val="en-US" w:eastAsia="ru-RU"/>
+        </w:rPr>
+        <w:t>2</w:t>
+      </w:r>
+      <w:r>
+        <w:rPr>
+          <w:lang w:val="en-US" w:eastAsia="ru-RU"/>
+        </w:rPr>
+        <w:t>)</w:t>
       </w:r>
     </w:p>
     <w:p>
@@ -23731,9 +23937,6 @@
   </w:num>
   <w:num w:numId="26">
     <w:abstractNumId w:val="23"/>
-  </w:num>
-  <w:num w:numId="27">
-    <w:abstractNumId w:val="2"/>
   </w:num>
   <w:numIdMacAtCleanup w:val="26"/>
 </w:numbering>
@@ -24222,7 +24425,6 @@
   <w:style w:type="character" w:default="1" w:styleId="a1">
     <w:name w:val="Default Paragraph Font"/>
     <w:uiPriority w:val="1"/>
-    <w:semiHidden/>
     <w:unhideWhenUsed/>
   </w:style>
   <w:style w:type="table" w:default="1" w:styleId="a2">
@@ -24451,7 +24653,7 @@
     <w:rsid w:val="00077B1B"/>
     <w:pPr>
       <w:numPr>
-        <w:numId w:val="27"/>
+        <w:numId w:val="25"/>
       </w:numPr>
     </w:pPr>
   </w:style>
